--- a/property report .docx
+++ b/property report .docx
@@ -1,10 +1,10 @@
 
 <file path=word/document.xml><?xml version="1.0" encoding="utf-8"?>
-<w:document xmlns:wpc="http://schemas.microsoft.com/office/word/2010/wordprocessingCanvas" xmlns:cx="http://schemas.microsoft.com/office/drawing/2014/chartex" xmlns:cx1="http://schemas.microsoft.com/office/drawing/2015/9/8/chartex" xmlns:cx2="http://schemas.microsoft.com/office/drawing/2015/10/21/chartex" xmlns:cx3="http://schemas.microsoft.com/office/drawing/2016/5/9/chartex" xmlns:cx4="http://schemas.microsoft.com/office/drawing/2016/5/10/chartex" xmlns:cx5="http://schemas.microsoft.com/office/drawing/2016/5/11/chartex" xmlns:cx6="http://schemas.microsoft.com/office/drawing/2016/5/12/chartex" xmlns:cx7="http://schemas.microsoft.com/office/drawing/2016/5/13/chartex" xmlns:cx8="http://schemas.microsoft.com/office/drawing/2016/5/14/chartex" xmlns:mc="http://schemas.openxmlformats.org/markup-compatibility/2006" xmlns:aink="http://schemas.microsoft.com/office/drawing/2016/ink" xmlns:am3d="http://schemas.microsoft.com/office/drawing/2017/model3d" xmlns:o="urn:schemas-microsoft-com:office:office" xmlns:oel="http://schemas.microsoft.com/office/2019/extlst" xmlns:r="http://schemas.openxmlformats.org/officeDocument/2006/relationships" xmlns:m="http://schemas.openxmlformats.org/officeDocument/2006/math" xmlns:v="urn:schemas-microsoft-com:vml" xmlns:wp14="http://schemas.microsoft.com/office/word/2010/wordprocessingDrawing" xmlns:wp="http://schemas.openxmlformats.org/drawingml/2006/wordprocessingDrawing" xmlns:w10="urn:schemas-microsoft-com:office:word" xmlns:w="http://schemas.openxmlformats.org/wordprocessingml/2006/main" xmlns:w14="http://schemas.microsoft.com/office/word/2010/wordml" xmlns:w15="http://schemas.microsoft.com/office/word/2012/wordml" xmlns:w16cex="http://schemas.microsoft.com/office/word/2018/wordml/cex" xmlns:w16cid="http://schemas.microsoft.com/office/word/2016/wordml/cid" xmlns:w16="http://schemas.microsoft.com/office/word/2018/wordml" xmlns:w16du="http://schemas.microsoft.com/office/word/2023/wordml/word16du" xmlns:w16sdtdh="http://schemas.microsoft.com/office/word/2020/wordml/sdtdatahash" xmlns:w16sdtfl="http://schemas.microsoft.com/office/word/2024/wordml/sdtformatlock" xmlns:w16se="http://schemas.microsoft.com/office/word/2015/wordml/symex" xmlns:wpg="http://schemas.microsoft.com/office/word/2010/wordprocessingGroup" xmlns:wpi="http://schemas.microsoft.com/office/word/2010/wordprocessingInk" xmlns:wne="http://schemas.microsoft.com/office/word/2006/wordml" xmlns:wps="http://schemas.microsoft.com/office/word/2010/wordprocessingShape" mc:Ignorable="w14 w15 w16se w16cid w16 w16cex w16sdtdh w16sdtfl w16du wp14">
+<w:document xmlns:wpc="http://schemas.microsoft.com/office/word/2010/wordprocessingCanvas" xmlns:mc="http://schemas.openxmlformats.org/markup-compatibility/2006" xmlns:o="urn:schemas-microsoft-com:office:office" xmlns:r="http://schemas.openxmlformats.org/officeDocument/2006/relationships" xmlns:m="http://schemas.openxmlformats.org/officeDocument/2006/math" xmlns:v="urn:schemas-microsoft-com:vml" xmlns:wp14="http://schemas.microsoft.com/office/word/2010/wordprocessingDrawing" xmlns:wp="http://schemas.openxmlformats.org/drawingml/2006/wordprocessingDrawing" xmlns:w="http://schemas.openxmlformats.org/wordprocessingml/2006/main" xmlns:w14="http://schemas.microsoft.com/office/word/2010/wordml" xmlns:w10="urn:schemas-microsoft-com:office:word" xmlns:w15="http://schemas.microsoft.com/office/word/2012/wordml" xmlns:wpg="http://schemas.microsoft.com/office/word/2010/wordprocessingGroup" xmlns:wpi="http://schemas.microsoft.com/office/word/2010/wordprocessingInk" xmlns:wne="http://schemas.microsoft.com/office/word/2006/wordml" xmlns:wps="http://schemas.microsoft.com/office/word/2010/wordprocessingShape" xmlns:wpsCustomData="http://www.wps.cn/officeDocument/2013/wpsCustomData" mc:Ignorable="w14 w15 wp14">
   <w:body>
     <w:p>
       <w:pPr>
-        <w:pStyle w:val="Heading1"/>
+        <w:pStyle w:val="2"/>
         <w:ind w:left="720" w:firstLine="720"/>
         <w:rPr>
           <w:rFonts w:ascii="Arial Black" w:hAnsi="Arial Black"/>
@@ -26,7 +26,7 @@
           <w:b/>
           <w:bCs/>
         </w:rPr>
-        <w:br/>
+        <w:br w:type="textWrapping"/>
       </w:r>
       <w:r>
         <w:rPr>
@@ -66,20 +66,12 @@
           <w:b/>
           <w:bCs/>
         </w:rPr>
-        <w:t>ON</w:t>
-      </w:r>
-      <w:r>
-        <w:rPr>
-          <w:rFonts w:ascii="Arial Black" w:hAnsi="Arial Black"/>
-          <w:b/>
-          <w:bCs/>
-        </w:rPr>
-        <w:t xml:space="preserve">                           </w:t>
-      </w:r>
-    </w:p>
-    <w:p>
-      <w:pPr>
-        <w:pStyle w:val="Heading1"/>
+        <w:t xml:space="preserve">ON                           </w:t>
+      </w:r>
+    </w:p>
+    <w:p>
+      <w:pPr>
+        <w:pStyle w:val="2"/>
         <w:rPr>
           <w:rFonts w:ascii="Arial Black" w:hAnsi="Arial Black"/>
           <w:b/>
@@ -96,18 +88,21 @@
           <w:sz w:val="24"/>
           <w:szCs w:val="24"/>
         </w:rPr>
-        <w:t xml:space="preserve">  </w:t>
-      </w:r>
-      <w:r>
-        <w:rPr>
-          <w:rFonts w:ascii="Arial Black" w:hAnsi="Arial Black"/>
+        <w:t xml:space="preserve">  “REAL ESTATE PRICE P</w:t>
+      </w:r>
+      <w:r>
+        <w:rPr>
+          <w:rFonts w:hint="default" w:ascii="Arial Black" w:hAnsi="Arial Black"/>
           <w:b/>
           <w:bCs/>
           <w:sz w:val="24"/>
           <w:szCs w:val="24"/>
-        </w:rPr>
-        <w:t xml:space="preserve">“REAL ESTATE PRICE PTREDICTION USING MACHINE </w:t>
-      </w:r>
+          <w:lang w:val="en-US"/>
+        </w:rPr>
+        <w:t>REDIC</w:t>
+      </w:r>
+      <w:bookmarkStart w:id="0" w:name="_GoBack"/>
+      <w:bookmarkEnd w:id="0"/>
       <w:r>
         <w:rPr>
           <w:rFonts w:ascii="Arial Black" w:hAnsi="Arial Black"/>
@@ -116,14 +111,14 @@
           <w:sz w:val="24"/>
           <w:szCs w:val="24"/>
         </w:rPr>
-        <w:t>LEARNING”</w:t>
+        <w:t>TION USING MACHINE LEARNING”</w:t>
       </w:r>
     </w:p>
     <w:p/>
     <w:p/>
     <w:p>
       <w:pPr>
-        <w:pStyle w:val="Heading1"/>
+        <w:pStyle w:val="2"/>
         <w:rPr>
           <w:rFonts w:ascii="Arial Rounded MT Bold" w:hAnsi="Arial Rounded MT Bold"/>
           <w:b/>
@@ -138,6 +133,8 @@
       </w:r>
       <w:r>
         <w:tab/>
+      </w:r>
+      <w:r>
         <w:t xml:space="preserve">    </w:t>
       </w:r>
       <w:r>
@@ -179,37 +176,15 @@
       </w:r>
       <w:r>
         <w:tab/>
+      </w:r>
+      <w:r>
         <w:t xml:space="preserve"> </w:t>
       </w:r>
       <w:r>
         <w:rPr>
           <w:rFonts w:ascii="Times New Roman" w:hAnsi="Times New Roman" w:cs="Times New Roman"/>
         </w:rPr>
-        <w:t xml:space="preserve">Roll </w:t>
-      </w:r>
-      <w:r>
-        <w:rPr>
-          <w:rFonts w:ascii="Times New Roman" w:hAnsi="Times New Roman" w:cs="Times New Roman"/>
-        </w:rPr>
-        <w:t>N</w:t>
-      </w:r>
-      <w:r>
-        <w:rPr>
-          <w:rFonts w:ascii="Times New Roman" w:hAnsi="Times New Roman" w:cs="Times New Roman"/>
-        </w:rPr>
-        <w:t>o.</w:t>
-      </w:r>
-      <w:r>
-        <w:rPr>
-          <w:rFonts w:ascii="Times New Roman" w:hAnsi="Times New Roman" w:cs="Times New Roman"/>
-        </w:rPr>
-        <w:t>:</w:t>
-      </w:r>
-      <w:r>
-        <w:rPr>
-          <w:rFonts w:ascii="Times New Roman" w:hAnsi="Times New Roman" w:cs="Times New Roman"/>
-        </w:rPr>
-        <w:t xml:space="preserve">  AIML-A6/MAY-9908</w:t>
+        <w:t>Roll No.:  AIML-A6/MAY-9908</w:t>
       </w:r>
     </w:p>
     <w:p>
@@ -261,19 +236,18 @@
           <w:rFonts w:ascii="Times New Roman" w:hAnsi="Times New Roman" w:cs="Times New Roman"/>
         </w:rPr>
         <w:tab/>
-        <w:t xml:space="preserve"> Roll No.:</w:t>
-      </w:r>
-      <w:r>
-        <w:rPr>
-          <w:rFonts w:ascii="Times New Roman" w:hAnsi="Times New Roman" w:cs="Times New Roman"/>
-        </w:rPr>
-        <w:t xml:space="preserve"> AIML-A6/MAY-10015</w:t>
+      </w:r>
+      <w:r>
+        <w:rPr>
+          <w:rFonts w:ascii="Times New Roman" w:hAnsi="Times New Roman" w:cs="Times New Roman"/>
+        </w:rPr>
+        <w:t xml:space="preserve"> Roll No.: AIML-A6/MAY-10015</w:t>
       </w:r>
     </w:p>
     <w:p/>
     <w:p>
       <w:pPr>
-        <w:pStyle w:val="Heading1"/>
+        <w:pStyle w:val="2"/>
         <w:rPr>
           <w:rFonts w:ascii="Bahnschrift SemiBold" w:hAnsi="Bahnschrift SemiBold"/>
           <w:b/>
@@ -295,7 +269,7 @@
     </w:p>
     <w:p>
       <w:pPr>
-        <w:pStyle w:val="Heading1"/>
+        <w:pStyle w:val="2"/>
         <w:rPr>
           <w:rFonts w:ascii="Bahnschrift SemiBold" w:hAnsi="Bahnschrift SemiBold"/>
           <w:b/>
@@ -308,24 +282,22 @@
           <w:b/>
           <w:bCs/>
         </w:rPr>
-        <w:t xml:space="preserve">   </w:t>
-      </w:r>
-      <w:r>
+        <w:t xml:space="preserve">   ARTIFICIAL INTELLIGENCE-INTERNSELITE</w:t>
+      </w:r>
+    </w:p>
+    <w:p>
+      <w:pPr>
+        <w:pStyle w:val="2"/>
         <w:rPr>
           <w:rFonts w:ascii="Arial Rounded MT Bold" w:hAnsi="Arial Rounded MT Bold"/>
-          <w:b/>
-          <w:bCs/>
-        </w:rPr>
-        <w:t>ARTIFICIAL INTELLIGENCE-INTERNSELITE</w:t>
-      </w:r>
-    </w:p>
-    <w:p>
-      <w:pPr>
-        <w:pStyle w:val="Heading1"/>
+        </w:rPr>
+      </w:pPr>
+      <w:r>
         <w:rPr>
           <w:rFonts w:ascii="Arial Rounded MT Bold" w:hAnsi="Arial Rounded MT Bold"/>
         </w:rPr>
-      </w:pPr>
+        <w:tab/>
+      </w:r>
       <w:r>
         <w:rPr>
           <w:rFonts w:ascii="Arial Rounded MT Bold" w:hAnsi="Arial Rounded MT Bold"/>
@@ -336,25 +308,7 @@
         <w:rPr>
           <w:rFonts w:ascii="Arial Rounded MT Bold" w:hAnsi="Arial Rounded MT Bold"/>
         </w:rPr>
-        <w:tab/>
-      </w:r>
-      <w:r>
-        <w:rPr>
-          <w:rFonts w:ascii="Arial Rounded MT Bold" w:hAnsi="Arial Rounded MT Bold"/>
-        </w:rPr>
-        <w:t xml:space="preserve">      </w:t>
-      </w:r>
-      <w:r>
-        <w:rPr>
-          <w:rFonts w:ascii="Arial Rounded MT Bold" w:hAnsi="Arial Rounded MT Bold"/>
-        </w:rPr>
-        <w:t>BATCH</w:t>
-      </w:r>
-      <w:r>
-        <w:rPr>
-          <w:rFonts w:ascii="Arial Rounded MT Bold" w:hAnsi="Arial Rounded MT Bold"/>
-        </w:rPr>
-        <w:t xml:space="preserve"> – AIML MAY 2026</w:t>
+        <w:t xml:space="preserve">      BATCH – AIML MAY 2026</w:t>
       </w:r>
     </w:p>
     <w:p/>
@@ -369,7 +323,7 @@
     <w:p/>
     <w:p>
       <w:pPr>
-        <w:pStyle w:val="Heading1"/>
+        <w:pStyle w:val="2"/>
         <w:rPr>
           <w:rFonts w:ascii="Arial Black" w:hAnsi="Arial Black"/>
           <w:b/>
@@ -380,7 +334,6 @@
         </w:rPr>
       </w:pPr>
       <w:r>
-        <w:lastRenderedPageBreak/>
         <w:tab/>
       </w:r>
       <w:r>
@@ -388,10 +341,14 @@
       </w:r>
       <w:r>
         <w:tab/>
+      </w:r>
+      <w:r>
         <w:t xml:space="preserve"> </w:t>
       </w:r>
       <w:r>
         <w:tab/>
+      </w:r>
+      <w:r>
         <w:t xml:space="preserve">  </w:t>
       </w:r>
       <w:r>
@@ -436,13 +393,7 @@
         <w:rPr>
           <w:rFonts w:ascii="Times New Roman" w:hAnsi="Times New Roman" w:cs="Times New Roman"/>
         </w:rPr>
-        <w:t xml:space="preserve"> </w:t>
-      </w:r>
-      <w:r>
-        <w:rPr>
-          <w:rFonts w:ascii="Times New Roman" w:hAnsi="Times New Roman" w:cs="Times New Roman"/>
-        </w:rPr>
-        <w:t>Real Estate Price Prediction Using Machine Learning</w:t>
+        <w:t xml:space="preserve"> Real Estate Price Prediction Using Machine Learning</w:t>
       </w:r>
     </w:p>
     <w:p>
@@ -505,19 +456,7 @@
         <w:rPr>
           <w:rFonts w:ascii="Times New Roman" w:hAnsi="Times New Roman" w:cs="Times New Roman"/>
         </w:rPr>
-        <w:t>AIML-A6/MAY-9908</w:t>
-      </w:r>
-      <w:r>
-        <w:rPr>
-          <w:rFonts w:ascii="Times New Roman" w:hAnsi="Times New Roman" w:cs="Times New Roman"/>
-        </w:rPr>
-        <w:t xml:space="preserve">, </w:t>
-      </w:r>
-      <w:r>
-        <w:rPr>
-          <w:rFonts w:ascii="Times New Roman" w:hAnsi="Times New Roman" w:cs="Times New Roman"/>
-        </w:rPr>
-        <w:t>AIML-A6/MAY-10015</w:t>
+        <w:t>AIML-A6/MAY-9908, AIML-A6/MAY-10015</w:t>
       </w:r>
     </w:p>
     <w:p>
@@ -536,37 +475,13 @@
           <w:bCs/>
           <w:u w:val="single"/>
         </w:rPr>
-        <w:t>BA</w:t>
-      </w:r>
-      <w:r>
-        <w:rPr>
-          <w:rFonts w:ascii="Times New Roman" w:hAnsi="Times New Roman" w:cs="Times New Roman"/>
-          <w:b/>
-          <w:bCs/>
-          <w:u w:val="single"/>
-        </w:rPr>
-        <w:t>T</w:t>
-      </w:r>
-      <w:r>
-        <w:rPr>
-          <w:rFonts w:ascii="Times New Roman" w:hAnsi="Times New Roman" w:cs="Times New Roman"/>
-          <w:b/>
-          <w:bCs/>
-          <w:u w:val="single"/>
-        </w:rPr>
-        <w:t>CH</w:t>
-      </w:r>
-      <w:r>
-        <w:rPr>
-          <w:rFonts w:ascii="Times New Roman" w:hAnsi="Times New Roman" w:cs="Times New Roman"/>
-        </w:rPr>
-        <w:t>:</w:t>
-      </w:r>
-      <w:r>
-        <w:rPr>
-          <w:rFonts w:ascii="Times New Roman" w:hAnsi="Times New Roman" w:cs="Times New Roman"/>
-        </w:rPr>
-        <w:t xml:space="preserve"> AIML MAY 2026</w:t>
+        <w:t>BATCH</w:t>
+      </w:r>
+      <w:r>
+        <w:rPr>
+          <w:rFonts w:ascii="Times New Roman" w:hAnsi="Times New Roman" w:cs="Times New Roman"/>
+        </w:rPr>
+        <w:t>: AIML MAY 2026</w:t>
       </w:r>
       <w:r>
         <w:rPr>
@@ -587,7 +502,7 @@
     </w:p>
     <w:p>
       <w:pPr>
-        <w:pStyle w:val="ListParagraph"/>
+        <w:pStyle w:val="31"/>
         <w:numPr>
           <w:ilvl w:val="0"/>
           <w:numId w:val="1"/>
@@ -625,7 +540,7 @@
     </w:p>
     <w:p>
       <w:pPr>
-        <w:pStyle w:val="ListParagraph"/>
+        <w:pStyle w:val="31"/>
         <w:tabs>
           <w:tab w:val="left" w:pos="2490"/>
         </w:tabs>
@@ -637,26 +552,12 @@
         <w:rPr>
           <w:rFonts w:ascii="Times New Roman" w:hAnsi="Times New Roman" w:cs="Times New Roman"/>
         </w:rPr>
-        <w:t xml:space="preserve">The dataset undergoes preprocessing techniques such as data cleaning, handling missing values, feature engineering, and encoding of categorical variables before training the machine learning model. The developed model </w:t>
-      </w:r>
-      <w:proofErr w:type="spellStart"/>
-      <w:r>
-        <w:rPr>
-          <w:rFonts w:ascii="Times New Roman" w:hAnsi="Times New Roman" w:cs="Times New Roman"/>
-        </w:rPr>
-        <w:t>analyzes</w:t>
-      </w:r>
-      <w:proofErr w:type="spellEnd"/>
-      <w:r>
-        <w:rPr>
-          <w:rFonts w:ascii="Times New Roman" w:hAnsi="Times New Roman" w:cs="Times New Roman"/>
-        </w:rPr>
-        <w:t xml:space="preserve"> the relationship between these features and property prices to generate accurate price predictions. This system can assist buyers, sellers, investors, and real estate agencies in making informed and data-driven property valuation decisions while demonstrating the practical application of Artificial Intelligence in the real estate industry.</w:t>
-      </w:r>
-    </w:p>
-    <w:p>
-      <w:pPr>
-        <w:pStyle w:val="ListParagraph"/>
+        <w:t>The dataset undergoes preprocessing techniques such as data cleaning, handling missing values, feature engineering, and encoding of categorical variables before training the machine learning model. The developed model analyzes the relationship between these features and property prices to generate accurate price predictions. This system can assist buyers, sellers, investors, and real estate agencies in making informed and data-driven property valuation decisions while demonstrating the practical application of Artificial Intelligence in the real estate industry.</w:t>
+      </w:r>
+    </w:p>
+    <w:p>
+      <w:pPr>
+        <w:pStyle w:val="31"/>
         <w:tabs>
           <w:tab w:val="left" w:pos="2490"/>
         </w:tabs>
@@ -667,7 +568,7 @@
     </w:p>
     <w:p>
       <w:pPr>
-        <w:pStyle w:val="ListParagraph"/>
+        <w:pStyle w:val="31"/>
         <w:numPr>
           <w:ilvl w:val="0"/>
           <w:numId w:val="1"/>
@@ -699,7 +600,7 @@
     </w:p>
     <w:p>
       <w:pPr>
-        <w:pStyle w:val="ListParagraph"/>
+        <w:pStyle w:val="31"/>
         <w:tabs>
           <w:tab w:val="left" w:pos="2490"/>
         </w:tabs>
@@ -711,7 +612,7 @@
     </w:p>
     <w:p>
       <w:pPr>
-        <w:pStyle w:val="ListParagraph"/>
+        <w:pStyle w:val="31"/>
         <w:tabs>
           <w:tab w:val="left" w:pos="2490"/>
         </w:tabs>
@@ -737,7 +638,7 @@
     </w:p>
     <w:p>
       <w:pPr>
-        <w:pStyle w:val="ListParagraph"/>
+        <w:pStyle w:val="31"/>
         <w:tabs>
           <w:tab w:val="left" w:pos="2490"/>
         </w:tabs>
@@ -749,7 +650,7 @@
     </w:p>
     <w:p>
       <w:pPr>
-        <w:pStyle w:val="ListParagraph"/>
+        <w:pStyle w:val="31"/>
         <w:tabs>
           <w:tab w:val="left" w:pos="2490"/>
         </w:tabs>
@@ -762,40 +663,12 @@
         <w:rPr>
           <w:rFonts w:ascii="Times New Roman" w:hAnsi="Times New Roman" w:cs="Times New Roman"/>
         </w:rPr>
-        <w:t xml:space="preserve">The system predicts real estate prices by </w:t>
-      </w:r>
-      <w:proofErr w:type="spellStart"/>
-      <w:r>
-        <w:rPr>
-          <w:rFonts w:ascii="Times New Roman" w:hAnsi="Times New Roman" w:cs="Times New Roman"/>
-        </w:rPr>
-        <w:t>analyzing</w:t>
-      </w:r>
-      <w:proofErr w:type="spellEnd"/>
-      <w:r>
-        <w:rPr>
-          <w:rFonts w:ascii="Times New Roman" w:hAnsi="Times New Roman" w:cs="Times New Roman"/>
-        </w:rPr>
-        <w:t xml:space="preserve"> important property features such as location, area, amenities, property type, and </w:t>
-      </w:r>
-      <w:proofErr w:type="spellStart"/>
-      <w:r>
-        <w:rPr>
-          <w:rFonts w:ascii="Times New Roman" w:hAnsi="Times New Roman" w:cs="Times New Roman"/>
-        </w:rPr>
-        <w:t>neighborhood</w:t>
-      </w:r>
-      <w:proofErr w:type="spellEnd"/>
-      <w:r>
-        <w:rPr>
-          <w:rFonts w:ascii="Times New Roman" w:hAnsi="Times New Roman" w:cs="Times New Roman"/>
-        </w:rPr>
-        <w:t xml:space="preserve"> information. The enhanced dataset and machine learning model improve the accuracy and reliability of price estimation.</w:t>
-      </w:r>
-    </w:p>
-    <w:p>
-      <w:pPr>
-        <w:pStyle w:val="ListParagraph"/>
+        <w:t>The system predicts real estate prices by analyzing important property features such as location, area, amenities, property type, and neighborhood information. The enhanced dataset and machine learning model improve the accuracy and reliability of price estimation.</w:t>
+      </w:r>
+    </w:p>
+    <w:p>
+      <w:pPr>
+        <w:pStyle w:val="31"/>
         <w:tabs>
           <w:tab w:val="left" w:pos="2490"/>
         </w:tabs>
@@ -807,7 +680,7 @@
     </w:p>
     <w:p>
       <w:pPr>
-        <w:pStyle w:val="ListParagraph"/>
+        <w:pStyle w:val="31"/>
         <w:tabs>
           <w:tab w:val="left" w:pos="2490"/>
         </w:tabs>
@@ -819,7 +692,7 @@
     </w:p>
     <w:p>
       <w:pPr>
-        <w:pStyle w:val="ListParagraph"/>
+        <w:pStyle w:val="31"/>
         <w:tabs>
           <w:tab w:val="left" w:pos="2490"/>
         </w:tabs>
@@ -831,7 +704,7 @@
     </w:p>
     <w:p>
       <w:pPr>
-        <w:pStyle w:val="ListParagraph"/>
+        <w:pStyle w:val="31"/>
         <w:tabs>
           <w:tab w:val="left" w:pos="2490"/>
         </w:tabs>
@@ -843,7 +716,7 @@
     </w:p>
     <w:p>
       <w:pPr>
-        <w:pStyle w:val="ListParagraph"/>
+        <w:pStyle w:val="31"/>
         <w:tabs>
           <w:tab w:val="left" w:pos="2490"/>
         </w:tabs>
@@ -855,7 +728,7 @@
     </w:p>
     <w:p>
       <w:pPr>
-        <w:pStyle w:val="ListParagraph"/>
+        <w:pStyle w:val="31"/>
         <w:tabs>
           <w:tab w:val="left" w:pos="2490"/>
         </w:tabs>
@@ -867,7 +740,7 @@
     </w:p>
     <w:p>
       <w:pPr>
-        <w:pStyle w:val="ListParagraph"/>
+        <w:pStyle w:val="31"/>
         <w:tabs>
           <w:tab w:val="left" w:pos="2490"/>
         </w:tabs>
@@ -879,7 +752,7 @@
     </w:p>
     <w:p>
       <w:pPr>
-        <w:pStyle w:val="ListParagraph"/>
+        <w:pStyle w:val="31"/>
         <w:tabs>
           <w:tab w:val="left" w:pos="2490"/>
         </w:tabs>
@@ -891,7 +764,7 @@
     </w:p>
     <w:p>
       <w:pPr>
-        <w:pStyle w:val="Heading1"/>
+        <w:pStyle w:val="2"/>
         <w:spacing w:before="120" w:after="840"/>
         <w:ind w:left="1440"/>
         <w:rPr>
@@ -911,7 +784,6 @@
           <w:sz w:val="44"/>
           <w:szCs w:val="44"/>
         </w:rPr>
-        <w:lastRenderedPageBreak/>
         <w:t xml:space="preserve">   </w:t>
       </w:r>
       <w:r>
@@ -928,19 +800,50 @@
     </w:p>
     <w:tbl>
       <w:tblPr>
-        <w:tblStyle w:val="TableGrid"/>
+        <w:tblStyle w:val="16"/>
         <w:tblpPr w:leftFromText="180" w:rightFromText="180" w:vertAnchor="page" w:horzAnchor="margin" w:tblpY="2531"/>
         <w:tblW w:w="0" w:type="auto"/>
-        <w:tblLook w:val="0000" w:firstRow="0" w:lastRow="0" w:firstColumn="0" w:lastColumn="0" w:noHBand="0" w:noVBand="0"/>
+        <w:tblInd w:w="0" w:type="dxa"/>
+        <w:tblBorders>
+          <w:top w:val="single" w:color="auto" w:sz="4" w:space="0"/>
+          <w:left w:val="single" w:color="auto" w:sz="4" w:space="0"/>
+          <w:bottom w:val="single" w:color="auto" w:sz="4" w:space="0"/>
+          <w:right w:val="single" w:color="auto" w:sz="4" w:space="0"/>
+          <w:insideH w:val="single" w:color="auto" w:sz="4" w:space="0"/>
+          <w:insideV w:val="single" w:color="auto" w:sz="4" w:space="0"/>
+        </w:tblBorders>
+        <w:tblLayout w:type="autofit"/>
+        <w:tblCellMar>
+          <w:top w:w="0" w:type="dxa"/>
+          <w:left w:w="108" w:type="dxa"/>
+          <w:bottom w:w="0" w:type="dxa"/>
+          <w:right w:w="108" w:type="dxa"/>
+        </w:tblCellMar>
       </w:tblPr>
       <w:tblGrid>
-        <w:gridCol w:w="1056"/>
+        <w:gridCol w:w="1057"/>
         <w:gridCol w:w="5885"/>
         <w:gridCol w:w="1512"/>
       </w:tblGrid>
       <w:tr>
+        <w:tblPrEx>
+          <w:tblBorders>
+            <w:top w:val="single" w:color="auto" w:sz="4" w:space="0"/>
+            <w:left w:val="single" w:color="auto" w:sz="4" w:space="0"/>
+            <w:bottom w:val="single" w:color="auto" w:sz="4" w:space="0"/>
+            <w:right w:val="single" w:color="auto" w:sz="4" w:space="0"/>
+            <w:insideH w:val="single" w:color="auto" w:sz="4" w:space="0"/>
+            <w:insideV w:val="single" w:color="auto" w:sz="4" w:space="0"/>
+          </w:tblBorders>
+          <w:tblCellMar>
+            <w:top w:w="0" w:type="dxa"/>
+            <w:left w:w="108" w:type="dxa"/>
+            <w:bottom w:w="0" w:type="dxa"/>
+            <w:right w:w="108" w:type="dxa"/>
+          </w:tblCellMar>
+        </w:tblPrEx>
         <w:trPr>
-          <w:trHeight w:val="320"/>
+          <w:trHeight w:val="320" w:hRule="atLeast"/>
         </w:trPr>
         <w:tc>
           <w:tcPr>
@@ -951,6 +854,7 @@
           </w:tcPr>
           <w:p>
             <w:pPr>
+              <w:spacing w:after="0" w:line="240" w:lineRule="auto"/>
               <w:rPr>
                 <w:rFonts w:ascii="Arial Black" w:hAnsi="Arial Black"/>
                 <w:b/>
@@ -962,7 +866,7 @@
                 <w:rFonts w:ascii="Arial Black" w:hAnsi="Arial Black"/>
                 <w:b/>
                 <w:bCs/>
-                <w:color w:val="1F3864" w:themeColor="accent1" w:themeShade="80"/>
+                <w:color w:val="203864" w:themeColor="accent1" w:themeShade="80"/>
               </w:rPr>
               <w:t>INDEX</w:t>
             </w:r>
@@ -974,6 +878,7 @@
           </w:tcPr>
           <w:p>
             <w:pPr>
+              <w:spacing w:after="0" w:line="240" w:lineRule="auto"/>
               <w:rPr>
                 <w:rFonts w:ascii="Arial Black" w:hAnsi="Arial Black"/>
               </w:rPr>
@@ -981,16 +886,9 @@
             <w:r>
               <w:rPr>
                 <w:rFonts w:ascii="Arial Black" w:hAnsi="Arial Black"/>
-                <w:color w:val="1F3864" w:themeColor="accent1" w:themeShade="80"/>
-              </w:rPr>
-              <w:t xml:space="preserve">                          </w:t>
-            </w:r>
-            <w:r>
-              <w:rPr>
-                <w:rFonts w:ascii="Arial Black" w:hAnsi="Arial Black"/>
-                <w:color w:val="1F3864" w:themeColor="accent1" w:themeShade="80"/>
-              </w:rPr>
-              <w:t xml:space="preserve">TOPICS </w:t>
+                <w:color w:val="203864" w:themeColor="accent1" w:themeShade="80"/>
+              </w:rPr>
+              <w:t xml:space="preserve">                          TOPICS </w:t>
             </w:r>
           </w:p>
         </w:tc>
@@ -1000,16 +898,17 @@
           </w:tcPr>
           <w:p>
             <w:pPr>
+              <w:spacing w:after="0" w:line="240" w:lineRule="auto"/>
               <w:ind w:right="-567"/>
               <w:rPr>
                 <w:rFonts w:ascii="Arial Black" w:hAnsi="Arial Black"/>
-                <w:color w:val="1F3864" w:themeColor="accent1" w:themeShade="80"/>
+                <w:color w:val="203864" w:themeColor="accent1" w:themeShade="80"/>
               </w:rPr>
             </w:pPr>
             <w:r>
               <w:rPr>
                 <w:rFonts w:ascii="Arial Black" w:hAnsi="Arial Black"/>
-                <w:color w:val="1F3864" w:themeColor="accent1" w:themeShade="80"/>
+                <w:color w:val="203864" w:themeColor="accent1" w:themeShade="80"/>
               </w:rPr>
               <w:t>PAGE NO.</w:t>
             </w:r>
@@ -1017,8 +916,24 @@
         </w:tc>
       </w:tr>
       <w:tr>
+        <w:tblPrEx>
+          <w:tblBorders>
+            <w:top w:val="single" w:color="auto" w:sz="4" w:space="0"/>
+            <w:left w:val="single" w:color="auto" w:sz="4" w:space="0"/>
+            <w:bottom w:val="single" w:color="auto" w:sz="4" w:space="0"/>
+            <w:right w:val="single" w:color="auto" w:sz="4" w:space="0"/>
+            <w:insideH w:val="single" w:color="auto" w:sz="4" w:space="0"/>
+            <w:insideV w:val="single" w:color="auto" w:sz="4" w:space="0"/>
+          </w:tblBorders>
+          <w:tblCellMar>
+            <w:top w:w="0" w:type="dxa"/>
+            <w:left w:w="108" w:type="dxa"/>
+            <w:bottom w:w="0" w:type="dxa"/>
+            <w:right w:w="108" w:type="dxa"/>
+          </w:tblCellMar>
+        </w:tblPrEx>
         <w:trPr>
-          <w:trHeight w:val="320"/>
+          <w:trHeight w:val="320" w:hRule="atLeast"/>
         </w:trPr>
         <w:tc>
           <w:tcPr>
@@ -1029,16 +944,16 @@
           </w:tcPr>
           <w:p>
             <w:pPr>
-              <w:pStyle w:val="ListParagraph"/>
+              <w:pStyle w:val="31"/>
               <w:numPr>
                 <w:ilvl w:val="0"/>
-                <w:numId w:val="5"/>
+                <w:numId w:val="2"/>
               </w:numPr>
-              <w:spacing w:before="360" w:after="360"/>
+              <w:spacing w:before="360" w:after="360" w:line="240" w:lineRule="auto"/>
               <w:ind w:left="567" w:right="340"/>
               <w:rPr>
                 <w:rFonts w:ascii="Times New Roman" w:hAnsi="Times New Roman" w:cs="Times New Roman"/>
-                <w:color w:val="1F3864" w:themeColor="accent1" w:themeShade="80"/>
+                <w:color w:val="203864" w:themeColor="accent1" w:themeShade="80"/>
               </w:rPr>
             </w:pPr>
           </w:p>
@@ -1049,17 +964,17 @@
           </w:tcPr>
           <w:p>
             <w:pPr>
-              <w:spacing w:before="360" w:after="360"/>
+              <w:spacing w:before="360" w:after="360" w:line="240" w:lineRule="auto"/>
               <w:ind w:left="567" w:right="340"/>
               <w:rPr>
                 <w:rFonts w:ascii="Times New Roman" w:hAnsi="Times New Roman" w:cs="Times New Roman"/>
-                <w:color w:val="1F3864" w:themeColor="accent1" w:themeShade="80"/>
+                <w:color w:val="203864" w:themeColor="accent1" w:themeShade="80"/>
               </w:rPr>
             </w:pPr>
             <w:r>
               <w:rPr>
                 <w:rFonts w:ascii="Times New Roman" w:hAnsi="Times New Roman" w:cs="Times New Roman"/>
-                <w:color w:val="1F3864" w:themeColor="accent1" w:themeShade="80"/>
+                <w:color w:val="203864" w:themeColor="accent1" w:themeShade="80"/>
               </w:rPr>
               <w:t>INTRODUCTION</w:t>
             </w:r>
@@ -1071,32 +986,34 @@
           </w:tcPr>
           <w:p>
             <w:pPr>
+              <w:spacing w:after="0" w:line="240" w:lineRule="auto"/>
               <w:ind w:left="567" w:right="340"/>
               <w:rPr>
                 <w:rFonts w:ascii="Times New Roman" w:hAnsi="Times New Roman" w:cs="Times New Roman"/>
-                <w:color w:val="1F3864" w:themeColor="accent1" w:themeShade="80"/>
+                <w:color w:val="203864" w:themeColor="accent1" w:themeShade="80"/>
               </w:rPr>
             </w:pPr>
             <w:r>
               <w:rPr>
                 <w:rFonts w:ascii="Times New Roman" w:hAnsi="Times New Roman" w:cs="Times New Roman"/>
-                <w:color w:val="1F3864" w:themeColor="accent1" w:themeShade="80"/>
+                <w:color w:val="203864" w:themeColor="accent1" w:themeShade="80"/>
               </w:rPr>
               <w:t xml:space="preserve"> </w:t>
             </w:r>
           </w:p>
           <w:p>
             <w:pPr>
+              <w:spacing w:after="0" w:line="240" w:lineRule="auto"/>
               <w:ind w:left="567" w:right="340"/>
               <w:rPr>
                 <w:rFonts w:ascii="Times New Roman" w:hAnsi="Times New Roman" w:cs="Times New Roman"/>
-                <w:color w:val="1F3864" w:themeColor="accent1" w:themeShade="80"/>
+                <w:color w:val="203864" w:themeColor="accent1" w:themeShade="80"/>
               </w:rPr>
             </w:pPr>
             <w:r>
               <w:rPr>
                 <w:rFonts w:ascii="Times New Roman" w:hAnsi="Times New Roman" w:cs="Times New Roman"/>
-                <w:color w:val="1F3864" w:themeColor="accent1" w:themeShade="80"/>
+                <w:color w:val="203864" w:themeColor="accent1" w:themeShade="80"/>
               </w:rPr>
               <w:t>4</w:t>
             </w:r>
@@ -1104,8 +1021,24 @@
         </w:tc>
       </w:tr>
       <w:tr>
+        <w:tblPrEx>
+          <w:tblBorders>
+            <w:top w:val="single" w:color="auto" w:sz="4" w:space="0"/>
+            <w:left w:val="single" w:color="auto" w:sz="4" w:space="0"/>
+            <w:bottom w:val="single" w:color="auto" w:sz="4" w:space="0"/>
+            <w:right w:val="single" w:color="auto" w:sz="4" w:space="0"/>
+            <w:insideH w:val="single" w:color="auto" w:sz="4" w:space="0"/>
+            <w:insideV w:val="single" w:color="auto" w:sz="4" w:space="0"/>
+          </w:tblBorders>
+          <w:tblCellMar>
+            <w:top w:w="0" w:type="dxa"/>
+            <w:left w:w="108" w:type="dxa"/>
+            <w:bottom w:w="0" w:type="dxa"/>
+            <w:right w:w="108" w:type="dxa"/>
+          </w:tblCellMar>
+        </w:tblPrEx>
         <w:trPr>
-          <w:trHeight w:val="320"/>
+          <w:trHeight w:val="320" w:hRule="atLeast"/>
         </w:trPr>
         <w:tc>
           <w:tcPr>
@@ -1113,16 +1046,16 @@
           </w:tcPr>
           <w:p>
             <w:pPr>
-              <w:pStyle w:val="ListParagraph"/>
+              <w:pStyle w:val="31"/>
               <w:numPr>
                 <w:ilvl w:val="0"/>
-                <w:numId w:val="5"/>
+                <w:numId w:val="2"/>
               </w:numPr>
-              <w:spacing w:before="360" w:after="360"/>
+              <w:spacing w:before="360" w:after="360" w:line="240" w:lineRule="auto"/>
               <w:ind w:left="567" w:right="340"/>
               <w:rPr>
                 <w:rFonts w:ascii="Times New Roman" w:hAnsi="Times New Roman" w:cs="Times New Roman"/>
-                <w:color w:val="1F3864" w:themeColor="accent1" w:themeShade="80"/>
+                <w:color w:val="203864" w:themeColor="accent1" w:themeShade="80"/>
               </w:rPr>
             </w:pPr>
           </w:p>
@@ -1133,17 +1066,17 @@
           </w:tcPr>
           <w:p>
             <w:pPr>
-              <w:spacing w:before="360" w:after="360"/>
+              <w:spacing w:before="360" w:after="360" w:line="240" w:lineRule="auto"/>
               <w:ind w:left="567" w:right="340"/>
               <w:rPr>
                 <w:rFonts w:ascii="Times New Roman" w:hAnsi="Times New Roman" w:cs="Times New Roman"/>
-                <w:color w:val="1F3864" w:themeColor="accent1" w:themeShade="80"/>
+                <w:color w:val="203864" w:themeColor="accent1" w:themeShade="80"/>
               </w:rPr>
             </w:pPr>
             <w:r>
               <w:rPr>
                 <w:rFonts w:ascii="Times New Roman" w:hAnsi="Times New Roman" w:cs="Times New Roman"/>
-                <w:color w:val="1F3864" w:themeColor="accent1" w:themeShade="80"/>
+                <w:color w:val="203864" w:themeColor="accent1" w:themeShade="80"/>
               </w:rPr>
               <w:t>PROBLEM STATEMENT</w:t>
             </w:r>
@@ -1155,32 +1088,42 @@
           </w:tcPr>
           <w:p>
             <w:pPr>
+              <w:spacing w:after="0" w:line="240" w:lineRule="auto"/>
               <w:ind w:left="567" w:right="340"/>
               <w:rPr>
                 <w:rFonts w:ascii="Times New Roman" w:hAnsi="Times New Roman" w:cs="Times New Roman"/>
-                <w:color w:val="1F3864" w:themeColor="accent1" w:themeShade="80"/>
+                <w:color w:val="203864" w:themeColor="accent1" w:themeShade="80"/>
               </w:rPr>
             </w:pPr>
             <w:r>
               <w:rPr>
                 <w:rFonts w:ascii="Times New Roman" w:hAnsi="Times New Roman" w:cs="Times New Roman"/>
-                <w:color w:val="1F3864" w:themeColor="accent1" w:themeShade="80"/>
-              </w:rPr>
-              <w:t xml:space="preserve">         </w:t>
-            </w:r>
-            <w:r>
-              <w:rPr>
-                <w:rFonts w:ascii="Times New Roman" w:hAnsi="Times New Roman" w:cs="Times New Roman"/>
-                <w:color w:val="1F3864" w:themeColor="accent1" w:themeShade="80"/>
-              </w:rPr>
-              <w:t>4</w:t>
+                <w:color w:val="203864" w:themeColor="accent1" w:themeShade="80"/>
+              </w:rPr>
+              <w:t xml:space="preserve">         4</w:t>
             </w:r>
           </w:p>
         </w:tc>
       </w:tr>
       <w:tr>
+        <w:tblPrEx>
+          <w:tblBorders>
+            <w:top w:val="single" w:color="auto" w:sz="4" w:space="0"/>
+            <w:left w:val="single" w:color="auto" w:sz="4" w:space="0"/>
+            <w:bottom w:val="single" w:color="auto" w:sz="4" w:space="0"/>
+            <w:right w:val="single" w:color="auto" w:sz="4" w:space="0"/>
+            <w:insideH w:val="single" w:color="auto" w:sz="4" w:space="0"/>
+            <w:insideV w:val="single" w:color="auto" w:sz="4" w:space="0"/>
+          </w:tblBorders>
+          <w:tblCellMar>
+            <w:top w:w="0" w:type="dxa"/>
+            <w:left w:w="108" w:type="dxa"/>
+            <w:bottom w:w="0" w:type="dxa"/>
+            <w:right w:w="108" w:type="dxa"/>
+          </w:tblCellMar>
+        </w:tblPrEx>
         <w:trPr>
-          <w:trHeight w:val="320"/>
+          <w:trHeight w:val="320" w:hRule="atLeast"/>
         </w:trPr>
         <w:tc>
           <w:tcPr>
@@ -1188,16 +1131,16 @@
           </w:tcPr>
           <w:p>
             <w:pPr>
-              <w:pStyle w:val="ListParagraph"/>
+              <w:pStyle w:val="31"/>
               <w:numPr>
                 <w:ilvl w:val="0"/>
-                <w:numId w:val="5"/>
+                <w:numId w:val="2"/>
               </w:numPr>
-              <w:spacing w:before="360" w:after="360"/>
+              <w:spacing w:before="360" w:after="360" w:line="240" w:lineRule="auto"/>
               <w:ind w:left="567" w:right="340"/>
               <w:rPr>
                 <w:rFonts w:ascii="Times New Roman" w:hAnsi="Times New Roman" w:cs="Times New Roman"/>
-                <w:color w:val="1F3864" w:themeColor="accent1" w:themeShade="80"/>
+                <w:color w:val="203864" w:themeColor="accent1" w:themeShade="80"/>
               </w:rPr>
             </w:pPr>
           </w:p>
@@ -1208,17 +1151,17 @@
           </w:tcPr>
           <w:p>
             <w:pPr>
-              <w:spacing w:before="360" w:after="360"/>
+              <w:spacing w:before="360" w:after="360" w:line="240" w:lineRule="auto"/>
               <w:ind w:left="567" w:right="340"/>
               <w:rPr>
                 <w:rFonts w:ascii="Times New Roman" w:hAnsi="Times New Roman" w:cs="Times New Roman"/>
-                <w:color w:val="1F3864" w:themeColor="accent1" w:themeShade="80"/>
+                <w:color w:val="203864" w:themeColor="accent1" w:themeShade="80"/>
               </w:rPr>
             </w:pPr>
             <w:r>
               <w:rPr>
                 <w:rFonts w:ascii="Times New Roman" w:hAnsi="Times New Roman" w:cs="Times New Roman"/>
-                <w:color w:val="1F3864" w:themeColor="accent1" w:themeShade="80"/>
+                <w:color w:val="203864" w:themeColor="accent1" w:themeShade="80"/>
               </w:rPr>
               <w:t>OBJECTIVES</w:t>
             </w:r>
@@ -1230,32 +1173,42 @@
           </w:tcPr>
           <w:p>
             <w:pPr>
+              <w:spacing w:after="0" w:line="240" w:lineRule="auto"/>
               <w:ind w:left="567" w:right="340"/>
               <w:rPr>
                 <w:rFonts w:ascii="Times New Roman" w:hAnsi="Times New Roman" w:cs="Times New Roman"/>
-                <w:color w:val="1F3864" w:themeColor="accent1" w:themeShade="80"/>
+                <w:color w:val="203864" w:themeColor="accent1" w:themeShade="80"/>
               </w:rPr>
             </w:pPr>
             <w:r>
               <w:rPr>
                 <w:rFonts w:ascii="Times New Roman" w:hAnsi="Times New Roman" w:cs="Times New Roman"/>
-                <w:color w:val="1F3864" w:themeColor="accent1" w:themeShade="80"/>
-              </w:rPr>
-              <w:t xml:space="preserve">         </w:t>
-            </w:r>
-            <w:r>
-              <w:rPr>
-                <w:rFonts w:ascii="Times New Roman" w:hAnsi="Times New Roman" w:cs="Times New Roman"/>
-                <w:color w:val="1F3864" w:themeColor="accent1" w:themeShade="80"/>
-              </w:rPr>
-              <w:t>5</w:t>
+                <w:color w:val="203864" w:themeColor="accent1" w:themeShade="80"/>
+              </w:rPr>
+              <w:t xml:space="preserve">         5</w:t>
             </w:r>
           </w:p>
         </w:tc>
       </w:tr>
       <w:tr>
+        <w:tblPrEx>
+          <w:tblBorders>
+            <w:top w:val="single" w:color="auto" w:sz="4" w:space="0"/>
+            <w:left w:val="single" w:color="auto" w:sz="4" w:space="0"/>
+            <w:bottom w:val="single" w:color="auto" w:sz="4" w:space="0"/>
+            <w:right w:val="single" w:color="auto" w:sz="4" w:space="0"/>
+            <w:insideH w:val="single" w:color="auto" w:sz="4" w:space="0"/>
+            <w:insideV w:val="single" w:color="auto" w:sz="4" w:space="0"/>
+          </w:tblBorders>
+          <w:tblCellMar>
+            <w:top w:w="0" w:type="dxa"/>
+            <w:left w:w="108" w:type="dxa"/>
+            <w:bottom w:w="0" w:type="dxa"/>
+            <w:right w:w="108" w:type="dxa"/>
+          </w:tblCellMar>
+        </w:tblPrEx>
         <w:trPr>
-          <w:trHeight w:val="320"/>
+          <w:trHeight w:val="320" w:hRule="atLeast"/>
         </w:trPr>
         <w:tc>
           <w:tcPr>
@@ -1263,16 +1216,16 @@
           </w:tcPr>
           <w:p>
             <w:pPr>
-              <w:pStyle w:val="ListParagraph"/>
+              <w:pStyle w:val="31"/>
               <w:numPr>
                 <w:ilvl w:val="0"/>
-                <w:numId w:val="5"/>
+                <w:numId w:val="2"/>
               </w:numPr>
-              <w:spacing w:before="360" w:after="360"/>
+              <w:spacing w:before="360" w:after="360" w:line="240" w:lineRule="auto"/>
               <w:ind w:left="567" w:right="340"/>
               <w:rPr>
                 <w:rFonts w:ascii="Times New Roman" w:hAnsi="Times New Roman" w:cs="Times New Roman"/>
-                <w:color w:val="1F3864" w:themeColor="accent1" w:themeShade="80"/>
+                <w:color w:val="203864" w:themeColor="accent1" w:themeShade="80"/>
               </w:rPr>
             </w:pPr>
           </w:p>
@@ -1283,17 +1236,17 @@
           </w:tcPr>
           <w:p>
             <w:pPr>
-              <w:spacing w:before="360" w:after="360"/>
+              <w:spacing w:before="360" w:after="360" w:line="240" w:lineRule="auto"/>
               <w:ind w:left="567" w:right="340"/>
               <w:rPr>
                 <w:rFonts w:ascii="Times New Roman" w:hAnsi="Times New Roman" w:cs="Times New Roman"/>
-                <w:color w:val="1F3864" w:themeColor="accent1" w:themeShade="80"/>
+                <w:color w:val="203864" w:themeColor="accent1" w:themeShade="80"/>
               </w:rPr>
             </w:pPr>
             <w:r>
               <w:rPr>
                 <w:rFonts w:ascii="Times New Roman" w:hAnsi="Times New Roman" w:cs="Times New Roman"/>
-                <w:color w:val="1F3864" w:themeColor="accent1" w:themeShade="80"/>
+                <w:color w:val="203864" w:themeColor="accent1" w:themeShade="80"/>
               </w:rPr>
               <w:t>RESULTS &amp; DISCUSSION</w:t>
             </w:r>
@@ -1305,32 +1258,34 @@
           </w:tcPr>
           <w:p>
             <w:pPr>
+              <w:spacing w:after="0" w:line="240" w:lineRule="auto"/>
               <w:ind w:left="567" w:right="340"/>
               <w:rPr>
                 <w:rFonts w:ascii="Times New Roman" w:hAnsi="Times New Roman" w:cs="Times New Roman"/>
-                <w:color w:val="1F3864" w:themeColor="accent1" w:themeShade="80"/>
+                <w:color w:val="203864" w:themeColor="accent1" w:themeShade="80"/>
               </w:rPr>
             </w:pPr>
             <w:r>
               <w:rPr>
                 <w:rFonts w:ascii="Times New Roman" w:hAnsi="Times New Roman" w:cs="Times New Roman"/>
-                <w:color w:val="1F3864" w:themeColor="accent1" w:themeShade="80"/>
+                <w:color w:val="203864" w:themeColor="accent1" w:themeShade="80"/>
               </w:rPr>
               <w:t xml:space="preserve">         </w:t>
             </w:r>
           </w:p>
           <w:p>
             <w:pPr>
+              <w:spacing w:after="0" w:line="240" w:lineRule="auto"/>
               <w:ind w:left="567" w:right="340"/>
               <w:rPr>
                 <w:rFonts w:ascii="Times New Roman" w:hAnsi="Times New Roman" w:cs="Times New Roman"/>
-                <w:color w:val="1F3864" w:themeColor="accent1" w:themeShade="80"/>
+                <w:color w:val="203864" w:themeColor="accent1" w:themeShade="80"/>
               </w:rPr>
             </w:pPr>
             <w:r>
               <w:rPr>
                 <w:rFonts w:ascii="Times New Roman" w:hAnsi="Times New Roman" w:cs="Times New Roman"/>
-                <w:color w:val="1F3864" w:themeColor="accent1" w:themeShade="80"/>
+                <w:color w:val="203864" w:themeColor="accent1" w:themeShade="80"/>
               </w:rPr>
               <w:t>5</w:t>
             </w:r>
@@ -1338,8 +1293,24 @@
         </w:tc>
       </w:tr>
       <w:tr>
+        <w:tblPrEx>
+          <w:tblBorders>
+            <w:top w:val="single" w:color="auto" w:sz="4" w:space="0"/>
+            <w:left w:val="single" w:color="auto" w:sz="4" w:space="0"/>
+            <w:bottom w:val="single" w:color="auto" w:sz="4" w:space="0"/>
+            <w:right w:val="single" w:color="auto" w:sz="4" w:space="0"/>
+            <w:insideH w:val="single" w:color="auto" w:sz="4" w:space="0"/>
+            <w:insideV w:val="single" w:color="auto" w:sz="4" w:space="0"/>
+          </w:tblBorders>
+          <w:tblCellMar>
+            <w:top w:w="0" w:type="dxa"/>
+            <w:left w:w="108" w:type="dxa"/>
+            <w:bottom w:w="0" w:type="dxa"/>
+            <w:right w:w="108" w:type="dxa"/>
+          </w:tblCellMar>
+        </w:tblPrEx>
         <w:trPr>
-          <w:trHeight w:val="320"/>
+          <w:trHeight w:val="320" w:hRule="atLeast"/>
         </w:trPr>
         <w:tc>
           <w:tcPr>
@@ -1347,16 +1318,16 @@
           </w:tcPr>
           <w:p>
             <w:pPr>
-              <w:pStyle w:val="ListParagraph"/>
+              <w:pStyle w:val="31"/>
               <w:numPr>
                 <w:ilvl w:val="0"/>
-                <w:numId w:val="5"/>
+                <w:numId w:val="2"/>
               </w:numPr>
-              <w:spacing w:before="360" w:after="360"/>
+              <w:spacing w:before="360" w:after="360" w:line="240" w:lineRule="auto"/>
               <w:ind w:left="567" w:right="340"/>
               <w:rPr>
                 <w:rFonts w:ascii="Times New Roman" w:hAnsi="Times New Roman" w:cs="Times New Roman"/>
-                <w:color w:val="1F3864" w:themeColor="accent1" w:themeShade="80"/>
+                <w:color w:val="203864" w:themeColor="accent1" w:themeShade="80"/>
               </w:rPr>
             </w:pPr>
           </w:p>
@@ -1367,17 +1338,17 @@
           </w:tcPr>
           <w:p>
             <w:pPr>
-              <w:spacing w:before="360" w:after="360"/>
+              <w:spacing w:before="360" w:after="360" w:line="240" w:lineRule="auto"/>
               <w:ind w:left="567" w:right="340"/>
               <w:rPr>
                 <w:rFonts w:ascii="Times New Roman" w:hAnsi="Times New Roman" w:cs="Times New Roman"/>
-                <w:color w:val="1F3864" w:themeColor="accent1" w:themeShade="80"/>
+                <w:color w:val="203864" w:themeColor="accent1" w:themeShade="80"/>
               </w:rPr>
             </w:pPr>
             <w:r>
               <w:rPr>
                 <w:rFonts w:ascii="Times New Roman" w:hAnsi="Times New Roman" w:cs="Times New Roman"/>
-                <w:color w:val="1F3864" w:themeColor="accent1" w:themeShade="80"/>
+                <w:color w:val="203864" w:themeColor="accent1" w:themeShade="80"/>
               </w:rPr>
               <w:t>CONCLUSION</w:t>
             </w:r>
@@ -1389,32 +1360,34 @@
           </w:tcPr>
           <w:p>
             <w:pPr>
+              <w:spacing w:after="0" w:line="240" w:lineRule="auto"/>
               <w:ind w:left="567" w:right="340"/>
               <w:rPr>
                 <w:rFonts w:ascii="Times New Roman" w:hAnsi="Times New Roman" w:cs="Times New Roman"/>
-                <w:color w:val="1F3864" w:themeColor="accent1" w:themeShade="80"/>
+                <w:color w:val="203864" w:themeColor="accent1" w:themeShade="80"/>
               </w:rPr>
             </w:pPr>
             <w:r>
               <w:rPr>
                 <w:rFonts w:ascii="Times New Roman" w:hAnsi="Times New Roman" w:cs="Times New Roman"/>
-                <w:color w:val="1F3864" w:themeColor="accent1" w:themeShade="80"/>
+                <w:color w:val="203864" w:themeColor="accent1" w:themeShade="80"/>
               </w:rPr>
               <w:t xml:space="preserve">         </w:t>
             </w:r>
           </w:p>
           <w:p>
             <w:pPr>
+              <w:spacing w:after="0" w:line="240" w:lineRule="auto"/>
               <w:ind w:left="567" w:right="340"/>
               <w:rPr>
                 <w:rFonts w:ascii="Times New Roman" w:hAnsi="Times New Roman" w:cs="Times New Roman"/>
-                <w:color w:val="1F3864" w:themeColor="accent1" w:themeShade="80"/>
+                <w:color w:val="203864" w:themeColor="accent1" w:themeShade="80"/>
               </w:rPr>
             </w:pPr>
             <w:r>
               <w:rPr>
                 <w:rFonts w:ascii="Times New Roman" w:hAnsi="Times New Roman" w:cs="Times New Roman"/>
-                <w:color w:val="1F3864" w:themeColor="accent1" w:themeShade="80"/>
+                <w:color w:val="203864" w:themeColor="accent1" w:themeShade="80"/>
               </w:rPr>
               <w:t>6</w:t>
             </w:r>
@@ -1422,8 +1395,24 @@
         </w:tc>
       </w:tr>
       <w:tr>
+        <w:tblPrEx>
+          <w:tblBorders>
+            <w:top w:val="single" w:color="auto" w:sz="4" w:space="0"/>
+            <w:left w:val="single" w:color="auto" w:sz="4" w:space="0"/>
+            <w:bottom w:val="single" w:color="auto" w:sz="4" w:space="0"/>
+            <w:right w:val="single" w:color="auto" w:sz="4" w:space="0"/>
+            <w:insideH w:val="single" w:color="auto" w:sz="4" w:space="0"/>
+            <w:insideV w:val="single" w:color="auto" w:sz="4" w:space="0"/>
+          </w:tblBorders>
+          <w:tblCellMar>
+            <w:top w:w="0" w:type="dxa"/>
+            <w:left w:w="108" w:type="dxa"/>
+            <w:bottom w:w="0" w:type="dxa"/>
+            <w:right w:w="108" w:type="dxa"/>
+          </w:tblCellMar>
+        </w:tblPrEx>
         <w:trPr>
-          <w:trHeight w:val="50"/>
+          <w:trHeight w:val="50" w:hRule="atLeast"/>
         </w:trPr>
         <w:tc>
           <w:tcPr>
@@ -1431,16 +1420,16 @@
           </w:tcPr>
           <w:p>
             <w:pPr>
-              <w:pStyle w:val="ListParagraph"/>
+              <w:pStyle w:val="31"/>
               <w:numPr>
                 <w:ilvl w:val="0"/>
-                <w:numId w:val="5"/>
+                <w:numId w:val="2"/>
               </w:numPr>
-              <w:spacing w:before="360" w:after="360"/>
+              <w:spacing w:before="360" w:after="360" w:line="240" w:lineRule="auto"/>
               <w:ind w:left="567" w:right="340"/>
               <w:rPr>
                 <w:rFonts w:ascii="Times New Roman" w:hAnsi="Times New Roman" w:cs="Times New Roman"/>
-                <w:color w:val="1F3864" w:themeColor="accent1" w:themeShade="80"/>
+                <w:color w:val="203864" w:themeColor="accent1" w:themeShade="80"/>
               </w:rPr>
             </w:pPr>
           </w:p>
@@ -1451,17 +1440,17 @@
           </w:tcPr>
           <w:p>
             <w:pPr>
-              <w:spacing w:before="360" w:after="360"/>
+              <w:spacing w:before="360" w:after="360" w:line="240" w:lineRule="auto"/>
               <w:ind w:left="567" w:right="340"/>
               <w:rPr>
                 <w:rFonts w:ascii="Times New Roman" w:hAnsi="Times New Roman" w:cs="Times New Roman"/>
-                <w:color w:val="1F3864" w:themeColor="accent1" w:themeShade="80"/>
+                <w:color w:val="203864" w:themeColor="accent1" w:themeShade="80"/>
               </w:rPr>
             </w:pPr>
             <w:r>
               <w:rPr>
                 <w:rFonts w:ascii="Times New Roman" w:hAnsi="Times New Roman" w:cs="Times New Roman"/>
-                <w:color w:val="1F3864" w:themeColor="accent1" w:themeShade="80"/>
+                <w:color w:val="203864" w:themeColor="accent1" w:themeShade="80"/>
               </w:rPr>
               <w:t>SCOPE FOR FUTURE DEVELOPMENT</w:t>
             </w:r>
@@ -1473,32 +1462,34 @@
           </w:tcPr>
           <w:p>
             <w:pPr>
+              <w:spacing w:after="0" w:line="240" w:lineRule="auto"/>
               <w:ind w:left="567" w:right="340"/>
               <w:rPr>
                 <w:rFonts w:ascii="Times New Roman" w:hAnsi="Times New Roman" w:cs="Times New Roman"/>
-                <w:color w:val="1F3864" w:themeColor="accent1" w:themeShade="80"/>
+                <w:color w:val="203864" w:themeColor="accent1" w:themeShade="80"/>
               </w:rPr>
             </w:pPr>
             <w:r>
               <w:rPr>
                 <w:rFonts w:ascii="Times New Roman" w:hAnsi="Times New Roman" w:cs="Times New Roman"/>
-                <w:color w:val="1F3864" w:themeColor="accent1" w:themeShade="80"/>
+                <w:color w:val="203864" w:themeColor="accent1" w:themeShade="80"/>
               </w:rPr>
               <w:t xml:space="preserve">         </w:t>
             </w:r>
           </w:p>
           <w:p>
             <w:pPr>
+              <w:spacing w:after="0" w:line="240" w:lineRule="auto"/>
               <w:ind w:right="340"/>
               <w:rPr>
                 <w:rFonts w:ascii="Times New Roman" w:hAnsi="Times New Roman" w:cs="Times New Roman"/>
-                <w:color w:val="1F3864" w:themeColor="accent1" w:themeShade="80"/>
+                <w:color w:val="203864" w:themeColor="accent1" w:themeShade="80"/>
               </w:rPr>
             </w:pPr>
             <w:r>
               <w:rPr>
                 <w:rFonts w:ascii="Times New Roman" w:hAnsi="Times New Roman" w:cs="Times New Roman"/>
-                <w:color w:val="1F3864" w:themeColor="accent1" w:themeShade="80"/>
+                <w:color w:val="203864" w:themeColor="accent1" w:themeShade="80"/>
               </w:rPr>
               <w:t xml:space="preserve">         6</w:t>
             </w:r>
@@ -1506,8 +1497,24 @@
         </w:tc>
       </w:tr>
       <w:tr>
+        <w:tblPrEx>
+          <w:tblBorders>
+            <w:top w:val="single" w:color="auto" w:sz="4" w:space="0"/>
+            <w:left w:val="single" w:color="auto" w:sz="4" w:space="0"/>
+            <w:bottom w:val="single" w:color="auto" w:sz="4" w:space="0"/>
+            <w:right w:val="single" w:color="auto" w:sz="4" w:space="0"/>
+            <w:insideH w:val="single" w:color="auto" w:sz="4" w:space="0"/>
+            <w:insideV w:val="single" w:color="auto" w:sz="4" w:space="0"/>
+          </w:tblBorders>
+          <w:tblCellMar>
+            <w:top w:w="0" w:type="dxa"/>
+            <w:left w:w="108" w:type="dxa"/>
+            <w:bottom w:w="0" w:type="dxa"/>
+            <w:right w:w="108" w:type="dxa"/>
+          </w:tblCellMar>
+        </w:tblPrEx>
         <w:trPr>
-          <w:trHeight w:val="50"/>
+          <w:trHeight w:val="50" w:hRule="atLeast"/>
         </w:trPr>
         <w:tc>
           <w:tcPr>
@@ -1515,16 +1522,16 @@
           </w:tcPr>
           <w:p>
             <w:pPr>
-              <w:pStyle w:val="ListParagraph"/>
+              <w:pStyle w:val="31"/>
               <w:numPr>
                 <w:ilvl w:val="0"/>
-                <w:numId w:val="5"/>
+                <w:numId w:val="2"/>
               </w:numPr>
-              <w:spacing w:before="360" w:after="360"/>
+              <w:spacing w:before="360" w:after="360" w:line="240" w:lineRule="auto"/>
               <w:ind w:left="567" w:right="340"/>
               <w:rPr>
                 <w:rFonts w:ascii="Times New Roman" w:hAnsi="Times New Roman" w:cs="Times New Roman"/>
-                <w:color w:val="1F3864" w:themeColor="accent1" w:themeShade="80"/>
+                <w:color w:val="203864" w:themeColor="accent1" w:themeShade="80"/>
               </w:rPr>
             </w:pPr>
           </w:p>
@@ -1535,17 +1542,17 @@
           </w:tcPr>
           <w:p>
             <w:pPr>
-              <w:spacing w:before="360" w:after="360"/>
+              <w:spacing w:before="360" w:after="360" w:line="240" w:lineRule="auto"/>
               <w:ind w:left="567" w:right="340"/>
               <w:rPr>
                 <w:rFonts w:ascii="Times New Roman" w:hAnsi="Times New Roman" w:cs="Times New Roman"/>
-                <w:color w:val="1F3864" w:themeColor="accent1" w:themeShade="80"/>
+                <w:color w:val="203864" w:themeColor="accent1" w:themeShade="80"/>
               </w:rPr>
             </w:pPr>
             <w:r>
               <w:rPr>
                 <w:rFonts w:ascii="Times New Roman" w:hAnsi="Times New Roman" w:cs="Times New Roman"/>
-                <w:color w:val="1F3864" w:themeColor="accent1" w:themeShade="80"/>
+                <w:color w:val="203864" w:themeColor="accent1" w:themeShade="80"/>
               </w:rPr>
               <w:t>REFERENCES</w:t>
             </w:r>
@@ -1557,25 +1564,19 @@
           </w:tcPr>
           <w:p>
             <w:pPr>
+              <w:spacing w:after="0" w:line="240" w:lineRule="auto"/>
               <w:ind w:left="567" w:right="340"/>
               <w:rPr>
                 <w:rFonts w:ascii="Times New Roman" w:hAnsi="Times New Roman" w:cs="Times New Roman"/>
-                <w:color w:val="1F3864" w:themeColor="accent1" w:themeShade="80"/>
+                <w:color w:val="203864" w:themeColor="accent1" w:themeShade="80"/>
               </w:rPr>
             </w:pPr>
             <w:r>
               <w:rPr>
                 <w:rFonts w:ascii="Times New Roman" w:hAnsi="Times New Roman" w:cs="Times New Roman"/>
-                <w:color w:val="1F3864" w:themeColor="accent1" w:themeShade="80"/>
-              </w:rPr>
-              <w:t xml:space="preserve">         </w:t>
-            </w:r>
-            <w:r>
-              <w:rPr>
-                <w:rFonts w:ascii="Times New Roman" w:hAnsi="Times New Roman" w:cs="Times New Roman"/>
-                <w:color w:val="1F3864" w:themeColor="accent1" w:themeShade="80"/>
-              </w:rPr>
-              <w:t>6</w:t>
+                <w:color w:val="203864" w:themeColor="accent1" w:themeShade="80"/>
+              </w:rPr>
+              <w:t xml:space="preserve">         6</w:t>
             </w:r>
           </w:p>
         </w:tc>
@@ -1584,21 +1585,21 @@
     <w:p>
       <w:pPr>
         <w:rPr>
-          <w:color w:val="1F3864" w:themeColor="accent1" w:themeShade="80"/>
-        </w:rPr>
-      </w:pPr>
-    </w:p>
-    <w:p>
-      <w:pPr>
-        <w:rPr>
-          <w:color w:val="1F3864" w:themeColor="accent1" w:themeShade="80"/>
-        </w:rPr>
-      </w:pPr>
-    </w:p>
-    <w:p>
-      <w:pPr>
-        <w:rPr>
-          <w:color w:val="1F3864" w:themeColor="accent1" w:themeShade="80"/>
+          <w:color w:val="203864" w:themeColor="accent1" w:themeShade="80"/>
+        </w:rPr>
+      </w:pPr>
+    </w:p>
+    <w:p>
+      <w:pPr>
+        <w:rPr>
+          <w:color w:val="203864" w:themeColor="accent1" w:themeShade="80"/>
+        </w:rPr>
+      </w:pPr>
+    </w:p>
+    <w:p>
+      <w:pPr>
+        <w:rPr>
+          <w:color w:val="203864" w:themeColor="accent1" w:themeShade="80"/>
         </w:rPr>
       </w:pPr>
     </w:p>
@@ -1624,7 +1625,7 @@
     <w:p/>
     <w:p>
       <w:pPr>
-        <w:pStyle w:val="Heading2"/>
+        <w:pStyle w:val="3"/>
         <w:rPr>
           <w:rFonts w:ascii="Arial Black" w:hAnsi="Arial Black"/>
           <w:b/>
@@ -1639,7 +1640,6 @@
           <w:sz w:val="40"/>
           <w:szCs w:val="40"/>
         </w:rPr>
-        <w:lastRenderedPageBreak/>
         <w:t xml:space="preserve"> </w:t>
       </w:r>
       <w:r>
@@ -1662,14 +1662,13 @@
           <w:szCs w:val="40"/>
         </w:rPr>
         <w:tab/>
-        <w:t xml:space="preserve">    </w:t>
       </w:r>
       <w:r>
         <w:rPr>
           <w:sz w:val="40"/>
           <w:szCs w:val="40"/>
         </w:rPr>
-        <w:t xml:space="preserve"> </w:t>
+        <w:t xml:space="preserve">     </w:t>
       </w:r>
       <w:r>
         <w:rPr>
@@ -1720,67 +1719,41 @@
         <w:rPr>
           <w:rFonts w:ascii="Times New Roman" w:hAnsi="Times New Roman" w:cs="Times New Roman"/>
         </w:rPr>
-        <w:t xml:space="preserve">The project is based on a publicly available Kaggle real estate dataset, which was further improved and enhanced by adding and refining relevant property attributes to increase the quality of predictions. The enhanced dataset includes Property ID, Latitude, Longitude, Area (sq. ft.), Number of Bedrooms, Number of Bathrooms, Property Age (Years), School Count within 3 km, Hospital Count within 3 km, Metro Distance (km), Nearest School Distance (km), Nearest Hospital Distance (km), Crime Rate Index, Monthly Rent, Property Price, Property Type, Locality Name, Parking Spaces, </w:t>
-      </w:r>
-      <w:proofErr w:type="gramStart"/>
-      <w:r>
-        <w:rPr>
-          <w:rFonts w:ascii="Times New Roman" w:hAnsi="Times New Roman" w:cs="Times New Roman"/>
-        </w:rPr>
-        <w:t>Shopping Malls</w:t>
-      </w:r>
-      <w:proofErr w:type="gramEnd"/>
-      <w:r>
-        <w:rPr>
-          <w:rFonts w:ascii="Times New Roman" w:hAnsi="Times New Roman" w:cs="Times New Roman"/>
-        </w:rPr>
-        <w:t xml:space="preserve"> within 3 km, and Nearest Shopping Mall Distance (km).</w:t>
-      </w:r>
-    </w:p>
-    <w:p>
-      <w:pPr>
-        <w:rPr>
-          <w:rFonts w:ascii="Times New Roman" w:hAnsi="Times New Roman" w:cs="Times New Roman"/>
-        </w:rPr>
-      </w:pPr>
-    </w:p>
-    <w:p>
-      <w:pPr>
-        <w:rPr>
-          <w:rFonts w:ascii="Times New Roman" w:hAnsi="Times New Roman" w:cs="Times New Roman"/>
-        </w:rPr>
-      </w:pPr>
-      <w:r>
-        <w:rPr>
-          <w:rFonts w:ascii="Times New Roman" w:hAnsi="Times New Roman" w:cs="Times New Roman"/>
-        </w:rPr>
-        <w:t>The data was pre</w:t>
-      </w:r>
-      <w:r>
-        <w:rPr>
-          <w:rFonts w:ascii="Times New Roman" w:hAnsi="Times New Roman" w:cs="Times New Roman"/>
-        </w:rPr>
-        <w:t>-</w:t>
-      </w:r>
-      <w:r>
-        <w:rPr>
-          <w:rFonts w:ascii="Times New Roman" w:hAnsi="Times New Roman" w:cs="Times New Roman"/>
-        </w:rPr>
-        <w:t>processed by handling missing values, encoding categorical variables, and preparing the features for model training. Machine learning algorithms were then trained to learn the relationship between property characteristics and their corresponding prices, enabling the model to accurately predict the estimated price of new properties.</w:t>
-      </w:r>
-    </w:p>
-    <w:p>
-      <w:pPr>
-        <w:rPr>
-          <w:rFonts w:ascii="Times New Roman" w:hAnsi="Times New Roman" w:cs="Times New Roman"/>
-          <w:b/>
-          <w:bCs/>
-        </w:rPr>
-      </w:pPr>
-    </w:p>
-    <w:p>
-      <w:pPr>
-        <w:pStyle w:val="Heading2"/>
+        <w:t>The project is based on a publicly available Kaggle real estate dataset, which was further improved and enhanced by adding and refining relevant property attributes to increase the quality of predictions. The enhanced dataset includes Property ID, Latitude, Longitude, Area (sq. ft.), Number of Bedrooms, Number of Bathrooms, Property Age (Years), School Count within 3 km, Hospital Count within 3 km, Metro Distance (km), Nearest School Distance (km), Nearest Hospital Distance (km), Crime Rate Index, Monthly Rent, Property Price, Property Type, Locality Name, Parking Spaces, Shopping Malls within 3 km, and Nearest Shopping Mall Distance (km).</w:t>
+      </w:r>
+    </w:p>
+    <w:p>
+      <w:pPr>
+        <w:rPr>
+          <w:rFonts w:ascii="Times New Roman" w:hAnsi="Times New Roman" w:cs="Times New Roman"/>
+        </w:rPr>
+      </w:pPr>
+    </w:p>
+    <w:p>
+      <w:pPr>
+        <w:rPr>
+          <w:rFonts w:ascii="Times New Roman" w:hAnsi="Times New Roman" w:cs="Times New Roman"/>
+        </w:rPr>
+      </w:pPr>
+      <w:r>
+        <w:rPr>
+          <w:rFonts w:ascii="Times New Roman" w:hAnsi="Times New Roman" w:cs="Times New Roman"/>
+        </w:rPr>
+        <w:t>The data was pre-processed by handling missing values, encoding categorical variables, and preparing the features for model training. Machine learning algorithms were then trained to learn the relationship between property characteristics and their corresponding prices, enabling the model to accurately predict the estimated price of new properties.</w:t>
+      </w:r>
+    </w:p>
+    <w:p>
+      <w:pPr>
+        <w:rPr>
+          <w:rFonts w:ascii="Times New Roman" w:hAnsi="Times New Roman" w:cs="Times New Roman"/>
+          <w:b/>
+          <w:bCs/>
+        </w:rPr>
+      </w:pPr>
+    </w:p>
+    <w:p>
+      <w:pPr>
+        <w:pStyle w:val="3"/>
         <w:ind w:left="1440"/>
         <w:rPr>
           <w:rFonts w:ascii="Arial Black" w:hAnsi="Arial Black"/>
@@ -1830,21 +1803,7 @@
         <w:rPr>
           <w:rFonts w:ascii="Times New Roman" w:hAnsi="Times New Roman" w:cs="Times New Roman"/>
         </w:rPr>
-        <w:t xml:space="preserve">Estimating the market value of a property is a complex task because property prices depend on numerous factors, including location, property size, nearby amenities, accessibility, and </w:t>
-      </w:r>
-      <w:proofErr w:type="spellStart"/>
-      <w:r>
-        <w:rPr>
-          <w:rFonts w:ascii="Times New Roman" w:hAnsi="Times New Roman" w:cs="Times New Roman"/>
-        </w:rPr>
-        <w:t>neighborhood</w:t>
-      </w:r>
-      <w:proofErr w:type="spellEnd"/>
-      <w:r>
-        <w:rPr>
-          <w:rFonts w:ascii="Times New Roman" w:hAnsi="Times New Roman" w:cs="Times New Roman"/>
-        </w:rPr>
-        <w:t xml:space="preserve"> conditions. Traditional methods of property valuation are often time-consuming and may not accurately reflect current market trends.</w:t>
+        <w:t>Estimating the market value of a property is a complex task because property prices depend on numerous factors, including location, property size, nearby amenities, accessibility, and neighborhood conditions. Traditional methods of property valuation are often time-consuming and may not accurately reflect current market trends.</w:t>
       </w:r>
     </w:p>
     <w:p>
@@ -1870,7 +1829,7 @@
     </w:p>
     <w:p>
       <w:pPr>
-        <w:pStyle w:val="Heading2"/>
+        <w:pStyle w:val="3"/>
         <w:ind w:left="2160" w:firstLine="720"/>
         <w:rPr>
           <w:rFonts w:ascii="Arial Black" w:hAnsi="Arial Black"/>
@@ -1890,7 +1849,6 @@
           <w:szCs w:val="40"/>
           <w:u w:val="single"/>
         </w:rPr>
-        <w:lastRenderedPageBreak/>
         <w:t>OBJECTIVES</w:t>
       </w:r>
     </w:p>
@@ -1910,7 +1868,7 @@
     </w:p>
     <w:p>
       <w:pPr>
-        <w:pStyle w:val="ListParagraph"/>
+        <w:pStyle w:val="31"/>
         <w:numPr>
           <w:ilvl w:val="0"/>
           <w:numId w:val="3"/>
@@ -1928,7 +1886,7 @@
     </w:p>
     <w:p>
       <w:pPr>
-        <w:pStyle w:val="ListParagraph"/>
+        <w:pStyle w:val="31"/>
         <w:numPr>
           <w:ilvl w:val="0"/>
           <w:numId w:val="3"/>
@@ -1946,7 +1904,7 @@
     </w:p>
     <w:p>
       <w:pPr>
-        <w:pStyle w:val="ListParagraph"/>
+        <w:pStyle w:val="31"/>
         <w:numPr>
           <w:ilvl w:val="0"/>
           <w:numId w:val="3"/>
@@ -1959,26 +1917,12 @@
         <w:rPr>
           <w:rFonts w:ascii="Times New Roman" w:hAnsi="Times New Roman" w:cs="Times New Roman"/>
         </w:rPr>
-        <w:t xml:space="preserve">To preprocess and </w:t>
-      </w:r>
-      <w:proofErr w:type="spellStart"/>
-      <w:r>
-        <w:rPr>
-          <w:rFonts w:ascii="Times New Roman" w:hAnsi="Times New Roman" w:cs="Times New Roman"/>
-        </w:rPr>
-        <w:t>analyze</w:t>
-      </w:r>
-      <w:proofErr w:type="spellEnd"/>
-      <w:r>
-        <w:rPr>
-          <w:rFonts w:ascii="Times New Roman" w:hAnsi="Times New Roman" w:cs="Times New Roman"/>
-        </w:rPr>
-        <w:t xml:space="preserve"> property data by handling missing values, encoding categorical variables, and preparing the dataset for model training.</w:t>
-      </w:r>
-    </w:p>
-    <w:p>
-      <w:pPr>
-        <w:pStyle w:val="ListParagraph"/>
+        <w:t>To preprocess and analyze property data by handling missing values, encoding categorical variables, and preparing the dataset for model training.</w:t>
+      </w:r>
+    </w:p>
+    <w:p>
+      <w:pPr>
+        <w:pStyle w:val="31"/>
         <w:numPr>
           <w:ilvl w:val="0"/>
           <w:numId w:val="3"/>
@@ -1991,26 +1935,12 @@
         <w:rPr>
           <w:rFonts w:ascii="Times New Roman" w:hAnsi="Times New Roman" w:cs="Times New Roman"/>
         </w:rPr>
-        <w:t xml:space="preserve">To identify the key factors influencing property prices, such as location, area, amenities, accessibility, and </w:t>
-      </w:r>
-      <w:proofErr w:type="spellStart"/>
-      <w:r>
-        <w:rPr>
-          <w:rFonts w:ascii="Times New Roman" w:hAnsi="Times New Roman" w:cs="Times New Roman"/>
-        </w:rPr>
-        <w:t>neighborhood</w:t>
-      </w:r>
-      <w:proofErr w:type="spellEnd"/>
-      <w:r>
-        <w:rPr>
-          <w:rFonts w:ascii="Times New Roman" w:hAnsi="Times New Roman" w:cs="Times New Roman"/>
-        </w:rPr>
-        <w:t xml:space="preserve"> characteristics.</w:t>
-      </w:r>
-    </w:p>
-    <w:p>
-      <w:pPr>
-        <w:pStyle w:val="ListParagraph"/>
+        <w:t>To identify the key factors influencing property prices, such as location, area, amenities, accessibility, and neighborhood characteristics.</w:t>
+      </w:r>
+    </w:p>
+    <w:p>
+      <w:pPr>
+        <w:pStyle w:val="31"/>
         <w:numPr>
           <w:ilvl w:val="0"/>
           <w:numId w:val="3"/>
@@ -2028,7 +1958,7 @@
     </w:p>
     <w:p>
       <w:pPr>
-        <w:pStyle w:val="ListParagraph"/>
+        <w:pStyle w:val="31"/>
         <w:numPr>
           <w:ilvl w:val="0"/>
           <w:numId w:val="3"/>
@@ -2046,15 +1976,15 @@
     </w:p>
     <w:p>
       <w:pPr>
-        <w:pStyle w:val="ListParagraph"/>
-        <w:rPr>
-          <w:rFonts w:ascii="Times New Roman" w:hAnsi="Times New Roman" w:cs="Times New Roman"/>
-        </w:rPr>
-      </w:pPr>
-    </w:p>
-    <w:p>
-      <w:pPr>
-        <w:pStyle w:val="ListParagraph"/>
+        <w:pStyle w:val="31"/>
+        <w:rPr>
+          <w:rFonts w:ascii="Times New Roman" w:hAnsi="Times New Roman" w:cs="Times New Roman"/>
+        </w:rPr>
+      </w:pPr>
+    </w:p>
+    <w:p>
+      <w:pPr>
+        <w:pStyle w:val="31"/>
         <w:rPr>
           <w:rFonts w:ascii="Times New Roman" w:hAnsi="Times New Roman" w:cs="Times New Roman"/>
           <w:b/>
@@ -2066,7 +1996,7 @@
     </w:p>
     <w:p>
       <w:pPr>
-        <w:pStyle w:val="Heading2"/>
+        <w:pStyle w:val="3"/>
         <w:ind w:left="1440"/>
         <w:rPr>
           <w:rFonts w:ascii="Arial Black" w:hAnsi="Arial Black"/>
@@ -2116,21 +2046,7 @@
         <w:rPr>
           <w:rFonts w:ascii="Times New Roman" w:hAnsi="Times New Roman" w:cs="Times New Roman"/>
         </w:rPr>
-        <w:t xml:space="preserve">The enhanced dataset was cleaned and </w:t>
-      </w:r>
-      <w:proofErr w:type="spellStart"/>
-      <w:r>
-        <w:rPr>
-          <w:rFonts w:ascii="Times New Roman" w:hAnsi="Times New Roman" w:cs="Times New Roman"/>
-        </w:rPr>
-        <w:t>preprocessed</w:t>
-      </w:r>
-      <w:proofErr w:type="spellEnd"/>
-      <w:r>
-        <w:rPr>
-          <w:rFonts w:ascii="Times New Roman" w:hAnsi="Times New Roman" w:cs="Times New Roman"/>
-        </w:rPr>
-        <w:t xml:space="preserve"> before model training to ensure high-quality input data. By enriching the original Kaggle dataset with additional meaningful property features, the prediction model gained a better understanding of the factors affecting real estate prices.</w:t>
+        <w:t>The enhanced dataset was cleaned and preprocessed before model training to ensure high-quality input data. By enriching the original Kaggle dataset with additional meaningful property features, the prediction model gained a better understanding of the factors affecting real estate prices.</w:t>
       </w:r>
     </w:p>
     <w:p>
@@ -2175,7 +2091,7 @@
     </w:p>
     <w:p>
       <w:pPr>
-        <w:pStyle w:val="Heading2"/>
+        <w:pStyle w:val="3"/>
         <w:ind w:left="2160" w:firstLine="720"/>
         <w:rPr>
           <w:rFonts w:ascii="Arial Black" w:hAnsi="Arial Black"/>
@@ -2195,7 +2111,6 @@
           <w:szCs w:val="40"/>
           <w:u w:val="single"/>
         </w:rPr>
-        <w:lastRenderedPageBreak/>
         <w:t>CONCLUSION</w:t>
       </w:r>
     </w:p>
@@ -2209,21 +2124,7 @@
         <w:rPr>
           <w:rFonts w:ascii="Times New Roman" w:hAnsi="Times New Roman" w:cs="Times New Roman"/>
         </w:rPr>
-        <w:t xml:space="preserve">The Real Estate Price Prediction project successfully demonstrates the use of Machine Learning to estimate residential property prices using multiple geographical, structural, and </w:t>
-      </w:r>
-      <w:proofErr w:type="spellStart"/>
-      <w:r>
-        <w:rPr>
-          <w:rFonts w:ascii="Times New Roman" w:hAnsi="Times New Roman" w:cs="Times New Roman"/>
-        </w:rPr>
-        <w:t>neighborhood</w:t>
-      </w:r>
-      <w:proofErr w:type="spellEnd"/>
-      <w:r>
-        <w:rPr>
-          <w:rFonts w:ascii="Times New Roman" w:hAnsi="Times New Roman" w:cs="Times New Roman"/>
-        </w:rPr>
-        <w:t>-related features. By enhancing the original Kaggle dataset with additional relevant attributes and performing effective data preprocessing, the prediction model achieved improved accuracy and reliability.</w:t>
+        <w:t>The Real Estate Price Prediction project successfully demonstrates the use of Machine Learning to estimate residential property prices using multiple geographical, structural, and neighborhood-related features. By enhancing the original Kaggle dataset with additional relevant attributes and performing effective data preprocessing, the prediction model achieved improved accuracy and reliability.</w:t>
       </w:r>
     </w:p>
     <w:p>
@@ -2248,7 +2149,7 @@
     </w:p>
     <w:p>
       <w:pPr>
-        <w:pStyle w:val="Heading2"/>
+        <w:pStyle w:val="3"/>
         <w:ind w:left="720"/>
         <w:rPr>
           <w:rFonts w:ascii="Arial Black" w:hAnsi="Arial Black"/>
@@ -2262,7 +2163,7 @@
     </w:p>
     <w:p>
       <w:pPr>
-        <w:pStyle w:val="Heading2"/>
+        <w:pStyle w:val="3"/>
         <w:ind w:left="720"/>
         <w:rPr>
           <w:rFonts w:ascii="Arial Black" w:hAnsi="Arial Black"/>
@@ -2315,26 +2216,12 @@
         <w:rPr>
           <w:rFonts w:ascii="Times New Roman" w:hAnsi="Times New Roman" w:cs="Times New Roman"/>
         </w:rPr>
-        <w:t xml:space="preserve">Future versions may implement advanced machine learning techniques such as Gradient Boosting, </w:t>
-      </w:r>
-      <w:proofErr w:type="spellStart"/>
-      <w:r>
-        <w:rPr>
-          <w:rFonts w:ascii="Times New Roman" w:hAnsi="Times New Roman" w:cs="Times New Roman"/>
-        </w:rPr>
-        <w:t>XGBoost</w:t>
-      </w:r>
-      <w:proofErr w:type="spellEnd"/>
-      <w:r>
-        <w:rPr>
-          <w:rFonts w:ascii="Times New Roman" w:hAnsi="Times New Roman" w:cs="Times New Roman"/>
-        </w:rPr>
-        <w:t>, Random Forest optimization, or Deep Learning models. A web or mobile application can also be developed to provide users with an interactive interface for instant property price prediction and visualization.</w:t>
-      </w:r>
-    </w:p>
-    <w:p>
-      <w:pPr>
-        <w:pStyle w:val="Heading2"/>
+        <w:t>Future versions may implement advanced machine learning techniques such as Gradient Boosting, XGBoost, Random Forest optimization, or Deep Learning models. A web or mobile application can also be developed to provide users with an interactive interface for instant property price prediction and visualization.</w:t>
+      </w:r>
+    </w:p>
+    <w:p>
+      <w:pPr>
+        <w:pStyle w:val="3"/>
         <w:ind w:left="2160" w:firstLine="720"/>
         <w:rPr>
           <w:rFonts w:ascii="Arial Black" w:hAnsi="Arial Black"/>
@@ -2346,7 +2233,7 @@
     </w:p>
     <w:p>
       <w:pPr>
-        <w:pStyle w:val="Heading2"/>
+        <w:pStyle w:val="3"/>
         <w:ind w:left="2160" w:firstLine="720"/>
         <w:rPr>
           <w:rFonts w:ascii="Arial Black" w:hAnsi="Arial Black"/>
@@ -2367,7 +2254,7 @@
     </w:p>
     <w:p>
       <w:pPr>
-        <w:pStyle w:val="ListParagraph"/>
+        <w:pStyle w:val="31"/>
         <w:numPr>
           <w:ilvl w:val="0"/>
           <w:numId w:val="4"/>
@@ -2380,18 +2267,12 @@
         <w:rPr>
           <w:rFonts w:ascii="Times New Roman" w:hAnsi="Times New Roman" w:cs="Times New Roman"/>
         </w:rPr>
-        <w:t xml:space="preserve"> Kaggle – Real Estate Price Prediction Dataset</w:t>
-      </w:r>
-      <w:r>
-        <w:rPr>
-          <w:rFonts w:ascii="Times New Roman" w:hAnsi="Times New Roman" w:cs="Times New Roman"/>
-        </w:rPr>
-        <w:t>.</w:t>
-      </w:r>
-    </w:p>
-    <w:p>
-      <w:pPr>
-        <w:pStyle w:val="ListParagraph"/>
+        <w:t xml:space="preserve"> Kaggle – Real Estate Price Prediction Dataset.</w:t>
+      </w:r>
+    </w:p>
+    <w:p>
+      <w:pPr>
+        <w:pStyle w:val="31"/>
         <w:numPr>
           <w:ilvl w:val="0"/>
           <w:numId w:val="4"/>
@@ -2409,7 +2290,7 @@
     </w:p>
     <w:p>
       <w:pPr>
-        <w:pStyle w:val="ListParagraph"/>
+        <w:pStyle w:val="31"/>
         <w:numPr>
           <w:ilvl w:val="0"/>
           <w:numId w:val="4"/>
@@ -2427,7 +2308,7 @@
     </w:p>
     <w:p>
       <w:pPr>
-        <w:pStyle w:val="ListParagraph"/>
+        <w:pStyle w:val="31"/>
         <w:numPr>
           <w:ilvl w:val="0"/>
           <w:numId w:val="4"/>
@@ -2445,7 +2326,7 @@
     </w:p>
     <w:p>
       <w:pPr>
-        <w:pStyle w:val="ListParagraph"/>
+        <w:pStyle w:val="31"/>
         <w:numPr>
           <w:ilvl w:val="0"/>
           <w:numId w:val="4"/>
@@ -2463,7 +2344,7 @@
     </w:p>
     <w:p>
       <w:pPr>
-        <w:pStyle w:val="ListParagraph"/>
+        <w:pStyle w:val="31"/>
         <w:numPr>
           <w:ilvl w:val="0"/>
           <w:numId w:val="4"/>
@@ -2481,7 +2362,7 @@
     </w:p>
     <w:p>
       <w:pPr>
-        <w:pStyle w:val="ListParagraph"/>
+        <w:pStyle w:val="31"/>
         <w:numPr>
           <w:ilvl w:val="0"/>
           <w:numId w:val="4"/>
@@ -2498,32 +2379,32 @@
       </w:r>
     </w:p>
     <w:sectPr>
-      <w:footerReference w:type="default" r:id="rId8"/>
+      <w:footerReference r:id="rId5" w:type="default"/>
       <w:pgSz w:w="11906" w:h="16838"/>
       <w:pgMar w:top="1440" w:right="1440" w:bottom="1440" w:left="1440" w:header="708" w:footer="708" w:gutter="0"/>
-      <w:cols w:space="708"/>
-      <w:docGrid w:linePitch="360"/>
+      <w:cols w:space="708" w:num="1"/>
+      <w:docGrid w:linePitch="360" w:charSpace="0"/>
     </w:sectPr>
   </w:body>
 </w:document>
 </file>
 
 <file path=word/endnotes.xml><?xml version="1.0" encoding="utf-8"?>
-<w:endnotes xmlns:wpc="http://schemas.microsoft.com/office/word/2010/wordprocessingCanvas" xmlns:cx="http://schemas.microsoft.com/office/drawing/2014/chartex" xmlns:cx1="http://schemas.microsoft.com/office/drawing/2015/9/8/chartex" xmlns:cx2="http://schemas.microsoft.com/office/drawing/2015/10/21/chartex" xmlns:cx3="http://schemas.microsoft.com/office/drawing/2016/5/9/chartex" xmlns:cx4="http://schemas.microsoft.com/office/drawing/2016/5/10/chartex" xmlns:cx5="http://schemas.microsoft.com/office/drawing/2016/5/11/chartex" xmlns:cx6="http://schemas.microsoft.com/office/drawing/2016/5/12/chartex" xmlns:cx7="http://schemas.microsoft.com/office/drawing/2016/5/13/chartex" xmlns:cx8="http://schemas.microsoft.com/office/drawing/2016/5/14/chartex" xmlns:mc="http://schemas.openxmlformats.org/markup-compatibility/2006" xmlns:aink="http://schemas.microsoft.com/office/drawing/2016/ink" xmlns:am3d="http://schemas.microsoft.com/office/drawing/2017/model3d" xmlns:o="urn:schemas-microsoft-com:office:office" xmlns:oel="http://schemas.microsoft.com/office/2019/extlst" xmlns:r="http://schemas.openxmlformats.org/officeDocument/2006/relationships" xmlns:m="http://schemas.openxmlformats.org/officeDocument/2006/math" xmlns:v="urn:schemas-microsoft-com:vml" xmlns:wp14="http://schemas.microsoft.com/office/word/2010/wordprocessingDrawing" xmlns:wp="http://schemas.openxmlformats.org/drawingml/2006/wordprocessingDrawing" xmlns:w10="urn:schemas-microsoft-com:office:word" xmlns:w="http://schemas.openxmlformats.org/wordprocessingml/2006/main" xmlns:w14="http://schemas.microsoft.com/office/word/2010/wordml" xmlns:w15="http://schemas.microsoft.com/office/word/2012/wordml" xmlns:w16cex="http://schemas.microsoft.com/office/word/2018/wordml/cex" xmlns:w16cid="http://schemas.microsoft.com/office/word/2016/wordml/cid" xmlns:w16="http://schemas.microsoft.com/office/word/2018/wordml" xmlns:w16du="http://schemas.microsoft.com/office/word/2023/wordml/word16du" xmlns:w16sdtdh="http://schemas.microsoft.com/office/word/2020/wordml/sdtdatahash" xmlns:w16sdtfl="http://schemas.microsoft.com/office/word/2024/wordml/sdtformatlock" xmlns:w16se="http://schemas.microsoft.com/office/word/2015/wordml/symex" xmlns:wpg="http://schemas.microsoft.com/office/word/2010/wordprocessingGroup" xmlns:wpi="http://schemas.microsoft.com/office/word/2010/wordprocessingInk" xmlns:wne="http://schemas.microsoft.com/office/word/2006/wordml" xmlns:wps="http://schemas.microsoft.com/office/word/2010/wordprocessingShape" mc:Ignorable="w14 w15 w16se w16cid w16 w16cex w16sdtdh w16sdtfl w16du wp14">
-  <w:endnote w:type="separator" w:id="-1">
-    <w:p>
-      <w:pPr>
-        <w:spacing w:after="0" w:line="240" w:lineRule="auto"/>
+<w:endnotes xmlns:wpc="http://schemas.microsoft.com/office/word/2010/wordprocessingCanvas" xmlns:mc="http://schemas.openxmlformats.org/markup-compatibility/2006" xmlns:o="urn:schemas-microsoft-com:office:office" xmlns:r="http://schemas.openxmlformats.org/officeDocument/2006/relationships" xmlns:m="http://schemas.openxmlformats.org/officeDocument/2006/math" xmlns:v="urn:schemas-microsoft-com:vml" xmlns:wp14="http://schemas.microsoft.com/office/word/2010/wordprocessingDrawing" xmlns:wp="http://schemas.openxmlformats.org/drawingml/2006/wordprocessingDrawing" xmlns:w="http://schemas.openxmlformats.org/wordprocessingml/2006/main" xmlns:w14="http://schemas.microsoft.com/office/word/2010/wordml" xmlns:w15="http://schemas.microsoft.com/office/word/2012/wordml" xmlns:w10="urn:schemas-microsoft-com:office:word" xmlns:wpg="http://schemas.microsoft.com/office/word/2010/wordprocessingGroup" xmlns:wpi="http://schemas.microsoft.com/office/word/2010/wordprocessingInk" xmlns:wne="http://schemas.microsoft.com/office/word/2006/wordml" xmlns:wps="http://schemas.microsoft.com/office/word/2010/wordprocessingShape" xmlns:wpsCustomData="http://www.wps.cn/officeDocument/2013/wpsCustomData" mc:Ignorable="w14 w15 wp14">
+  <w:endnote w:type="separator" w:id="0">
+    <w:p>
+      <w:pPr>
+        <w:spacing w:line="240" w:lineRule="auto"/>
       </w:pPr>
       <w:r>
         <w:separator/>
       </w:r>
     </w:p>
   </w:endnote>
-  <w:endnote w:type="continuationSeparator" w:id="0">
-    <w:p>
-      <w:pPr>
-        <w:spacing w:after="0" w:line="240" w:lineRule="auto"/>
+  <w:endnote w:type="continuationSeparator" w:id="1">
+    <w:p>
+      <w:pPr>
+        <w:spacing w:line="240" w:lineRule="auto"/>
       </w:pPr>
       <w:r>
         <w:continuationSeparator/>
@@ -2534,28 +2415,19 @@
 </file>
 
 <file path=word/footer1.xml><?xml version="1.0" encoding="utf-8"?>
-<w:ftr xmlns:wpc="http://schemas.microsoft.com/office/word/2010/wordprocessingCanvas" xmlns:cx="http://schemas.microsoft.com/office/drawing/2014/chartex" xmlns:cx1="http://schemas.microsoft.com/office/drawing/2015/9/8/chartex" xmlns:cx2="http://schemas.microsoft.com/office/drawing/2015/10/21/chartex" xmlns:cx3="http://schemas.microsoft.com/office/drawing/2016/5/9/chartex" xmlns:cx4="http://schemas.microsoft.com/office/drawing/2016/5/10/chartex" xmlns:cx5="http://schemas.microsoft.com/office/drawing/2016/5/11/chartex" xmlns:cx6="http://schemas.microsoft.com/office/drawing/2016/5/12/chartex" xmlns:cx7="http://schemas.microsoft.com/office/drawing/2016/5/13/chartex" xmlns:cx8="http://schemas.microsoft.com/office/drawing/2016/5/14/chartex" xmlns:mc="http://schemas.openxmlformats.org/markup-compatibility/2006" xmlns:aink="http://schemas.microsoft.com/office/drawing/2016/ink" xmlns:am3d="http://schemas.microsoft.com/office/drawing/2017/model3d" xmlns:o="urn:schemas-microsoft-com:office:office" xmlns:oel="http://schemas.microsoft.com/office/2019/extlst" xmlns:r="http://schemas.openxmlformats.org/officeDocument/2006/relationships" xmlns:m="http://schemas.openxmlformats.org/officeDocument/2006/math" xmlns:v="urn:schemas-microsoft-com:vml" xmlns:wp14="http://schemas.microsoft.com/office/word/2010/wordprocessingDrawing" xmlns:wp="http://schemas.openxmlformats.org/drawingml/2006/wordprocessingDrawing" xmlns:w10="urn:schemas-microsoft-com:office:word" xmlns:w="http://schemas.openxmlformats.org/wordprocessingml/2006/main" xmlns:w14="http://schemas.microsoft.com/office/word/2010/wordml" xmlns:w15="http://schemas.microsoft.com/office/word/2012/wordml" xmlns:w16cex="http://schemas.microsoft.com/office/word/2018/wordml/cex" xmlns:w16cid="http://schemas.microsoft.com/office/word/2016/wordml/cid" xmlns:w16="http://schemas.microsoft.com/office/word/2018/wordml" xmlns:w16du="http://schemas.microsoft.com/office/word/2023/wordml/word16du" xmlns:w16sdtdh="http://schemas.microsoft.com/office/word/2020/wordml/sdtdatahash" xmlns:w16sdtfl="http://schemas.microsoft.com/office/word/2024/wordml/sdtformatlock" xmlns:w16se="http://schemas.microsoft.com/office/word/2015/wordml/symex" xmlns:wpg="http://schemas.microsoft.com/office/word/2010/wordprocessingGroup" xmlns:wpi="http://schemas.microsoft.com/office/word/2010/wordprocessingInk" xmlns:wne="http://schemas.microsoft.com/office/word/2006/wordml" xmlns:wps="http://schemas.microsoft.com/office/word/2010/wordprocessingShape" mc:Ignorable="w14 w15 w16se w16cid w16 w16cex w16sdtdh w16sdtfl w16du wp14">
+<w:ftr xmlns:wpc="http://schemas.microsoft.com/office/word/2010/wordprocessingCanvas" xmlns:mc="http://schemas.openxmlformats.org/markup-compatibility/2006" xmlns:o="urn:schemas-microsoft-com:office:office" xmlns:r="http://schemas.openxmlformats.org/officeDocument/2006/relationships" xmlns:m="http://schemas.openxmlformats.org/officeDocument/2006/math" xmlns:v="urn:schemas-microsoft-com:vml" xmlns:wp14="http://schemas.microsoft.com/office/word/2010/wordprocessingDrawing" xmlns:wp="http://schemas.openxmlformats.org/drawingml/2006/wordprocessingDrawing" xmlns:w10="urn:schemas-microsoft-com:office:word" xmlns:w="http://schemas.openxmlformats.org/wordprocessingml/2006/main" xmlns:w14="http://schemas.microsoft.com/office/word/2010/wordml" xmlns:w15="http://schemas.microsoft.com/office/word/2012/wordml" xmlns:wpg="http://schemas.microsoft.com/office/word/2010/wordprocessingGroup" xmlns:wpi="http://schemas.microsoft.com/office/word/2010/wordprocessingInk" xmlns:wne="http://schemas.microsoft.com/office/word/2006/wordml" xmlns:wps="http://schemas.microsoft.com/office/word/2010/wordprocessingShape" xmlns:wpsCustomData="http://www.wps.cn/officeDocument/2013/wpsCustomData" mc:Ignorable="w14 w15 wp14">
   <w:sdt>
     <w:sdtPr>
       <w:id w:val="-1704475852"/>
       <w:docPartObj>
-        <w:docPartGallery w:val="Page Numbers (Bottom of Page)"/>
-        <w:docPartUnique/>
+        <w:docPartGallery w:val="AutoText"/>
       </w:docPartObj>
     </w:sdtPr>
-    <w:sdtEndPr>
-      <w:rPr>
-        <w:noProof/>
-      </w:rPr>
-    </w:sdtEndPr>
     <w:sdtContent>
       <w:p>
         <w:pPr>
-          <w:pStyle w:val="Footer"/>
+          <w:pStyle w:val="13"/>
           <w:jc w:val="center"/>
-          <w:rPr>
-            <w:noProof/>
-          </w:rPr>
         </w:pPr>
         <w:r>
           <w:fldChar w:fldCharType="begin"/>
@@ -2567,15 +2439,9 @@
           <w:fldChar w:fldCharType="separate"/>
         </w:r>
         <w:r>
-          <w:rPr>
-            <w:noProof/>
-          </w:rPr>
           <w:t>2</w:t>
         </w:r>
         <w:r>
-          <w:rPr>
-            <w:noProof/>
-          </w:rPr>
           <w:fldChar w:fldCharType="end"/>
         </w:r>
       </w:p>
@@ -2583,28 +2449,28 @@
   </w:sdt>
   <w:p>
     <w:pPr>
-      <w:pStyle w:val="Footer"/>
+      <w:pStyle w:val="13"/>
     </w:pPr>
   </w:p>
 </w:ftr>
 </file>
 
 <file path=word/footnotes.xml><?xml version="1.0" encoding="utf-8"?>
-<w:footnotes xmlns:wpc="http://schemas.microsoft.com/office/word/2010/wordprocessingCanvas" xmlns:cx="http://schemas.microsoft.com/office/drawing/2014/chartex" xmlns:cx1="http://schemas.microsoft.com/office/drawing/2015/9/8/chartex" xmlns:cx2="http://schemas.microsoft.com/office/drawing/2015/10/21/chartex" xmlns:cx3="http://schemas.microsoft.com/office/drawing/2016/5/9/chartex" xmlns:cx4="http://schemas.microsoft.com/office/drawing/2016/5/10/chartex" xmlns:cx5="http://schemas.microsoft.com/office/drawing/2016/5/11/chartex" xmlns:cx6="http://schemas.microsoft.com/office/drawing/2016/5/12/chartex" xmlns:cx7="http://schemas.microsoft.com/office/drawing/2016/5/13/chartex" xmlns:cx8="http://schemas.microsoft.com/office/drawing/2016/5/14/chartex" xmlns:mc="http://schemas.openxmlformats.org/markup-compatibility/2006" xmlns:aink="http://schemas.microsoft.com/office/drawing/2016/ink" xmlns:am3d="http://schemas.microsoft.com/office/drawing/2017/model3d" xmlns:o="urn:schemas-microsoft-com:office:office" xmlns:oel="http://schemas.microsoft.com/office/2019/extlst" xmlns:r="http://schemas.openxmlformats.org/officeDocument/2006/relationships" xmlns:m="http://schemas.openxmlformats.org/officeDocument/2006/math" xmlns:v="urn:schemas-microsoft-com:vml" xmlns:wp14="http://schemas.microsoft.com/office/word/2010/wordprocessingDrawing" xmlns:wp="http://schemas.openxmlformats.org/drawingml/2006/wordprocessingDrawing" xmlns:w10="urn:schemas-microsoft-com:office:word" xmlns:w="http://schemas.openxmlformats.org/wordprocessingml/2006/main" xmlns:w14="http://schemas.microsoft.com/office/word/2010/wordml" xmlns:w15="http://schemas.microsoft.com/office/word/2012/wordml" xmlns:w16cex="http://schemas.microsoft.com/office/word/2018/wordml/cex" xmlns:w16cid="http://schemas.microsoft.com/office/word/2016/wordml/cid" xmlns:w16="http://schemas.microsoft.com/office/word/2018/wordml" xmlns:w16du="http://schemas.microsoft.com/office/word/2023/wordml/word16du" xmlns:w16sdtdh="http://schemas.microsoft.com/office/word/2020/wordml/sdtdatahash" xmlns:w16sdtfl="http://schemas.microsoft.com/office/word/2024/wordml/sdtformatlock" xmlns:w16se="http://schemas.microsoft.com/office/word/2015/wordml/symex" xmlns:wpg="http://schemas.microsoft.com/office/word/2010/wordprocessingGroup" xmlns:wpi="http://schemas.microsoft.com/office/word/2010/wordprocessingInk" xmlns:wne="http://schemas.microsoft.com/office/word/2006/wordml" xmlns:wps="http://schemas.microsoft.com/office/word/2010/wordprocessingShape" mc:Ignorable="w14 w15 w16se w16cid w16 w16cex w16sdtdh w16sdtfl w16du wp14">
-  <w:footnote w:type="separator" w:id="-1">
-    <w:p>
-      <w:pPr>
-        <w:spacing w:after="0" w:line="240" w:lineRule="auto"/>
+<w:footnotes xmlns:wpc="http://schemas.microsoft.com/office/word/2010/wordprocessingCanvas" xmlns:mc="http://schemas.openxmlformats.org/markup-compatibility/2006" xmlns:o="urn:schemas-microsoft-com:office:office" xmlns:r="http://schemas.openxmlformats.org/officeDocument/2006/relationships" xmlns:m="http://schemas.openxmlformats.org/officeDocument/2006/math" xmlns:v="urn:schemas-microsoft-com:vml" xmlns:wp14="http://schemas.microsoft.com/office/word/2010/wordprocessingDrawing" xmlns:wp="http://schemas.openxmlformats.org/drawingml/2006/wordprocessingDrawing" xmlns:w="http://schemas.openxmlformats.org/wordprocessingml/2006/main" xmlns:w14="http://schemas.microsoft.com/office/word/2010/wordml" xmlns:w15="http://schemas.microsoft.com/office/word/2012/wordml" xmlns:w10="urn:schemas-microsoft-com:office:word" xmlns:wpg="http://schemas.microsoft.com/office/word/2010/wordprocessingGroup" xmlns:wpi="http://schemas.microsoft.com/office/word/2010/wordprocessingInk" xmlns:wne="http://schemas.microsoft.com/office/word/2006/wordml" xmlns:wps="http://schemas.microsoft.com/office/word/2010/wordprocessingShape" xmlns:wpsCustomData="http://www.wps.cn/officeDocument/2013/wpsCustomData" mc:Ignorable="w14 w15 wp14">
+  <w:footnote w:type="separator" w:id="0">
+    <w:p>
+      <w:pPr>
+        <w:spacing w:before="0" w:after="0" w:line="278" w:lineRule="auto"/>
       </w:pPr>
       <w:r>
         <w:separator/>
       </w:r>
     </w:p>
   </w:footnote>
-  <w:footnote w:type="continuationSeparator" w:id="0">
-    <w:p>
-      <w:pPr>
-        <w:spacing w:after="0" w:line="240" w:lineRule="auto"/>
+  <w:footnote w:type="continuationSeparator" w:id="1">
+    <w:p>
+      <w:pPr>
+        <w:spacing w:before="0" w:after="0" w:line="278" w:lineRule="auto"/>
       </w:pPr>
       <w:r>
         <w:continuationSeparator/>
@@ -2615,125 +2481,12 @@
 </file>
 
 <file path=word/numbering.xml><?xml version="1.0" encoding="utf-8"?>
-<w:numbering xmlns:wpc="http://schemas.microsoft.com/office/word/2010/wordprocessingCanvas" xmlns:cx="http://schemas.microsoft.com/office/drawing/2014/chartex" xmlns:cx1="http://schemas.microsoft.com/office/drawing/2015/9/8/chartex" xmlns:cx2="http://schemas.microsoft.com/office/drawing/2015/10/21/chartex" xmlns:cx3="http://schemas.microsoft.com/office/drawing/2016/5/9/chartex" xmlns:cx4="http://schemas.microsoft.com/office/drawing/2016/5/10/chartex" xmlns:cx5="http://schemas.microsoft.com/office/drawing/2016/5/11/chartex" xmlns:cx6="http://schemas.microsoft.com/office/drawing/2016/5/12/chartex" xmlns:cx7="http://schemas.microsoft.com/office/drawing/2016/5/13/chartex" xmlns:cx8="http://schemas.microsoft.com/office/drawing/2016/5/14/chartex" xmlns:mc="http://schemas.openxmlformats.org/markup-compatibility/2006" xmlns:aink="http://schemas.microsoft.com/office/drawing/2016/ink" xmlns:am3d="http://schemas.microsoft.com/office/drawing/2017/model3d" xmlns:o="urn:schemas-microsoft-com:office:office" xmlns:oel="http://schemas.microsoft.com/office/2019/extlst" xmlns:r="http://schemas.openxmlformats.org/officeDocument/2006/relationships" xmlns:m="http://schemas.openxmlformats.org/officeDocument/2006/math" xmlns:v="urn:schemas-microsoft-com:vml" xmlns:wp14="http://schemas.microsoft.com/office/word/2010/wordprocessingDrawing" xmlns:wp="http://schemas.openxmlformats.org/drawingml/2006/wordprocessingDrawing" xmlns:w10="urn:schemas-microsoft-com:office:word" xmlns:w="http://schemas.openxmlformats.org/wordprocessingml/2006/main" xmlns:w14="http://schemas.microsoft.com/office/word/2010/wordml" xmlns:w15="http://schemas.microsoft.com/office/word/2012/wordml" xmlns:w16cex="http://schemas.microsoft.com/office/word/2018/wordml/cex" xmlns:w16cid="http://schemas.microsoft.com/office/word/2016/wordml/cid" xmlns:w16="http://schemas.microsoft.com/office/word/2018/wordml" xmlns:w16du="http://schemas.microsoft.com/office/word/2023/wordml/word16du" xmlns:w16sdtdh="http://schemas.microsoft.com/office/word/2020/wordml/sdtdatahash" xmlns:w16sdtfl="http://schemas.microsoft.com/office/word/2024/wordml/sdtformatlock" xmlns:w16se="http://schemas.microsoft.com/office/word/2015/wordml/symex" xmlns:wpg="http://schemas.microsoft.com/office/word/2010/wordprocessingGroup" xmlns:wpi="http://schemas.microsoft.com/office/word/2010/wordprocessingInk" xmlns:wne="http://schemas.microsoft.com/office/word/2006/wordml" xmlns:wps="http://schemas.microsoft.com/office/word/2010/wordprocessingShape" mc:Ignorable="w14 w15 w16se w16cid w16 w16cex w16sdtdh w16sdtfl w16du wp14">
-  <w:abstractNum w:abstractNumId="0" w15:restartNumberingAfterBreak="0">
-    <w:nsid w:val="047E7EB7"/>
-    <w:multiLevelType w:val="hybridMultilevel"/>
-    <w:tmpl w:val="ADCAB684"/>
-    <w:lvl w:ilvl="0" w:tplc="4BC0661C">
-      <w:start w:val="2"/>
-      <w:numFmt w:val="bullet"/>
-      <w:lvlText w:val=""/>
-      <w:lvlJc w:val="left"/>
-      <w:pPr>
-        <w:ind w:left="1080" w:hanging="360"/>
-      </w:pPr>
-      <w:rPr>
-        <w:rFonts w:ascii="Symbol" w:eastAsiaTheme="minorHAnsi" w:hAnsi="Symbol" w:cs="Times New Roman" w:hint="default"/>
-      </w:rPr>
-    </w:lvl>
-    <w:lvl w:ilvl="1" w:tplc="40090003" w:tentative="1">
-      <w:start w:val="1"/>
-      <w:numFmt w:val="bullet"/>
-      <w:lvlText w:val="o"/>
-      <w:lvlJc w:val="left"/>
-      <w:pPr>
-        <w:ind w:left="1800" w:hanging="360"/>
-      </w:pPr>
-      <w:rPr>
-        <w:rFonts w:ascii="Courier New" w:hAnsi="Courier New" w:cs="Courier New" w:hint="default"/>
-      </w:rPr>
-    </w:lvl>
-    <w:lvl w:ilvl="2" w:tplc="40090005" w:tentative="1">
-      <w:start w:val="1"/>
-      <w:numFmt w:val="bullet"/>
-      <w:lvlText w:val=""/>
-      <w:lvlJc w:val="left"/>
-      <w:pPr>
-        <w:ind w:left="2520" w:hanging="360"/>
-      </w:pPr>
-      <w:rPr>
-        <w:rFonts w:ascii="Wingdings" w:hAnsi="Wingdings" w:hint="default"/>
-      </w:rPr>
-    </w:lvl>
-    <w:lvl w:ilvl="3" w:tplc="40090001" w:tentative="1">
-      <w:start w:val="1"/>
-      <w:numFmt w:val="bullet"/>
-      <w:lvlText w:val=""/>
-      <w:lvlJc w:val="left"/>
-      <w:pPr>
-        <w:ind w:left="3240" w:hanging="360"/>
-      </w:pPr>
-      <w:rPr>
-        <w:rFonts w:ascii="Symbol" w:hAnsi="Symbol" w:hint="default"/>
-      </w:rPr>
-    </w:lvl>
-    <w:lvl w:ilvl="4" w:tplc="40090003" w:tentative="1">
-      <w:start w:val="1"/>
-      <w:numFmt w:val="bullet"/>
-      <w:lvlText w:val="o"/>
-      <w:lvlJc w:val="left"/>
-      <w:pPr>
-        <w:ind w:left="3960" w:hanging="360"/>
-      </w:pPr>
-      <w:rPr>
-        <w:rFonts w:ascii="Courier New" w:hAnsi="Courier New" w:cs="Courier New" w:hint="default"/>
-      </w:rPr>
-    </w:lvl>
-    <w:lvl w:ilvl="5" w:tplc="40090005" w:tentative="1">
-      <w:start w:val="1"/>
-      <w:numFmt w:val="bullet"/>
-      <w:lvlText w:val=""/>
-      <w:lvlJc w:val="left"/>
-      <w:pPr>
-        <w:ind w:left="4680" w:hanging="360"/>
-      </w:pPr>
-      <w:rPr>
-        <w:rFonts w:ascii="Wingdings" w:hAnsi="Wingdings" w:hint="default"/>
-      </w:rPr>
-    </w:lvl>
-    <w:lvl w:ilvl="6" w:tplc="40090001" w:tentative="1">
-      <w:start w:val="1"/>
-      <w:numFmt w:val="bullet"/>
-      <w:lvlText w:val=""/>
-      <w:lvlJc w:val="left"/>
-      <w:pPr>
-        <w:ind w:left="5400" w:hanging="360"/>
-      </w:pPr>
-      <w:rPr>
-        <w:rFonts w:ascii="Symbol" w:hAnsi="Symbol" w:hint="default"/>
-      </w:rPr>
-    </w:lvl>
-    <w:lvl w:ilvl="7" w:tplc="40090003" w:tentative="1">
-      <w:start w:val="1"/>
-      <w:numFmt w:val="bullet"/>
-      <w:lvlText w:val="o"/>
-      <w:lvlJc w:val="left"/>
-      <w:pPr>
-        <w:ind w:left="6120" w:hanging="360"/>
-      </w:pPr>
-      <w:rPr>
-        <w:rFonts w:ascii="Courier New" w:hAnsi="Courier New" w:cs="Courier New" w:hint="default"/>
-      </w:rPr>
-    </w:lvl>
-    <w:lvl w:ilvl="8" w:tplc="40090005" w:tentative="1">
-      <w:start w:val="1"/>
-      <w:numFmt w:val="bullet"/>
-      <w:lvlText w:val=""/>
-      <w:lvlJc w:val="left"/>
-      <w:pPr>
-        <w:ind w:left="6840" w:hanging="360"/>
-      </w:pPr>
-      <w:rPr>
-        <w:rFonts w:ascii="Wingdings" w:hAnsi="Wingdings" w:hint="default"/>
-      </w:rPr>
-    </w:lvl>
-  </w:abstractNum>
-  <w:abstractNum w:abstractNumId="1" w15:restartNumberingAfterBreak="0">
+<w:numbering xmlns:wpc="http://schemas.microsoft.com/office/word/2010/wordprocessingCanvas" xmlns:mc="http://schemas.openxmlformats.org/markup-compatibility/2006" xmlns:o="urn:schemas-microsoft-com:office:office" xmlns:r="http://schemas.openxmlformats.org/officeDocument/2006/relationships" xmlns:m="http://schemas.openxmlformats.org/officeDocument/2006/math" xmlns:v="urn:schemas-microsoft-com:vml" xmlns:wp14="http://schemas.microsoft.com/office/word/2010/wordprocessingDrawing" xmlns:wp="http://schemas.openxmlformats.org/drawingml/2006/wordprocessingDrawing" xmlns:w10="urn:schemas-microsoft-com:office:word" xmlns:w="http://schemas.openxmlformats.org/wordprocessingml/2006/main" xmlns:w14="http://schemas.microsoft.com/office/word/2010/wordml" xmlns:wpg="http://schemas.microsoft.com/office/word/2010/wordprocessingGroup" xmlns:wpi="http://schemas.microsoft.com/office/word/2010/wordprocessingInk" xmlns:wne="http://schemas.microsoft.com/office/word/2006/wordml" xmlns:wps="http://schemas.microsoft.com/office/word/2010/wordprocessingShape" xmlns:wpsCustomData="http://www.wps.cn/officeDocument/2013/wpsCustomData" mc:Ignorable="w14 wp14">
+  <w:abstractNum w:abstractNumId="0">
     <w:nsid w:val="11E940FD"/>
-    <w:multiLevelType w:val="hybridMultilevel"/>
-    <w:tmpl w:val="03E4BC2A"/>
-    <w:lvl w:ilvl="0" w:tplc="4009000F">
+    <w:multiLevelType w:val="multilevel"/>
+    <w:tmpl w:val="11E940FD"/>
+    <w:lvl w:ilvl="0" w:tentative="0">
       <w:start w:val="1"/>
       <w:numFmt w:val="decimal"/>
       <w:lvlText w:val="%1."/>
@@ -2745,7 +2498,7 @@
         <w:rFonts w:hint="default"/>
       </w:rPr>
     </w:lvl>
-    <w:lvl w:ilvl="1" w:tplc="40090019" w:tentative="1">
+    <w:lvl w:ilvl="1" w:tentative="0">
       <w:start w:val="1"/>
       <w:numFmt w:val="lowerLetter"/>
       <w:lvlText w:val="%2."/>
@@ -2754,7 +2507,7 @@
         <w:ind w:left="1440" w:hanging="360"/>
       </w:pPr>
     </w:lvl>
-    <w:lvl w:ilvl="2" w:tplc="4009001B" w:tentative="1">
+    <w:lvl w:ilvl="2" w:tentative="0">
       <w:start w:val="1"/>
       <w:numFmt w:val="lowerRoman"/>
       <w:lvlText w:val="%3."/>
@@ -2763,7 +2516,7 @@
         <w:ind w:left="2160" w:hanging="180"/>
       </w:pPr>
     </w:lvl>
-    <w:lvl w:ilvl="3" w:tplc="4009000F" w:tentative="1">
+    <w:lvl w:ilvl="3" w:tentative="0">
       <w:start w:val="1"/>
       <w:numFmt w:val="decimal"/>
       <w:lvlText w:val="%4."/>
@@ -2772,7 +2525,7 @@
         <w:ind w:left="2880" w:hanging="360"/>
       </w:pPr>
     </w:lvl>
-    <w:lvl w:ilvl="4" w:tplc="40090019" w:tentative="1">
+    <w:lvl w:ilvl="4" w:tentative="0">
       <w:start w:val="1"/>
       <w:numFmt w:val="lowerLetter"/>
       <w:lvlText w:val="%5."/>
@@ -2781,7 +2534,7 @@
         <w:ind w:left="3600" w:hanging="360"/>
       </w:pPr>
     </w:lvl>
-    <w:lvl w:ilvl="5" w:tplc="4009001B" w:tentative="1">
+    <w:lvl w:ilvl="5" w:tentative="0">
       <w:start w:val="1"/>
       <w:numFmt w:val="lowerRoman"/>
       <w:lvlText w:val="%6."/>
@@ -2790,7 +2543,7 @@
         <w:ind w:left="4320" w:hanging="180"/>
       </w:pPr>
     </w:lvl>
-    <w:lvl w:ilvl="6" w:tplc="4009000F" w:tentative="1">
+    <w:lvl w:ilvl="6" w:tentative="0">
       <w:start w:val="1"/>
       <w:numFmt w:val="decimal"/>
       <w:lvlText w:val="%7."/>
@@ -2799,7 +2552,7 @@
         <w:ind w:left="5040" w:hanging="360"/>
       </w:pPr>
     </w:lvl>
-    <w:lvl w:ilvl="7" w:tplc="40090019" w:tentative="1">
+    <w:lvl w:ilvl="7" w:tentative="0">
       <w:start w:val="1"/>
       <w:numFmt w:val="lowerLetter"/>
       <w:lvlText w:val="%8."/>
@@ -2808,7 +2561,7 @@
         <w:ind w:left="5760" w:hanging="360"/>
       </w:pPr>
     </w:lvl>
-    <w:lvl w:ilvl="8" w:tplc="4009001B" w:tentative="1">
+    <w:lvl w:ilvl="8" w:tentative="0">
       <w:start w:val="1"/>
       <w:numFmt w:val="lowerRoman"/>
       <w:lvlText w:val="%9."/>
@@ -2818,11 +2571,11 @@
       </w:pPr>
     </w:lvl>
   </w:abstractNum>
-  <w:abstractNum w:abstractNumId="2" w15:restartNumberingAfterBreak="0">
+  <w:abstractNum w:abstractNumId="1">
     <w:nsid w:val="126E41F9"/>
-    <w:multiLevelType w:val="hybridMultilevel"/>
-    <w:tmpl w:val="F41EBE62"/>
-    <w:lvl w:ilvl="0" w:tplc="4009000F">
+    <w:multiLevelType w:val="multilevel"/>
+    <w:tmpl w:val="126E41F9"/>
+    <w:lvl w:ilvl="0" w:tentative="0">
       <w:start w:val="1"/>
       <w:numFmt w:val="decimal"/>
       <w:lvlText w:val="%1."/>
@@ -2834,7 +2587,7 @@
         <w:rFonts w:hint="default"/>
       </w:rPr>
     </w:lvl>
-    <w:lvl w:ilvl="1" w:tplc="40090019" w:tentative="1">
+    <w:lvl w:ilvl="1" w:tentative="0">
       <w:start w:val="1"/>
       <w:numFmt w:val="lowerLetter"/>
       <w:lvlText w:val="%2."/>
@@ -2843,7 +2596,7 @@
         <w:ind w:left="1440" w:hanging="360"/>
       </w:pPr>
     </w:lvl>
-    <w:lvl w:ilvl="2" w:tplc="4009001B" w:tentative="1">
+    <w:lvl w:ilvl="2" w:tentative="0">
       <w:start w:val="1"/>
       <w:numFmt w:val="lowerRoman"/>
       <w:lvlText w:val="%3."/>
@@ -2852,7 +2605,7 @@
         <w:ind w:left="2160" w:hanging="180"/>
       </w:pPr>
     </w:lvl>
-    <w:lvl w:ilvl="3" w:tplc="4009000F" w:tentative="1">
+    <w:lvl w:ilvl="3" w:tentative="0">
       <w:start w:val="1"/>
       <w:numFmt w:val="decimal"/>
       <w:lvlText w:val="%4."/>
@@ -2861,7 +2614,7 @@
         <w:ind w:left="2880" w:hanging="360"/>
       </w:pPr>
     </w:lvl>
-    <w:lvl w:ilvl="4" w:tplc="40090019" w:tentative="1">
+    <w:lvl w:ilvl="4" w:tentative="0">
       <w:start w:val="1"/>
       <w:numFmt w:val="lowerLetter"/>
       <w:lvlText w:val="%5."/>
@@ -2870,7 +2623,7 @@
         <w:ind w:left="3600" w:hanging="360"/>
       </w:pPr>
     </w:lvl>
-    <w:lvl w:ilvl="5" w:tplc="4009001B" w:tentative="1">
+    <w:lvl w:ilvl="5" w:tentative="0">
       <w:start w:val="1"/>
       <w:numFmt w:val="lowerRoman"/>
       <w:lvlText w:val="%6."/>
@@ -2879,7 +2632,7 @@
         <w:ind w:left="4320" w:hanging="180"/>
       </w:pPr>
     </w:lvl>
-    <w:lvl w:ilvl="6" w:tplc="4009000F" w:tentative="1">
+    <w:lvl w:ilvl="6" w:tentative="0">
       <w:start w:val="1"/>
       <w:numFmt w:val="decimal"/>
       <w:lvlText w:val="%7."/>
@@ -2888,7 +2641,7 @@
         <w:ind w:left="5040" w:hanging="360"/>
       </w:pPr>
     </w:lvl>
-    <w:lvl w:ilvl="7" w:tplc="40090019" w:tentative="1">
+    <w:lvl w:ilvl="7" w:tentative="0">
       <w:start w:val="1"/>
       <w:numFmt w:val="lowerLetter"/>
       <w:lvlText w:val="%8."/>
@@ -2897,7 +2650,7 @@
         <w:ind w:left="5760" w:hanging="360"/>
       </w:pPr>
     </w:lvl>
-    <w:lvl w:ilvl="8" w:tplc="4009001B" w:tentative="1">
+    <w:lvl w:ilvl="8" w:tentative="0">
       <w:start w:val="1"/>
       <w:numFmt w:val="lowerRoman"/>
       <w:lvlText w:val="%9."/>
@@ -2907,11 +2660,11 @@
       </w:pPr>
     </w:lvl>
   </w:abstractNum>
-  <w:abstractNum w:abstractNumId="3" w15:restartNumberingAfterBreak="0">
+  <w:abstractNum w:abstractNumId="2">
     <w:nsid w:val="24EC2528"/>
-    <w:multiLevelType w:val="hybridMultilevel"/>
-    <w:tmpl w:val="2A207F20"/>
-    <w:lvl w:ilvl="0" w:tplc="5386C3B0">
+    <w:multiLevelType w:val="multilevel"/>
+    <w:tmpl w:val="24EC2528"/>
+    <w:lvl w:ilvl="0" w:tentative="0">
       <w:start w:val="1"/>
       <w:numFmt w:val="decimal"/>
       <w:lvlText w:val="%1."/>
@@ -2925,7 +2678,7 @@
         <w:bCs/>
       </w:rPr>
     </w:lvl>
-    <w:lvl w:ilvl="1" w:tplc="40090019" w:tentative="1">
+    <w:lvl w:ilvl="1" w:tentative="0">
       <w:start w:val="1"/>
       <w:numFmt w:val="lowerLetter"/>
       <w:lvlText w:val="%2."/>
@@ -2934,7 +2687,7 @@
         <w:ind w:left="1440" w:hanging="360"/>
       </w:pPr>
     </w:lvl>
-    <w:lvl w:ilvl="2" w:tplc="4009001B" w:tentative="1">
+    <w:lvl w:ilvl="2" w:tentative="0">
       <w:start w:val="1"/>
       <w:numFmt w:val="lowerRoman"/>
       <w:lvlText w:val="%3."/>
@@ -2943,7 +2696,7 @@
         <w:ind w:left="2160" w:hanging="180"/>
       </w:pPr>
     </w:lvl>
-    <w:lvl w:ilvl="3" w:tplc="4009000F" w:tentative="1">
+    <w:lvl w:ilvl="3" w:tentative="0">
       <w:start w:val="1"/>
       <w:numFmt w:val="decimal"/>
       <w:lvlText w:val="%4."/>
@@ -2952,7 +2705,7 @@
         <w:ind w:left="2880" w:hanging="360"/>
       </w:pPr>
     </w:lvl>
-    <w:lvl w:ilvl="4" w:tplc="40090019" w:tentative="1">
+    <w:lvl w:ilvl="4" w:tentative="0">
       <w:start w:val="1"/>
       <w:numFmt w:val="lowerLetter"/>
       <w:lvlText w:val="%5."/>
@@ -2961,7 +2714,7 @@
         <w:ind w:left="3600" w:hanging="360"/>
       </w:pPr>
     </w:lvl>
-    <w:lvl w:ilvl="5" w:tplc="4009001B" w:tentative="1">
+    <w:lvl w:ilvl="5" w:tentative="0">
       <w:start w:val="1"/>
       <w:numFmt w:val="lowerRoman"/>
       <w:lvlText w:val="%6."/>
@@ -2970,7 +2723,7 @@
         <w:ind w:left="4320" w:hanging="180"/>
       </w:pPr>
     </w:lvl>
-    <w:lvl w:ilvl="6" w:tplc="4009000F" w:tentative="1">
+    <w:lvl w:ilvl="6" w:tentative="0">
       <w:start w:val="1"/>
       <w:numFmt w:val="decimal"/>
       <w:lvlText w:val="%7."/>
@@ -2979,7 +2732,7 @@
         <w:ind w:left="5040" w:hanging="360"/>
       </w:pPr>
     </w:lvl>
-    <w:lvl w:ilvl="7" w:tplc="40090019" w:tentative="1">
+    <w:lvl w:ilvl="7" w:tentative="0">
       <w:start w:val="1"/>
       <w:numFmt w:val="lowerLetter"/>
       <w:lvlText w:val="%8."/>
@@ -2988,7 +2741,7 @@
         <w:ind w:left="5760" w:hanging="360"/>
       </w:pPr>
     </w:lvl>
-    <w:lvl w:ilvl="8" w:tplc="4009001B" w:tentative="1">
+    <w:lvl w:ilvl="8" w:tentative="0">
       <w:start w:val="1"/>
       <w:numFmt w:val="lowerRoman"/>
       <w:lvlText w:val="%9."/>
@@ -2998,11 +2751,11 @@
       </w:pPr>
     </w:lvl>
   </w:abstractNum>
-  <w:abstractNum w:abstractNumId="4" w15:restartNumberingAfterBreak="0">
+  <w:abstractNum w:abstractNumId="3">
     <w:nsid w:val="6EFD366D"/>
-    <w:multiLevelType w:val="hybridMultilevel"/>
-    <w:tmpl w:val="29609FA8"/>
-    <w:lvl w:ilvl="0" w:tplc="3FA61962">
+    <w:multiLevelType w:val="multilevel"/>
+    <w:tmpl w:val="6EFD366D"/>
+    <w:lvl w:ilvl="0" w:tentative="0">
       <w:start w:val="2"/>
       <w:numFmt w:val="bullet"/>
       <w:lvlText w:val=""/>
@@ -3011,10 +2764,10 @@
         <w:ind w:left="720" w:hanging="360"/>
       </w:pPr>
       <w:rPr>
-        <w:rFonts w:ascii="Symbol" w:eastAsiaTheme="minorHAnsi" w:hAnsi="Symbol" w:cs="Times New Roman" w:hint="default"/>
+        <w:rFonts w:hint="default" w:ascii="Symbol" w:hAnsi="Symbol" w:cs="Times New Roman" w:eastAsiaTheme="minorHAnsi"/>
       </w:rPr>
     </w:lvl>
-    <w:lvl w:ilvl="1" w:tplc="40090003" w:tentative="1">
+    <w:lvl w:ilvl="1" w:tentative="0">
       <w:start w:val="1"/>
       <w:numFmt w:val="bullet"/>
       <w:lvlText w:val="o"/>
@@ -3023,10 +2776,10 @@
         <w:ind w:left="1440" w:hanging="360"/>
       </w:pPr>
       <w:rPr>
-        <w:rFonts w:ascii="Courier New" w:hAnsi="Courier New" w:cs="Courier New" w:hint="default"/>
+        <w:rFonts w:hint="default" w:ascii="Courier New" w:hAnsi="Courier New" w:cs="Courier New"/>
       </w:rPr>
     </w:lvl>
-    <w:lvl w:ilvl="2" w:tplc="40090005" w:tentative="1">
+    <w:lvl w:ilvl="2" w:tentative="0">
       <w:start w:val="1"/>
       <w:numFmt w:val="bullet"/>
       <w:lvlText w:val=""/>
@@ -3035,10 +2788,10 @@
         <w:ind w:left="2160" w:hanging="360"/>
       </w:pPr>
       <w:rPr>
-        <w:rFonts w:ascii="Wingdings" w:hAnsi="Wingdings" w:hint="default"/>
+        <w:rFonts w:hint="default" w:ascii="Wingdings" w:hAnsi="Wingdings"/>
       </w:rPr>
     </w:lvl>
-    <w:lvl w:ilvl="3" w:tplc="40090001" w:tentative="1">
+    <w:lvl w:ilvl="3" w:tentative="0">
       <w:start w:val="1"/>
       <w:numFmt w:val="bullet"/>
       <w:lvlText w:val=""/>
@@ -3047,10 +2800,10 @@
         <w:ind w:left="2880" w:hanging="360"/>
       </w:pPr>
       <w:rPr>
-        <w:rFonts w:ascii="Symbol" w:hAnsi="Symbol" w:hint="default"/>
+        <w:rFonts w:hint="default" w:ascii="Symbol" w:hAnsi="Symbol"/>
       </w:rPr>
     </w:lvl>
-    <w:lvl w:ilvl="4" w:tplc="40090003" w:tentative="1">
+    <w:lvl w:ilvl="4" w:tentative="0">
       <w:start w:val="1"/>
       <w:numFmt w:val="bullet"/>
       <w:lvlText w:val="o"/>
@@ -3059,10 +2812,10 @@
         <w:ind w:left="3600" w:hanging="360"/>
       </w:pPr>
       <w:rPr>
-        <w:rFonts w:ascii="Courier New" w:hAnsi="Courier New" w:cs="Courier New" w:hint="default"/>
+        <w:rFonts w:hint="default" w:ascii="Courier New" w:hAnsi="Courier New" w:cs="Courier New"/>
       </w:rPr>
     </w:lvl>
-    <w:lvl w:ilvl="5" w:tplc="40090005" w:tentative="1">
+    <w:lvl w:ilvl="5" w:tentative="0">
       <w:start w:val="1"/>
       <w:numFmt w:val="bullet"/>
       <w:lvlText w:val=""/>
@@ -3071,10 +2824,10 @@
         <w:ind w:left="4320" w:hanging="360"/>
       </w:pPr>
       <w:rPr>
-        <w:rFonts w:ascii="Wingdings" w:hAnsi="Wingdings" w:hint="default"/>
+        <w:rFonts w:hint="default" w:ascii="Wingdings" w:hAnsi="Wingdings"/>
       </w:rPr>
     </w:lvl>
-    <w:lvl w:ilvl="6" w:tplc="40090001" w:tentative="1">
+    <w:lvl w:ilvl="6" w:tentative="0">
       <w:start w:val="1"/>
       <w:numFmt w:val="bullet"/>
       <w:lvlText w:val=""/>
@@ -3083,10 +2836,10 @@
         <w:ind w:left="5040" w:hanging="360"/>
       </w:pPr>
       <w:rPr>
-        <w:rFonts w:ascii="Symbol" w:hAnsi="Symbol" w:hint="default"/>
+        <w:rFonts w:hint="default" w:ascii="Symbol" w:hAnsi="Symbol"/>
       </w:rPr>
     </w:lvl>
-    <w:lvl w:ilvl="7" w:tplc="40090003" w:tentative="1">
+    <w:lvl w:ilvl="7" w:tentative="0">
       <w:start w:val="1"/>
       <w:numFmt w:val="bullet"/>
       <w:lvlText w:val="o"/>
@@ -3095,10 +2848,10 @@
         <w:ind w:left="5760" w:hanging="360"/>
       </w:pPr>
       <w:rPr>
-        <w:rFonts w:ascii="Courier New" w:hAnsi="Courier New" w:cs="Courier New" w:hint="default"/>
+        <w:rFonts w:hint="default" w:ascii="Courier New" w:hAnsi="Courier New" w:cs="Courier New"/>
       </w:rPr>
     </w:lvl>
-    <w:lvl w:ilvl="8" w:tplc="40090005" w:tentative="1">
+    <w:lvl w:ilvl="8" w:tentative="0">
       <w:start w:val="1"/>
       <w:numFmt w:val="bullet"/>
       <w:lvlText w:val=""/>
@@ -3107,437 +2860,311 @@
         <w:ind w:left="6480" w:hanging="360"/>
       </w:pPr>
       <w:rPr>
-        <w:rFonts w:ascii="Wingdings" w:hAnsi="Wingdings" w:hint="default"/>
+        <w:rFonts w:hint="default" w:ascii="Wingdings" w:hAnsi="Wingdings"/>
       </w:rPr>
     </w:lvl>
   </w:abstractNum>
-  <w:num w:numId="1" w16cid:durableId="752554013">
+  <w:num w:numId="1">
+    <w:abstractNumId w:val="2"/>
+  </w:num>
+  <w:num w:numId="2">
+    <w:abstractNumId w:val="0"/>
+  </w:num>
+  <w:num w:numId="3">
     <w:abstractNumId w:val="3"/>
   </w:num>
-  <w:num w:numId="2" w16cid:durableId="784618271">
-    <w:abstractNumId w:val="0"/>
-  </w:num>
-  <w:num w:numId="3" w16cid:durableId="733163610">
-    <w:abstractNumId w:val="4"/>
-  </w:num>
-  <w:num w:numId="4" w16cid:durableId="1888955377">
-    <w:abstractNumId w:val="2"/>
-  </w:num>
-  <w:num w:numId="5" w16cid:durableId="1895434326">
+  <w:num w:numId="4">
     <w:abstractNumId w:val="1"/>
   </w:num>
 </w:numbering>
 </file>
 
 <file path=word/styles.xml><?xml version="1.0" encoding="utf-8"?>
-<w:styles xmlns:mc="http://schemas.openxmlformats.org/markup-compatibility/2006" xmlns:r="http://schemas.openxmlformats.org/officeDocument/2006/relationships" xmlns:w="http://schemas.openxmlformats.org/wordprocessingml/2006/main" xmlns:w14="http://schemas.microsoft.com/office/word/2010/wordml" xmlns:w15="http://schemas.microsoft.com/office/word/2012/wordml" xmlns:w16cex="http://schemas.microsoft.com/office/word/2018/wordml/cex" xmlns:w16cid="http://schemas.microsoft.com/office/word/2016/wordml/cid" xmlns:w16="http://schemas.microsoft.com/office/word/2018/wordml" xmlns:w16du="http://schemas.microsoft.com/office/word/2023/wordml/word16du" xmlns:w16sdtdh="http://schemas.microsoft.com/office/word/2020/wordml/sdtdatahash" xmlns:w16sdtfl="http://schemas.microsoft.com/office/word/2024/wordml/sdtformatlock" xmlns:w16se="http://schemas.microsoft.com/office/word/2015/wordml/symex" mc:Ignorable="w14 w15 w16se w16cid w16 w16cex w16sdtdh w16sdtfl w16du">
+<w:styles xmlns:mc="http://schemas.openxmlformats.org/markup-compatibility/2006" xmlns:o="urn:schemas-microsoft-com:office:office" xmlns:r="http://schemas.openxmlformats.org/officeDocument/2006/relationships" xmlns:m="http://schemas.openxmlformats.org/officeDocument/2006/math" xmlns:v="urn:schemas-microsoft-com:vml" xmlns:w="http://schemas.openxmlformats.org/wordprocessingml/2006/main" xmlns:w14="http://schemas.microsoft.com/office/word/2010/wordml" xmlns:w10="urn:schemas-microsoft-com:office:word" xmlns:sl="http://schemas.openxmlformats.org/schemaLibrary/2006/main" xmlns:wpsCustomData="http://www.wps.cn/officeDocument/2013/wpsCustomData" mc:Ignorable="w14">
   <w:docDefaults>
     <w:rPrDefault>
       <w:rPr>
-        <w:rFonts w:asciiTheme="minorHAnsi" w:eastAsiaTheme="minorHAnsi" w:hAnsiTheme="minorHAnsi" w:cstheme="minorBidi"/>
-        <w:kern w:val="2"/>
-        <w:sz w:val="24"/>
-        <w:szCs w:val="24"/>
-        <w:lang w:val="en-IN" w:eastAsia="en-US" w:bidi="ar-SA"/>
-        <w14:ligatures w14:val="standardContextual"/>
+        <w:rFonts w:asciiTheme="minorHAnsi" w:hAnsiTheme="minorHAnsi" w:eastAsiaTheme="minorHAnsi" w:cstheme="minorBidi"/>
       </w:rPr>
     </w:rPrDefault>
-    <w:pPrDefault>
-      <w:pPr>
-        <w:spacing w:after="160" w:line="278" w:lineRule="auto"/>
-      </w:pPr>
-    </w:pPrDefault>
+    <w:pPrDefault/>
   </w:docDefaults>
-  <w:latentStyles w:defLockedState="0" w:defUIPriority="99" w:defSemiHidden="0" w:defUnhideWhenUsed="0" w:defQFormat="0" w:count="376">
-    <w:lsdException w:name="Normal" w:uiPriority="0" w:qFormat="1"/>
-    <w:lsdException w:name="heading 1" w:uiPriority="9" w:qFormat="1"/>
-    <w:lsdException w:name="heading 2" w:semiHidden="1" w:uiPriority="9" w:unhideWhenUsed="1" w:qFormat="1"/>
-    <w:lsdException w:name="heading 3" w:semiHidden="1" w:uiPriority="9" w:unhideWhenUsed="1" w:qFormat="1"/>
-    <w:lsdException w:name="heading 4" w:semiHidden="1" w:uiPriority="9" w:unhideWhenUsed="1" w:qFormat="1"/>
-    <w:lsdException w:name="heading 5" w:semiHidden="1" w:uiPriority="9" w:unhideWhenUsed="1" w:qFormat="1"/>
-    <w:lsdException w:name="heading 6" w:semiHidden="1" w:uiPriority="9" w:unhideWhenUsed="1" w:qFormat="1"/>
-    <w:lsdException w:name="heading 7" w:semiHidden="1" w:uiPriority="9" w:unhideWhenUsed="1" w:qFormat="1"/>
-    <w:lsdException w:name="heading 8" w:semiHidden="1" w:uiPriority="9" w:unhideWhenUsed="1" w:qFormat="1"/>
-    <w:lsdException w:name="heading 9" w:semiHidden="1" w:uiPriority="9" w:unhideWhenUsed="1" w:qFormat="1"/>
-    <w:lsdException w:name="index 1" w:semiHidden="1" w:unhideWhenUsed="1"/>
-    <w:lsdException w:name="index 2" w:semiHidden="1" w:unhideWhenUsed="1"/>
-    <w:lsdException w:name="index 3" w:semiHidden="1" w:unhideWhenUsed="1"/>
-    <w:lsdException w:name="index 4" w:semiHidden="1" w:unhideWhenUsed="1"/>
-    <w:lsdException w:name="index 5" w:semiHidden="1" w:unhideWhenUsed="1"/>
-    <w:lsdException w:name="index 6" w:semiHidden="1" w:unhideWhenUsed="1"/>
-    <w:lsdException w:name="index 7" w:semiHidden="1" w:unhideWhenUsed="1"/>
-    <w:lsdException w:name="index 8" w:semiHidden="1" w:unhideWhenUsed="1"/>
-    <w:lsdException w:name="index 9" w:semiHidden="1" w:unhideWhenUsed="1"/>
-    <w:lsdException w:name="toc 1" w:semiHidden="1" w:uiPriority="39" w:unhideWhenUsed="1"/>
-    <w:lsdException w:name="toc 2" w:semiHidden="1" w:uiPriority="39" w:unhideWhenUsed="1"/>
-    <w:lsdException w:name="toc 3" w:semiHidden="1" w:uiPriority="39" w:unhideWhenUsed="1"/>
-    <w:lsdException w:name="toc 4" w:semiHidden="1" w:uiPriority="39" w:unhideWhenUsed="1"/>
-    <w:lsdException w:name="toc 5" w:semiHidden="1" w:uiPriority="39" w:unhideWhenUsed="1"/>
-    <w:lsdException w:name="toc 6" w:semiHidden="1" w:uiPriority="39" w:unhideWhenUsed="1"/>
-    <w:lsdException w:name="toc 7" w:semiHidden="1" w:uiPriority="39" w:unhideWhenUsed="1"/>
-    <w:lsdException w:name="toc 8" w:semiHidden="1" w:uiPriority="39" w:unhideWhenUsed="1"/>
-    <w:lsdException w:name="toc 9" w:semiHidden="1" w:uiPriority="39" w:unhideWhenUsed="1"/>
-    <w:lsdException w:name="Normal Indent" w:semiHidden="1" w:unhideWhenUsed="1"/>
-    <w:lsdException w:name="footnote text" w:semiHidden="1" w:unhideWhenUsed="1"/>
-    <w:lsdException w:name="annotation text" w:semiHidden="1" w:unhideWhenUsed="1"/>
-    <w:lsdException w:name="header" w:semiHidden="1" w:unhideWhenUsed="1"/>
-    <w:lsdException w:name="footer" w:semiHidden="1" w:unhideWhenUsed="1"/>
-    <w:lsdException w:name="index heading" w:semiHidden="1" w:unhideWhenUsed="1"/>
-    <w:lsdException w:name="caption" w:semiHidden="1" w:uiPriority="35" w:unhideWhenUsed="1" w:qFormat="1"/>
-    <w:lsdException w:name="table of figures" w:semiHidden="1" w:unhideWhenUsed="1"/>
-    <w:lsdException w:name="envelope address" w:semiHidden="1" w:unhideWhenUsed="1"/>
-    <w:lsdException w:name="envelope return" w:semiHidden="1" w:unhideWhenUsed="1"/>
-    <w:lsdException w:name="footnote reference" w:semiHidden="1" w:unhideWhenUsed="1"/>
-    <w:lsdException w:name="annotation reference" w:semiHidden="1" w:unhideWhenUsed="1"/>
-    <w:lsdException w:name="line number" w:semiHidden="1" w:unhideWhenUsed="1"/>
-    <w:lsdException w:name="page number" w:semiHidden="1" w:unhideWhenUsed="1"/>
-    <w:lsdException w:name="endnote reference" w:semiHidden="1" w:unhideWhenUsed="1"/>
-    <w:lsdException w:name="endnote text" w:semiHidden="1" w:unhideWhenUsed="1"/>
-    <w:lsdException w:name="table of authorities" w:semiHidden="1" w:unhideWhenUsed="1"/>
-    <w:lsdException w:name="macro" w:semiHidden="1" w:unhideWhenUsed="1"/>
-    <w:lsdException w:name="toa heading" w:semiHidden="1" w:unhideWhenUsed="1"/>
-    <w:lsdException w:name="List" w:semiHidden="1" w:unhideWhenUsed="1"/>
-    <w:lsdException w:name="List Bullet" w:semiHidden="1" w:unhideWhenUsed="1"/>
-    <w:lsdException w:name="List Number" w:semiHidden="1" w:unhideWhenUsed="1"/>
-    <w:lsdException w:name="List 2" w:semiHidden="1" w:unhideWhenUsed="1"/>
-    <w:lsdException w:name="List 3" w:semiHidden="1" w:unhideWhenUsed="1"/>
-    <w:lsdException w:name="List 4" w:semiHidden="1" w:unhideWhenUsed="1"/>
-    <w:lsdException w:name="List 5" w:semiHidden="1" w:unhideWhenUsed="1"/>
-    <w:lsdException w:name="List Bullet 2" w:semiHidden="1" w:unhideWhenUsed="1"/>
-    <w:lsdException w:name="List Bullet 3" w:semiHidden="1" w:unhideWhenUsed="1"/>
-    <w:lsdException w:name="List Bullet 4" w:semiHidden="1" w:unhideWhenUsed="1"/>
-    <w:lsdException w:name="List Bullet 5" w:semiHidden="1" w:unhideWhenUsed="1"/>
-    <w:lsdException w:name="List Number 2" w:semiHidden="1" w:unhideWhenUsed="1"/>
-    <w:lsdException w:name="List Number 3" w:semiHidden="1" w:unhideWhenUsed="1"/>
-    <w:lsdException w:name="List Number 4" w:semiHidden="1" w:unhideWhenUsed="1"/>
-    <w:lsdException w:name="List Number 5" w:semiHidden="1" w:unhideWhenUsed="1"/>
-    <w:lsdException w:name="Title" w:uiPriority="10" w:qFormat="1"/>
-    <w:lsdException w:name="Closing" w:semiHidden="1" w:unhideWhenUsed="1"/>
-    <w:lsdException w:name="Signature" w:semiHidden="1" w:unhideWhenUsed="1"/>
-    <w:lsdException w:name="Default Paragraph Font" w:semiHidden="1" w:uiPriority="1" w:unhideWhenUsed="1"/>
-    <w:lsdException w:name="Body Text" w:semiHidden="1" w:unhideWhenUsed="1"/>
-    <w:lsdException w:name="Body Text Indent" w:semiHidden="1" w:unhideWhenUsed="1"/>
-    <w:lsdException w:name="List Continue" w:semiHidden="1" w:unhideWhenUsed="1"/>
-    <w:lsdException w:name="List Continue 2" w:semiHidden="1" w:unhideWhenUsed="1"/>
-    <w:lsdException w:name="List Continue 3" w:semiHidden="1" w:unhideWhenUsed="1"/>
-    <w:lsdException w:name="List Continue 4" w:semiHidden="1" w:unhideWhenUsed="1"/>
-    <w:lsdException w:name="List Continue 5" w:semiHidden="1" w:unhideWhenUsed="1"/>
-    <w:lsdException w:name="Message Header" w:semiHidden="1" w:unhideWhenUsed="1"/>
-    <w:lsdException w:name="Subtitle" w:uiPriority="11" w:qFormat="1"/>
-    <w:lsdException w:name="Salutation" w:semiHidden="1" w:unhideWhenUsed="1"/>
-    <w:lsdException w:name="Date" w:semiHidden="1" w:unhideWhenUsed="1"/>
-    <w:lsdException w:name="Body Text First Indent" w:semiHidden="1" w:unhideWhenUsed="1"/>
-    <w:lsdException w:name="Body Text First Indent 2" w:semiHidden="1" w:unhideWhenUsed="1"/>
-    <w:lsdException w:name="Note Heading" w:semiHidden="1" w:unhideWhenUsed="1"/>
-    <w:lsdException w:name="Body Text 2" w:semiHidden="1" w:unhideWhenUsed="1"/>
-    <w:lsdException w:name="Body Text 3" w:semiHidden="1" w:unhideWhenUsed="1"/>
-    <w:lsdException w:name="Body Text Indent 2" w:semiHidden="1" w:unhideWhenUsed="1"/>
-    <w:lsdException w:name="Body Text Indent 3" w:semiHidden="1" w:unhideWhenUsed="1"/>
-    <w:lsdException w:name="Block Text" w:semiHidden="1" w:unhideWhenUsed="1"/>
-    <w:lsdException w:name="Hyperlink" w:semiHidden="1" w:unhideWhenUsed="1"/>
-    <w:lsdException w:name="FollowedHyperlink" w:semiHidden="1" w:unhideWhenUsed="1"/>
-    <w:lsdException w:name="Strong" w:uiPriority="22" w:qFormat="1"/>
-    <w:lsdException w:name="Emphasis" w:uiPriority="20" w:qFormat="1"/>
-    <w:lsdException w:name="Document Map" w:semiHidden="1" w:unhideWhenUsed="1"/>
-    <w:lsdException w:name="Plain Text" w:semiHidden="1" w:unhideWhenUsed="1"/>
-    <w:lsdException w:name="E-mail Signature" w:semiHidden="1" w:unhideWhenUsed="1"/>
-    <w:lsdException w:name="HTML Top of Form" w:semiHidden="1" w:unhideWhenUsed="1"/>
-    <w:lsdException w:name="HTML Bottom of Form" w:semiHidden="1" w:unhideWhenUsed="1"/>
-    <w:lsdException w:name="Normal (Web)" w:semiHidden="1" w:unhideWhenUsed="1"/>
-    <w:lsdException w:name="HTML Acronym" w:semiHidden="1" w:unhideWhenUsed="1"/>
-    <w:lsdException w:name="HTML Address" w:semiHidden="1" w:unhideWhenUsed="1"/>
-    <w:lsdException w:name="HTML Cite" w:semiHidden="1" w:unhideWhenUsed="1"/>
-    <w:lsdException w:name="HTML Code" w:semiHidden="1" w:unhideWhenUsed="1"/>
-    <w:lsdException w:name="HTML Definition" w:semiHidden="1" w:unhideWhenUsed="1"/>
-    <w:lsdException w:name="HTML Keyboard" w:semiHidden="1" w:unhideWhenUsed="1"/>
-    <w:lsdException w:name="HTML Preformatted" w:semiHidden="1" w:unhideWhenUsed="1"/>
-    <w:lsdException w:name="HTML Sample" w:semiHidden="1" w:unhideWhenUsed="1"/>
-    <w:lsdException w:name="HTML Typewriter" w:semiHidden="1" w:unhideWhenUsed="1"/>
-    <w:lsdException w:name="HTML Variable" w:semiHidden="1" w:unhideWhenUsed="1"/>
-    <w:lsdException w:name="Normal Table" w:semiHidden="1" w:unhideWhenUsed="1"/>
-    <w:lsdException w:name="annotation subject" w:semiHidden="1" w:unhideWhenUsed="1"/>
-    <w:lsdException w:name="No List" w:semiHidden="1" w:unhideWhenUsed="1"/>
-    <w:lsdException w:name="Outline List 1" w:semiHidden="1" w:unhideWhenUsed="1"/>
-    <w:lsdException w:name="Outline List 2" w:semiHidden="1" w:unhideWhenUsed="1"/>
-    <w:lsdException w:name="Outline List 3" w:semiHidden="1" w:unhideWhenUsed="1"/>
-    <w:lsdException w:name="Table Simple 1" w:semiHidden="1" w:unhideWhenUsed="1"/>
-    <w:lsdException w:name="Table Simple 2" w:semiHidden="1" w:unhideWhenUsed="1"/>
-    <w:lsdException w:name="Table Simple 3" w:semiHidden="1" w:unhideWhenUsed="1"/>
-    <w:lsdException w:name="Table Classic 1" w:semiHidden="1" w:unhideWhenUsed="1"/>
-    <w:lsdException w:name="Table Classic 2" w:semiHidden="1" w:unhideWhenUsed="1"/>
-    <w:lsdException w:name="Table Classic 3" w:semiHidden="1" w:unhideWhenUsed="1"/>
-    <w:lsdException w:name="Table Classic 4" w:semiHidden="1" w:unhideWhenUsed="1"/>
-    <w:lsdException w:name="Table Colorful 1" w:semiHidden="1" w:unhideWhenUsed="1"/>
-    <w:lsdException w:name="Table Colorful 2" w:semiHidden="1" w:unhideWhenUsed="1"/>
-    <w:lsdException w:name="Table Colorful 3" w:semiHidden="1" w:unhideWhenUsed="1"/>
-    <w:lsdException w:name="Table Columns 1" w:semiHidden="1" w:unhideWhenUsed="1"/>
-    <w:lsdException w:name="Table Columns 2" w:semiHidden="1" w:unhideWhenUsed="1"/>
-    <w:lsdException w:name="Table Columns 3" w:semiHidden="1" w:unhideWhenUsed="1"/>
-    <w:lsdException w:name="Table Columns 4" w:semiHidden="1" w:unhideWhenUsed="1"/>
-    <w:lsdException w:name="Table Columns 5" w:semiHidden="1" w:unhideWhenUsed="1"/>
-    <w:lsdException w:name="Table Grid 1" w:semiHidden="1" w:unhideWhenUsed="1"/>
-    <w:lsdException w:name="Table Grid 2" w:semiHidden="1" w:unhideWhenUsed="1"/>
-    <w:lsdException w:name="Table Grid 3" w:semiHidden="1" w:unhideWhenUsed="1"/>
-    <w:lsdException w:name="Table Grid 4" w:semiHidden="1" w:unhideWhenUsed="1"/>
-    <w:lsdException w:name="Table Grid 5" w:semiHidden="1" w:unhideWhenUsed="1"/>
-    <w:lsdException w:name="Table Grid 6" w:semiHidden="1" w:unhideWhenUsed="1"/>
-    <w:lsdException w:name="Table Grid 7" w:semiHidden="1" w:unhideWhenUsed="1"/>
-    <w:lsdException w:name="Table Grid 8" w:semiHidden="1" w:unhideWhenUsed="1"/>
-    <w:lsdException w:name="Table List 1" w:semiHidden="1" w:unhideWhenUsed="1"/>
-    <w:lsdException w:name="Table List 2" w:semiHidden="1" w:unhideWhenUsed="1"/>
-    <w:lsdException w:name="Table List 3" w:semiHidden="1" w:unhideWhenUsed="1"/>
-    <w:lsdException w:name="Table List 4" w:semiHidden="1" w:unhideWhenUsed="1"/>
-    <w:lsdException w:name="Table List 5" w:semiHidden="1" w:unhideWhenUsed="1"/>
-    <w:lsdException w:name="Table List 6" w:semiHidden="1" w:unhideWhenUsed="1"/>
-    <w:lsdException w:name="Table List 7" w:semiHidden="1" w:unhideWhenUsed="1"/>
-    <w:lsdException w:name="Table List 8" w:semiHidden="1" w:unhideWhenUsed="1"/>
-    <w:lsdException w:name="Table 3D effects 1" w:semiHidden="1" w:unhideWhenUsed="1"/>
-    <w:lsdException w:name="Table 3D effects 2" w:semiHidden="1" w:unhideWhenUsed="1"/>
-    <w:lsdException w:name="Table 3D effects 3" w:semiHidden="1" w:unhideWhenUsed="1"/>
-    <w:lsdException w:name="Table Contemporary" w:semiHidden="1" w:unhideWhenUsed="1"/>
-    <w:lsdException w:name="Table Elegant" w:semiHidden="1" w:unhideWhenUsed="1"/>
-    <w:lsdException w:name="Table Professional" w:semiHidden="1" w:unhideWhenUsed="1"/>
-    <w:lsdException w:name="Table Subtle 1" w:semiHidden="1" w:unhideWhenUsed="1"/>
-    <w:lsdException w:name="Table Subtle 2" w:semiHidden="1" w:unhideWhenUsed="1"/>
-    <w:lsdException w:name="Table Web 1" w:semiHidden="1" w:unhideWhenUsed="1"/>
-    <w:lsdException w:name="Table Web 2" w:semiHidden="1" w:unhideWhenUsed="1"/>
-    <w:lsdException w:name="Table Web 3" w:semiHidden="1" w:unhideWhenUsed="1"/>
-    <w:lsdException w:name="Balloon Text" w:semiHidden="1" w:unhideWhenUsed="1"/>
-    <w:lsdException w:name="Table Grid" w:uiPriority="39"/>
-    <w:lsdException w:name="Table Theme" w:semiHidden="1" w:unhideWhenUsed="1"/>
-    <w:lsdException w:name="Placeholder Text" w:semiHidden="1"/>
-    <w:lsdException w:name="No Spacing" w:uiPriority="1" w:qFormat="1"/>
-    <w:lsdException w:name="Light Shading" w:uiPriority="60"/>
-    <w:lsdException w:name="Light List" w:uiPriority="61"/>
-    <w:lsdException w:name="Light Grid" w:uiPriority="62"/>
-    <w:lsdException w:name="Medium Shading 1" w:uiPriority="63"/>
-    <w:lsdException w:name="Medium Shading 2" w:uiPriority="64"/>
-    <w:lsdException w:name="Medium List 1" w:uiPriority="65"/>
-    <w:lsdException w:name="Medium List 2" w:uiPriority="66"/>
-    <w:lsdException w:name="Medium Grid 1" w:uiPriority="67"/>
-    <w:lsdException w:name="Medium Grid 2" w:uiPriority="68"/>
-    <w:lsdException w:name="Medium Grid 3" w:uiPriority="69"/>
-    <w:lsdException w:name="Dark List" w:uiPriority="70"/>
-    <w:lsdException w:name="Colorful Shading" w:uiPriority="71"/>
-    <w:lsdException w:name="Colorful List" w:uiPriority="72"/>
-    <w:lsdException w:name="Colorful Grid" w:uiPriority="73"/>
-    <w:lsdException w:name="Light Shading Accent 1" w:uiPriority="60"/>
-    <w:lsdException w:name="Light List Accent 1" w:uiPriority="61"/>
-    <w:lsdException w:name="Light Grid Accent 1" w:uiPriority="62"/>
-    <w:lsdException w:name="Medium Shading 1 Accent 1" w:uiPriority="63"/>
-    <w:lsdException w:name="Medium Shading 2 Accent 1" w:uiPriority="64"/>
-    <w:lsdException w:name="Medium List 1 Accent 1" w:uiPriority="65"/>
-    <w:lsdException w:name="Revision" w:semiHidden="1"/>
-    <w:lsdException w:name="List Paragraph" w:uiPriority="34" w:qFormat="1"/>
-    <w:lsdException w:name="Quote" w:uiPriority="29" w:qFormat="1"/>
-    <w:lsdException w:name="Intense Quote" w:uiPriority="30" w:qFormat="1"/>
-    <w:lsdException w:name="Medium List 2 Accent 1" w:uiPriority="66"/>
-    <w:lsdException w:name="Medium Grid 1 Accent 1" w:uiPriority="67"/>
-    <w:lsdException w:name="Medium Grid 2 Accent 1" w:uiPriority="68"/>
-    <w:lsdException w:name="Medium Grid 3 Accent 1" w:uiPriority="69"/>
-    <w:lsdException w:name="Dark List Accent 1" w:uiPriority="70"/>
-    <w:lsdException w:name="Colorful Shading Accent 1" w:uiPriority="71"/>
-    <w:lsdException w:name="Colorful List Accent 1" w:uiPriority="72"/>
-    <w:lsdException w:name="Colorful Grid Accent 1" w:uiPriority="73"/>
-    <w:lsdException w:name="Light Shading Accent 2" w:uiPriority="60"/>
-    <w:lsdException w:name="Light List Accent 2" w:uiPriority="61"/>
-    <w:lsdException w:name="Light Grid Accent 2" w:uiPriority="62"/>
-    <w:lsdException w:name="Medium Shading 1 Accent 2" w:uiPriority="63"/>
-    <w:lsdException w:name="Medium Shading 2 Accent 2" w:uiPriority="64"/>
-    <w:lsdException w:name="Medium List 1 Accent 2" w:uiPriority="65"/>
-    <w:lsdException w:name="Medium List 2 Accent 2" w:uiPriority="66"/>
-    <w:lsdException w:name="Medium Grid 1 Accent 2" w:uiPriority="67"/>
-    <w:lsdException w:name="Medium Grid 2 Accent 2" w:uiPriority="68"/>
-    <w:lsdException w:name="Medium Grid 3 Accent 2" w:uiPriority="69"/>
-    <w:lsdException w:name="Dark List Accent 2" w:uiPriority="70"/>
-    <w:lsdException w:name="Colorful Shading Accent 2" w:uiPriority="71"/>
-    <w:lsdException w:name="Colorful List Accent 2" w:uiPriority="72"/>
-    <w:lsdException w:name="Colorful Grid Accent 2" w:uiPriority="73"/>
-    <w:lsdException w:name="Light Shading Accent 3" w:uiPriority="60"/>
-    <w:lsdException w:name="Light List Accent 3" w:uiPriority="61"/>
-    <w:lsdException w:name="Light Grid Accent 3" w:uiPriority="62"/>
-    <w:lsdException w:name="Medium Shading 1 Accent 3" w:uiPriority="63"/>
-    <w:lsdException w:name="Medium Shading 2 Accent 3" w:uiPriority="64"/>
-    <w:lsdException w:name="Medium List 1 Accent 3" w:uiPriority="65"/>
-    <w:lsdException w:name="Medium List 2 Accent 3" w:uiPriority="66"/>
-    <w:lsdException w:name="Medium Grid 1 Accent 3" w:uiPriority="67"/>
-    <w:lsdException w:name="Medium Grid 2 Accent 3" w:uiPriority="68"/>
-    <w:lsdException w:name="Medium Grid 3 Accent 3" w:uiPriority="69"/>
-    <w:lsdException w:name="Dark List Accent 3" w:uiPriority="70"/>
-    <w:lsdException w:name="Colorful Shading Accent 3" w:uiPriority="71"/>
-    <w:lsdException w:name="Colorful List Accent 3" w:uiPriority="72"/>
-    <w:lsdException w:name="Colorful Grid Accent 3" w:uiPriority="73"/>
-    <w:lsdException w:name="Light Shading Accent 4" w:uiPriority="60"/>
-    <w:lsdException w:name="Light List Accent 4" w:uiPriority="61"/>
-    <w:lsdException w:name="Light Grid Accent 4" w:uiPriority="62"/>
-    <w:lsdException w:name="Medium Shading 1 Accent 4" w:uiPriority="63"/>
-    <w:lsdException w:name="Medium Shading 2 Accent 4" w:uiPriority="64"/>
-    <w:lsdException w:name="Medium List 1 Accent 4" w:uiPriority="65"/>
-    <w:lsdException w:name="Medium List 2 Accent 4" w:uiPriority="66"/>
-    <w:lsdException w:name="Medium Grid 1 Accent 4" w:uiPriority="67"/>
-    <w:lsdException w:name="Medium Grid 2 Accent 4" w:uiPriority="68"/>
-    <w:lsdException w:name="Medium Grid 3 Accent 4" w:uiPriority="69"/>
-    <w:lsdException w:name="Dark List Accent 4" w:uiPriority="70"/>
-    <w:lsdException w:name="Colorful Shading Accent 4" w:uiPriority="71"/>
-    <w:lsdException w:name="Colorful List Accent 4" w:uiPriority="72"/>
-    <w:lsdException w:name="Colorful Grid Accent 4" w:uiPriority="73"/>
-    <w:lsdException w:name="Light Shading Accent 5" w:uiPriority="60"/>
-    <w:lsdException w:name="Light List Accent 5" w:uiPriority="61"/>
-    <w:lsdException w:name="Light Grid Accent 5" w:uiPriority="62"/>
-    <w:lsdException w:name="Medium Shading 1 Accent 5" w:uiPriority="63"/>
-    <w:lsdException w:name="Medium Shading 2 Accent 5" w:uiPriority="64"/>
-    <w:lsdException w:name="Medium List 1 Accent 5" w:uiPriority="65"/>
-    <w:lsdException w:name="Medium List 2 Accent 5" w:uiPriority="66"/>
-    <w:lsdException w:name="Medium Grid 1 Accent 5" w:uiPriority="67"/>
-    <w:lsdException w:name="Medium Grid 2 Accent 5" w:uiPriority="68"/>
-    <w:lsdException w:name="Medium Grid 3 Accent 5" w:uiPriority="69"/>
-    <w:lsdException w:name="Dark List Accent 5" w:uiPriority="70"/>
-    <w:lsdException w:name="Colorful Shading Accent 5" w:uiPriority="71"/>
-    <w:lsdException w:name="Colorful List Accent 5" w:uiPriority="72"/>
-    <w:lsdException w:name="Colorful Grid Accent 5" w:uiPriority="73"/>
-    <w:lsdException w:name="Light Shading Accent 6" w:uiPriority="60"/>
-    <w:lsdException w:name="Light List Accent 6" w:uiPriority="61"/>
-    <w:lsdException w:name="Light Grid Accent 6" w:uiPriority="62"/>
-    <w:lsdException w:name="Medium Shading 1 Accent 6" w:uiPriority="63"/>
-    <w:lsdException w:name="Medium Shading 2 Accent 6" w:uiPriority="64"/>
-    <w:lsdException w:name="Medium List 1 Accent 6" w:uiPriority="65"/>
-    <w:lsdException w:name="Medium List 2 Accent 6" w:uiPriority="66"/>
-    <w:lsdException w:name="Medium Grid 1 Accent 6" w:uiPriority="67"/>
-    <w:lsdException w:name="Medium Grid 2 Accent 6" w:uiPriority="68"/>
-    <w:lsdException w:name="Medium Grid 3 Accent 6" w:uiPriority="69"/>
-    <w:lsdException w:name="Dark List Accent 6" w:uiPriority="70"/>
-    <w:lsdException w:name="Colorful Shading Accent 6" w:uiPriority="71"/>
-    <w:lsdException w:name="Colorful List Accent 6" w:uiPriority="72"/>
-    <w:lsdException w:name="Colorful Grid Accent 6" w:uiPriority="73"/>
-    <w:lsdException w:name="Subtle Emphasis" w:uiPriority="19" w:qFormat="1"/>
-    <w:lsdException w:name="Intense Emphasis" w:uiPriority="21" w:qFormat="1"/>
-    <w:lsdException w:name="Subtle Reference" w:uiPriority="31" w:qFormat="1"/>
-    <w:lsdException w:name="Intense Reference" w:uiPriority="32" w:qFormat="1"/>
-    <w:lsdException w:name="Book Title" w:uiPriority="33" w:qFormat="1"/>
-    <w:lsdException w:name="Bibliography" w:semiHidden="1" w:uiPriority="37" w:unhideWhenUsed="1"/>
-    <w:lsdException w:name="TOC Heading" w:semiHidden="1" w:uiPriority="39" w:unhideWhenUsed="1" w:qFormat="1"/>
-    <w:lsdException w:name="Plain Table 1" w:uiPriority="41"/>
-    <w:lsdException w:name="Plain Table 2" w:uiPriority="42"/>
-    <w:lsdException w:name="Plain Table 3" w:uiPriority="43"/>
-    <w:lsdException w:name="Plain Table 4" w:uiPriority="44"/>
-    <w:lsdException w:name="Plain Table 5" w:uiPriority="45"/>
-    <w:lsdException w:name="Grid Table Light" w:uiPriority="40"/>
-    <w:lsdException w:name="Grid Table 1 Light" w:uiPriority="46"/>
-    <w:lsdException w:name="Grid Table 2" w:uiPriority="47"/>
-    <w:lsdException w:name="Grid Table 3" w:uiPriority="48"/>
-    <w:lsdException w:name="Grid Table 4" w:uiPriority="49"/>
-    <w:lsdException w:name="Grid Table 5 Dark" w:uiPriority="50"/>
-    <w:lsdException w:name="Grid Table 6 Colorful" w:uiPriority="51"/>
-    <w:lsdException w:name="Grid Table 7 Colorful" w:uiPriority="52"/>
-    <w:lsdException w:name="Grid Table 1 Light Accent 1" w:uiPriority="46"/>
-    <w:lsdException w:name="Grid Table 2 Accent 1" w:uiPriority="47"/>
-    <w:lsdException w:name="Grid Table 3 Accent 1" w:uiPriority="48"/>
-    <w:lsdException w:name="Grid Table 4 Accent 1" w:uiPriority="49"/>
-    <w:lsdException w:name="Grid Table 5 Dark Accent 1" w:uiPriority="50"/>
-    <w:lsdException w:name="Grid Table 6 Colorful Accent 1" w:uiPriority="51"/>
-    <w:lsdException w:name="Grid Table 7 Colorful Accent 1" w:uiPriority="52"/>
-    <w:lsdException w:name="Grid Table 1 Light Accent 2" w:uiPriority="46"/>
-    <w:lsdException w:name="Grid Table 2 Accent 2" w:uiPriority="47"/>
-    <w:lsdException w:name="Grid Table 3 Accent 2" w:uiPriority="48"/>
-    <w:lsdException w:name="Grid Table 4 Accent 2" w:uiPriority="49"/>
-    <w:lsdException w:name="Grid Table 5 Dark Accent 2" w:uiPriority="50"/>
-    <w:lsdException w:name="Grid Table 6 Colorful Accent 2" w:uiPriority="51"/>
-    <w:lsdException w:name="Grid Table 7 Colorful Accent 2" w:uiPriority="52"/>
-    <w:lsdException w:name="Grid Table 1 Light Accent 3" w:uiPriority="46"/>
-    <w:lsdException w:name="Grid Table 2 Accent 3" w:uiPriority="47"/>
-    <w:lsdException w:name="Grid Table 3 Accent 3" w:uiPriority="48"/>
-    <w:lsdException w:name="Grid Table 4 Accent 3" w:uiPriority="49"/>
-    <w:lsdException w:name="Grid Table 5 Dark Accent 3" w:uiPriority="50"/>
-    <w:lsdException w:name="Grid Table 6 Colorful Accent 3" w:uiPriority="51"/>
-    <w:lsdException w:name="Grid Table 7 Colorful Accent 3" w:uiPriority="52"/>
-    <w:lsdException w:name="Grid Table 1 Light Accent 4" w:uiPriority="46"/>
-    <w:lsdException w:name="Grid Table 2 Accent 4" w:uiPriority="47"/>
-    <w:lsdException w:name="Grid Table 3 Accent 4" w:uiPriority="48"/>
-    <w:lsdException w:name="Grid Table 4 Accent 4" w:uiPriority="49"/>
-    <w:lsdException w:name="Grid Table 5 Dark Accent 4" w:uiPriority="50"/>
-    <w:lsdException w:name="Grid Table 6 Colorful Accent 4" w:uiPriority="51"/>
-    <w:lsdException w:name="Grid Table 7 Colorful Accent 4" w:uiPriority="52"/>
-    <w:lsdException w:name="Grid Table 1 Light Accent 5" w:uiPriority="46"/>
-    <w:lsdException w:name="Grid Table 2 Accent 5" w:uiPriority="47"/>
-    <w:lsdException w:name="Grid Table 3 Accent 5" w:uiPriority="48"/>
-    <w:lsdException w:name="Grid Table 4 Accent 5" w:uiPriority="49"/>
-    <w:lsdException w:name="Grid Table 5 Dark Accent 5" w:uiPriority="50"/>
-    <w:lsdException w:name="Grid Table 6 Colorful Accent 5" w:uiPriority="51"/>
-    <w:lsdException w:name="Grid Table 7 Colorful Accent 5" w:uiPriority="52"/>
-    <w:lsdException w:name="Grid Table 1 Light Accent 6" w:uiPriority="46"/>
-    <w:lsdException w:name="Grid Table 2 Accent 6" w:uiPriority="47"/>
-    <w:lsdException w:name="Grid Table 3 Accent 6" w:uiPriority="48"/>
-    <w:lsdException w:name="Grid Table 4 Accent 6" w:uiPriority="49"/>
-    <w:lsdException w:name="Grid Table 5 Dark Accent 6" w:uiPriority="50"/>
-    <w:lsdException w:name="Grid Table 6 Colorful Accent 6" w:uiPriority="51"/>
-    <w:lsdException w:name="Grid Table 7 Colorful Accent 6" w:uiPriority="52"/>
-    <w:lsdException w:name="List Table 1 Light" w:uiPriority="46"/>
-    <w:lsdException w:name="List Table 2" w:uiPriority="47"/>
-    <w:lsdException w:name="List Table 3" w:uiPriority="48"/>
-    <w:lsdException w:name="List Table 4" w:uiPriority="49"/>
-    <w:lsdException w:name="List Table 5 Dark" w:uiPriority="50"/>
-    <w:lsdException w:name="List Table 6 Colorful" w:uiPriority="51"/>
-    <w:lsdException w:name="List Table 7 Colorful" w:uiPriority="52"/>
-    <w:lsdException w:name="List Table 1 Light Accent 1" w:uiPriority="46"/>
-    <w:lsdException w:name="List Table 2 Accent 1" w:uiPriority="47"/>
-    <w:lsdException w:name="List Table 3 Accent 1" w:uiPriority="48"/>
-    <w:lsdException w:name="List Table 4 Accent 1" w:uiPriority="49"/>
-    <w:lsdException w:name="List Table 5 Dark Accent 1" w:uiPriority="50"/>
-    <w:lsdException w:name="List Table 6 Colorful Accent 1" w:uiPriority="51"/>
-    <w:lsdException w:name="List Table 7 Colorful Accent 1" w:uiPriority="52"/>
-    <w:lsdException w:name="List Table 1 Light Accent 2" w:uiPriority="46"/>
-    <w:lsdException w:name="List Table 2 Accent 2" w:uiPriority="47"/>
-    <w:lsdException w:name="List Table 3 Accent 2" w:uiPriority="48"/>
-    <w:lsdException w:name="List Table 4 Accent 2" w:uiPriority="49"/>
-    <w:lsdException w:name="List Table 5 Dark Accent 2" w:uiPriority="50"/>
-    <w:lsdException w:name="List Table 6 Colorful Accent 2" w:uiPriority="51"/>
-    <w:lsdException w:name="List Table 7 Colorful Accent 2" w:uiPriority="52"/>
-    <w:lsdException w:name="List Table 1 Light Accent 3" w:uiPriority="46"/>
-    <w:lsdException w:name="List Table 2 Accent 3" w:uiPriority="47"/>
-    <w:lsdException w:name="List Table 3 Accent 3" w:uiPriority="48"/>
-    <w:lsdException w:name="List Table 4 Accent 3" w:uiPriority="49"/>
-    <w:lsdException w:name="List Table 5 Dark Accent 3" w:uiPriority="50"/>
-    <w:lsdException w:name="List Table 6 Colorful Accent 3" w:uiPriority="51"/>
-    <w:lsdException w:name="List Table 7 Colorful Accent 3" w:uiPriority="52"/>
-    <w:lsdException w:name="List Table 1 Light Accent 4" w:uiPriority="46"/>
-    <w:lsdException w:name="List Table 2 Accent 4" w:uiPriority="47"/>
-    <w:lsdException w:name="List Table 3 Accent 4" w:uiPriority="48"/>
-    <w:lsdException w:name="List Table 4 Accent 4" w:uiPriority="49"/>
-    <w:lsdException w:name="List Table 5 Dark Accent 4" w:uiPriority="50"/>
-    <w:lsdException w:name="List Table 6 Colorful Accent 4" w:uiPriority="51"/>
-    <w:lsdException w:name="List Table 7 Colorful Accent 4" w:uiPriority="52"/>
-    <w:lsdException w:name="List Table 1 Light Accent 5" w:uiPriority="46"/>
-    <w:lsdException w:name="List Table 2 Accent 5" w:uiPriority="47"/>
-    <w:lsdException w:name="List Table 3 Accent 5" w:uiPriority="48"/>
-    <w:lsdException w:name="List Table 4 Accent 5" w:uiPriority="49"/>
-    <w:lsdException w:name="List Table 5 Dark Accent 5" w:uiPriority="50"/>
-    <w:lsdException w:name="List Table 6 Colorful Accent 5" w:uiPriority="51"/>
-    <w:lsdException w:name="List Table 7 Colorful Accent 5" w:uiPriority="52"/>
-    <w:lsdException w:name="List Table 1 Light Accent 6" w:uiPriority="46"/>
-    <w:lsdException w:name="List Table 2 Accent 6" w:uiPriority="47"/>
-    <w:lsdException w:name="List Table 3 Accent 6" w:uiPriority="48"/>
-    <w:lsdException w:name="List Table 4 Accent 6" w:uiPriority="49"/>
-    <w:lsdException w:name="List Table 5 Dark Accent 6" w:uiPriority="50"/>
-    <w:lsdException w:name="List Table 6 Colorful Accent 6" w:uiPriority="51"/>
-    <w:lsdException w:name="List Table 7 Colorful Accent 6" w:uiPriority="52"/>
-    <w:lsdException w:name="Mention" w:semiHidden="1" w:unhideWhenUsed="1"/>
-    <w:lsdException w:name="Smart Hyperlink" w:semiHidden="1" w:unhideWhenUsed="1"/>
-    <w:lsdException w:name="Hashtag" w:semiHidden="1" w:unhideWhenUsed="1"/>
-    <w:lsdException w:name="Unresolved Mention" w:semiHidden="1" w:unhideWhenUsed="1"/>
-    <w:lsdException w:name="Smart Link" w:semiHidden="1" w:unhideWhenUsed="1"/>
+  <w:latentStyles w:count="260" w:defQFormat="0" w:defUnhideWhenUsed="1" w:defSemiHidden="1" w:defUIPriority="99" w:defLockedState="0">
+    <w:lsdException w:qFormat="1" w:unhideWhenUsed="0" w:uiPriority="0" w:semiHidden="0" w:name="Normal"/>
+    <w:lsdException w:qFormat="1" w:unhideWhenUsed="0" w:uiPriority="9" w:semiHidden="0" w:name="heading 1"/>
+    <w:lsdException w:qFormat="1" w:uiPriority="9" w:semiHidden="0" w:name="heading 2"/>
+    <w:lsdException w:qFormat="1" w:uiPriority="9" w:name="heading 3"/>
+    <w:lsdException w:qFormat="1" w:uiPriority="9" w:name="heading 4"/>
+    <w:lsdException w:qFormat="1" w:uiPriority="9" w:name="heading 5"/>
+    <w:lsdException w:qFormat="1" w:uiPriority="9" w:name="heading 6"/>
+    <w:lsdException w:qFormat="1" w:uiPriority="9" w:name="heading 7"/>
+    <w:lsdException w:qFormat="1" w:uiPriority="9" w:name="heading 8"/>
+    <w:lsdException w:qFormat="1" w:uiPriority="9" w:name="heading 9"/>
+    <w:lsdException w:uiPriority="99" w:name="index 1"/>
+    <w:lsdException w:uiPriority="99" w:name="index 2"/>
+    <w:lsdException w:uiPriority="99" w:name="index 3"/>
+    <w:lsdException w:uiPriority="99" w:name="index 4"/>
+    <w:lsdException w:uiPriority="99" w:name="index 5"/>
+    <w:lsdException w:uiPriority="99" w:name="index 6"/>
+    <w:lsdException w:uiPriority="99" w:name="index 7"/>
+    <w:lsdException w:uiPriority="99" w:name="index 8"/>
+    <w:lsdException w:uiPriority="99" w:name="index 9"/>
+    <w:lsdException w:uiPriority="39" w:name="toc 1"/>
+    <w:lsdException w:uiPriority="39" w:name="toc 2"/>
+    <w:lsdException w:uiPriority="39" w:name="toc 3"/>
+    <w:lsdException w:uiPriority="39" w:name="toc 4"/>
+    <w:lsdException w:uiPriority="39" w:name="toc 5"/>
+    <w:lsdException w:uiPriority="39" w:name="toc 6"/>
+    <w:lsdException w:uiPriority="39" w:name="toc 7"/>
+    <w:lsdException w:uiPriority="39" w:name="toc 8"/>
+    <w:lsdException w:uiPriority="39" w:name="toc 9"/>
+    <w:lsdException w:uiPriority="99" w:name="Normal Indent"/>
+    <w:lsdException w:uiPriority="99" w:name="footnote text"/>
+    <w:lsdException w:uiPriority="99" w:name="annotation text"/>
+    <w:lsdException w:qFormat="1" w:uiPriority="99" w:semiHidden="0" w:name="header"/>
+    <w:lsdException w:uiPriority="99" w:semiHidden="0" w:name="footer"/>
+    <w:lsdException w:uiPriority="99" w:name="index heading"/>
+    <w:lsdException w:qFormat="1" w:uiPriority="35" w:name="caption"/>
+    <w:lsdException w:uiPriority="99" w:name="table of figures"/>
+    <w:lsdException w:uiPriority="99" w:name="envelope address"/>
+    <w:lsdException w:uiPriority="99" w:name="envelope return"/>
+    <w:lsdException w:uiPriority="99" w:name="footnote reference"/>
+    <w:lsdException w:uiPriority="99" w:name="annotation reference"/>
+    <w:lsdException w:uiPriority="99" w:name="line number"/>
+    <w:lsdException w:uiPriority="99" w:name="page number"/>
+    <w:lsdException w:uiPriority="99" w:name="endnote reference"/>
+    <w:lsdException w:uiPriority="99" w:name="endnote text"/>
+    <w:lsdException w:uiPriority="99" w:name="table of authorities"/>
+    <w:lsdException w:uiPriority="99" w:name="macro"/>
+    <w:lsdException w:uiPriority="99" w:name="toa heading"/>
+    <w:lsdException w:uiPriority="99" w:name="List"/>
+    <w:lsdException w:uiPriority="99" w:name="List Bullet"/>
+    <w:lsdException w:uiPriority="99" w:name="List Number"/>
+    <w:lsdException w:uiPriority="99" w:name="List 2"/>
+    <w:lsdException w:uiPriority="99" w:name="List 3"/>
+    <w:lsdException w:uiPriority="99" w:name="List 4"/>
+    <w:lsdException w:uiPriority="99" w:name="List 5"/>
+    <w:lsdException w:uiPriority="99" w:name="List Bullet 2"/>
+    <w:lsdException w:uiPriority="99" w:name="List Bullet 3"/>
+    <w:lsdException w:uiPriority="99" w:name="List Bullet 4"/>
+    <w:lsdException w:uiPriority="99" w:name="List Bullet 5"/>
+    <w:lsdException w:uiPriority="99" w:name="List Number 2"/>
+    <w:lsdException w:uiPriority="99" w:name="List Number 3"/>
+    <w:lsdException w:uiPriority="99" w:name="List Number 4"/>
+    <w:lsdException w:uiPriority="99" w:name="List Number 5"/>
+    <w:lsdException w:qFormat="1" w:unhideWhenUsed="0" w:uiPriority="10" w:semiHidden="0" w:name="Title"/>
+    <w:lsdException w:uiPriority="99" w:name="Closing"/>
+    <w:lsdException w:uiPriority="99" w:name="Signature"/>
+    <w:lsdException w:qFormat="1" w:uiPriority="1" w:semiHidden="0" w:name="Default Paragraph Font"/>
+    <w:lsdException w:uiPriority="99" w:name="Body Text"/>
+    <w:lsdException w:uiPriority="99" w:name="Body Text Indent"/>
+    <w:lsdException w:uiPriority="99" w:name="List Continue"/>
+    <w:lsdException w:uiPriority="99" w:name="List Continue 2"/>
+    <w:lsdException w:uiPriority="99" w:name="List Continue 3"/>
+    <w:lsdException w:uiPriority="99" w:name="List Continue 4"/>
+    <w:lsdException w:uiPriority="99" w:name="List Continue 5"/>
+    <w:lsdException w:uiPriority="99" w:name="Message Header"/>
+    <w:lsdException w:qFormat="1" w:unhideWhenUsed="0" w:uiPriority="11" w:semiHidden="0" w:name="Subtitle"/>
+    <w:lsdException w:uiPriority="99" w:name="Salutation"/>
+    <w:lsdException w:uiPriority="99" w:name="Date"/>
+    <w:lsdException w:uiPriority="99" w:name="Body Text First Indent"/>
+    <w:lsdException w:uiPriority="99" w:name="Body Text First Indent 2"/>
+    <w:lsdException w:uiPriority="99" w:name="Note Heading"/>
+    <w:lsdException w:uiPriority="99" w:name="Body Text 2"/>
+    <w:lsdException w:uiPriority="99" w:name="Body Text 3"/>
+    <w:lsdException w:uiPriority="99" w:name="Body Text Indent 2"/>
+    <w:lsdException w:uiPriority="99" w:name="Body Text Indent 3"/>
+    <w:lsdException w:uiPriority="99" w:name="Block Text"/>
+    <w:lsdException w:uiPriority="99" w:name="Hyperlink"/>
+    <w:lsdException w:uiPriority="99" w:name="FollowedHyperlink"/>
+    <w:lsdException w:qFormat="1" w:unhideWhenUsed="0" w:uiPriority="22" w:semiHidden="0" w:name="Strong"/>
+    <w:lsdException w:qFormat="1" w:unhideWhenUsed="0" w:uiPriority="20" w:semiHidden="0" w:name="Emphasis"/>
+    <w:lsdException w:uiPriority="99" w:name="Document Map"/>
+    <w:lsdException w:uiPriority="99" w:name="Plain Text"/>
+    <w:lsdException w:uiPriority="99" w:name="E-mail Signature"/>
+    <w:lsdException w:uiPriority="99" w:name="Normal (Web)"/>
+    <w:lsdException w:uiPriority="99" w:name="HTML Acronym"/>
+    <w:lsdException w:uiPriority="99" w:name="HTML Address"/>
+    <w:lsdException w:uiPriority="99" w:name="HTML Cite"/>
+    <w:lsdException w:uiPriority="99" w:name="HTML Code"/>
+    <w:lsdException w:uiPriority="99" w:name="HTML Definition"/>
+    <w:lsdException w:uiPriority="99" w:name="HTML Keyboard"/>
+    <w:lsdException w:uiPriority="99" w:name="HTML Preformatted"/>
+    <w:lsdException w:uiPriority="99" w:name="HTML Sample"/>
+    <w:lsdException w:uiPriority="99" w:name="HTML Typewriter"/>
+    <w:lsdException w:uiPriority="99" w:name="HTML Variable"/>
+    <w:lsdException w:uiPriority="99" w:name="Normal Table"/>
+    <w:lsdException w:uiPriority="99" w:name="annotation subject"/>
+    <w:lsdException w:uiPriority="99" w:name="Table Simple 1"/>
+    <w:lsdException w:uiPriority="99" w:name="Table Simple 2"/>
+    <w:lsdException w:uiPriority="99" w:name="Table Simple 3"/>
+    <w:lsdException w:uiPriority="99" w:name="Table Classic 1"/>
+    <w:lsdException w:uiPriority="99" w:name="Table Classic 2"/>
+    <w:lsdException w:uiPriority="99" w:name="Table Classic 3"/>
+    <w:lsdException w:uiPriority="99" w:name="Table Classic 4"/>
+    <w:lsdException w:uiPriority="99" w:name="Table Colorful 1"/>
+    <w:lsdException w:uiPriority="99" w:name="Table Colorful 2"/>
+    <w:lsdException w:uiPriority="99" w:name="Table Colorful 3"/>
+    <w:lsdException w:uiPriority="99" w:name="Table Columns 1"/>
+    <w:lsdException w:uiPriority="99" w:name="Table Columns 2"/>
+    <w:lsdException w:uiPriority="99" w:name="Table Columns 3"/>
+    <w:lsdException w:uiPriority="99" w:name="Table Columns 4"/>
+    <w:lsdException w:uiPriority="99" w:name="Table Columns 5"/>
+    <w:lsdException w:uiPriority="99" w:name="Table Grid 1"/>
+    <w:lsdException w:uiPriority="99" w:name="Table Grid 2"/>
+    <w:lsdException w:uiPriority="99" w:name="Table Grid 3"/>
+    <w:lsdException w:uiPriority="99" w:name="Table Grid 4"/>
+    <w:lsdException w:uiPriority="99" w:name="Table Grid 5"/>
+    <w:lsdException w:uiPriority="99" w:name="Table Grid 6"/>
+    <w:lsdException w:uiPriority="99" w:name="Table Grid 7"/>
+    <w:lsdException w:uiPriority="99" w:name="Table Grid 8"/>
+    <w:lsdException w:uiPriority="99" w:name="Table List 1"/>
+    <w:lsdException w:uiPriority="99" w:name="Table List 2"/>
+    <w:lsdException w:uiPriority="99" w:name="Table List 3"/>
+    <w:lsdException w:uiPriority="99" w:name="Table List 4"/>
+    <w:lsdException w:uiPriority="99" w:name="Table List 5"/>
+    <w:lsdException w:uiPriority="99" w:name="Table List 6"/>
+    <w:lsdException w:uiPriority="99" w:name="Table List 7"/>
+    <w:lsdException w:uiPriority="99" w:name="Table List 8"/>
+    <w:lsdException w:uiPriority="99" w:name="Table 3D effects 1"/>
+    <w:lsdException w:uiPriority="99" w:name="Table 3D effects 2"/>
+    <w:lsdException w:uiPriority="99" w:name="Table 3D effects 3"/>
+    <w:lsdException w:uiPriority="99" w:name="Table Contemporary"/>
+    <w:lsdException w:uiPriority="99" w:name="Table Elegant"/>
+    <w:lsdException w:uiPriority="99" w:name="Table Professional"/>
+    <w:lsdException w:uiPriority="99" w:name="Table Subtle 1"/>
+    <w:lsdException w:uiPriority="99" w:name="Table Subtle 2"/>
+    <w:lsdException w:uiPriority="99" w:name="Table Web 1"/>
+    <w:lsdException w:uiPriority="99" w:name="Table Web 2"/>
+    <w:lsdException w:uiPriority="99" w:name="Table Web 3"/>
+    <w:lsdException w:uiPriority="99" w:name="Balloon Text"/>
+    <w:lsdException w:unhideWhenUsed="0" w:uiPriority="39" w:semiHidden="0" w:name="Table Grid"/>
+    <w:lsdException w:uiPriority="99" w:name="Table Theme"/>
+    <w:lsdException w:unhideWhenUsed="0" w:uiPriority="60" w:semiHidden="0" w:name="Light Shading"/>
+    <w:lsdException w:unhideWhenUsed="0" w:uiPriority="61" w:semiHidden="0" w:name="Light List"/>
+    <w:lsdException w:unhideWhenUsed="0" w:uiPriority="62" w:semiHidden="0" w:name="Light Grid"/>
+    <w:lsdException w:unhideWhenUsed="0" w:uiPriority="63" w:semiHidden="0" w:name="Medium Shading 1"/>
+    <w:lsdException w:unhideWhenUsed="0" w:uiPriority="64" w:semiHidden="0" w:name="Medium Shading 2"/>
+    <w:lsdException w:unhideWhenUsed="0" w:uiPriority="65" w:semiHidden="0" w:name="Medium List 1"/>
+    <w:lsdException w:unhideWhenUsed="0" w:uiPriority="66" w:semiHidden="0" w:name="Medium List 2"/>
+    <w:lsdException w:unhideWhenUsed="0" w:uiPriority="67" w:semiHidden="0" w:name="Medium Grid 1"/>
+    <w:lsdException w:unhideWhenUsed="0" w:uiPriority="68" w:semiHidden="0" w:name="Medium Grid 2"/>
+    <w:lsdException w:unhideWhenUsed="0" w:uiPriority="69" w:semiHidden="0" w:name="Medium Grid 3"/>
+    <w:lsdException w:unhideWhenUsed="0" w:uiPriority="70" w:semiHidden="0" w:name="Dark List"/>
+    <w:lsdException w:unhideWhenUsed="0" w:uiPriority="71" w:semiHidden="0" w:name="Colorful Shading"/>
+    <w:lsdException w:unhideWhenUsed="0" w:uiPriority="72" w:semiHidden="0" w:name="Colorful List"/>
+    <w:lsdException w:unhideWhenUsed="0" w:uiPriority="73" w:semiHidden="0" w:name="Colorful Grid"/>
+    <w:lsdException w:unhideWhenUsed="0" w:uiPriority="60" w:semiHidden="0" w:name="Light Shading Accent 1"/>
+    <w:lsdException w:unhideWhenUsed="0" w:uiPriority="61" w:semiHidden="0" w:name="Light List Accent 1"/>
+    <w:lsdException w:unhideWhenUsed="0" w:uiPriority="62" w:semiHidden="0" w:name="Light Grid Accent 1"/>
+    <w:lsdException w:unhideWhenUsed="0" w:uiPriority="63" w:semiHidden="0" w:name="Medium Shading 1 Accent 1"/>
+    <w:lsdException w:unhideWhenUsed="0" w:uiPriority="64" w:semiHidden="0" w:name="Medium Shading 2 Accent 1"/>
+    <w:lsdException w:unhideWhenUsed="0" w:uiPriority="65" w:semiHidden="0" w:name="Medium List 1 Accent 1"/>
+    <w:lsdException w:qFormat="1" w:unhideWhenUsed="0" w:uiPriority="34" w:semiHidden="0" w:name="List Paragraph"/>
+    <w:lsdException w:qFormat="1" w:unhideWhenUsed="0" w:uiPriority="29" w:semiHidden="0" w:name="Quote"/>
+    <w:lsdException w:qFormat="1" w:unhideWhenUsed="0" w:uiPriority="30" w:semiHidden="0" w:name="Intense Quote"/>
+    <w:lsdException w:unhideWhenUsed="0" w:uiPriority="66" w:semiHidden="0" w:name="Medium List 2 Accent 1"/>
+    <w:lsdException w:unhideWhenUsed="0" w:uiPriority="67" w:semiHidden="0" w:name="Medium Grid 1 Accent 1"/>
+    <w:lsdException w:unhideWhenUsed="0" w:uiPriority="68" w:semiHidden="0" w:name="Medium Grid 2 Accent 1"/>
+    <w:lsdException w:unhideWhenUsed="0" w:uiPriority="69" w:semiHidden="0" w:name="Medium Grid 3 Accent 1"/>
+    <w:lsdException w:unhideWhenUsed="0" w:uiPriority="70" w:semiHidden="0" w:name="Dark List Accent 1"/>
+    <w:lsdException w:unhideWhenUsed="0" w:uiPriority="71" w:semiHidden="0" w:name="Colorful Shading Accent 1"/>
+    <w:lsdException w:unhideWhenUsed="0" w:uiPriority="72" w:semiHidden="0" w:name="Colorful List Accent 1"/>
+    <w:lsdException w:unhideWhenUsed="0" w:uiPriority="73" w:semiHidden="0" w:name="Colorful Grid Accent 1"/>
+    <w:lsdException w:unhideWhenUsed="0" w:uiPriority="60" w:semiHidden="0" w:name="Light Shading Accent 2"/>
+    <w:lsdException w:unhideWhenUsed="0" w:uiPriority="61" w:semiHidden="0" w:name="Light List Accent 2"/>
+    <w:lsdException w:unhideWhenUsed="0" w:uiPriority="62" w:semiHidden="0" w:name="Light Grid Accent 2"/>
+    <w:lsdException w:unhideWhenUsed="0" w:uiPriority="63" w:semiHidden="0" w:name="Medium Shading 1 Accent 2"/>
+    <w:lsdException w:unhideWhenUsed="0" w:uiPriority="64" w:semiHidden="0" w:name="Medium Shading 2 Accent 2"/>
+    <w:lsdException w:unhideWhenUsed="0" w:uiPriority="65" w:semiHidden="0" w:name="Medium List 1 Accent 2"/>
+    <w:lsdException w:unhideWhenUsed="0" w:uiPriority="66" w:semiHidden="0" w:name="Medium List 2 Accent 2"/>
+    <w:lsdException w:unhideWhenUsed="0" w:uiPriority="67" w:semiHidden="0" w:name="Medium Grid 1 Accent 2"/>
+    <w:lsdException w:unhideWhenUsed="0" w:uiPriority="68" w:semiHidden="0" w:name="Medium Grid 2 Accent 2"/>
+    <w:lsdException w:unhideWhenUsed="0" w:uiPriority="69" w:semiHidden="0" w:name="Medium Grid 3 Accent 2"/>
+    <w:lsdException w:unhideWhenUsed="0" w:uiPriority="70" w:semiHidden="0" w:name="Dark List Accent 2"/>
+    <w:lsdException w:unhideWhenUsed="0" w:uiPriority="71" w:semiHidden="0" w:name="Colorful Shading Accent 2"/>
+    <w:lsdException w:unhideWhenUsed="0" w:uiPriority="72" w:semiHidden="0" w:name="Colorful List Accent 2"/>
+    <w:lsdException w:unhideWhenUsed="0" w:uiPriority="73" w:semiHidden="0" w:name="Colorful Grid Accent 2"/>
+    <w:lsdException w:unhideWhenUsed="0" w:uiPriority="60" w:semiHidden="0" w:name="Light Shading Accent 3"/>
+    <w:lsdException w:unhideWhenUsed="0" w:uiPriority="61" w:semiHidden="0" w:name="Light List Accent 3"/>
+    <w:lsdException w:unhideWhenUsed="0" w:uiPriority="62" w:semiHidden="0" w:name="Light Grid Accent 3"/>
+    <w:lsdException w:unhideWhenUsed="0" w:uiPriority="63" w:semiHidden="0" w:name="Medium Shading 1 Accent 3"/>
+    <w:lsdException w:unhideWhenUsed="0" w:uiPriority="64" w:semiHidden="0" w:name="Medium Shading 2 Accent 3"/>
+    <w:lsdException w:unhideWhenUsed="0" w:uiPriority="65" w:semiHidden="0" w:name="Medium List 1 Accent 3"/>
+    <w:lsdException w:unhideWhenUsed="0" w:uiPriority="66" w:semiHidden="0" w:name="Medium List 2 Accent 3"/>
+    <w:lsdException w:unhideWhenUsed="0" w:uiPriority="67" w:semiHidden="0" w:name="Medium Grid 1 Accent 3"/>
+    <w:lsdException w:unhideWhenUsed="0" w:uiPriority="68" w:semiHidden="0" w:name="Medium Grid 2 Accent 3"/>
+    <w:lsdException w:unhideWhenUsed="0" w:uiPriority="69" w:semiHidden="0" w:name="Medium Grid 3 Accent 3"/>
+    <w:lsdException w:unhideWhenUsed="0" w:uiPriority="70" w:semiHidden="0" w:name="Dark List Accent 3"/>
+    <w:lsdException w:unhideWhenUsed="0" w:uiPriority="71" w:semiHidden="0" w:name="Colorful Shading Accent 3"/>
+    <w:lsdException w:unhideWhenUsed="0" w:uiPriority="72" w:semiHidden="0" w:name="Colorful List Accent 3"/>
+    <w:lsdException w:unhideWhenUsed="0" w:uiPriority="73" w:semiHidden="0" w:name="Colorful Grid Accent 3"/>
+    <w:lsdException w:unhideWhenUsed="0" w:uiPriority="60" w:semiHidden="0" w:name="Light Shading Accent 4"/>
+    <w:lsdException w:unhideWhenUsed="0" w:uiPriority="61" w:semiHidden="0" w:name="Light List Accent 4"/>
+    <w:lsdException w:unhideWhenUsed="0" w:uiPriority="62" w:semiHidden="0" w:name="Light Grid Accent 4"/>
+    <w:lsdException w:unhideWhenUsed="0" w:uiPriority="63" w:semiHidden="0" w:name="Medium Shading 1 Accent 4"/>
+    <w:lsdException w:unhideWhenUsed="0" w:uiPriority="64" w:semiHidden="0" w:name="Medium Shading 2 Accent 4"/>
+    <w:lsdException w:unhideWhenUsed="0" w:uiPriority="65" w:semiHidden="0" w:name="Medium List 1 Accent 4"/>
+    <w:lsdException w:unhideWhenUsed="0" w:uiPriority="66" w:semiHidden="0" w:name="Medium List 2 Accent 4"/>
+    <w:lsdException w:unhideWhenUsed="0" w:uiPriority="67" w:semiHidden="0" w:name="Medium Grid 1 Accent 4"/>
+    <w:lsdException w:unhideWhenUsed="0" w:uiPriority="68" w:semiHidden="0" w:name="Medium Grid 2 Accent 4"/>
+    <w:lsdException w:unhideWhenUsed="0" w:uiPriority="69" w:semiHidden="0" w:name="Medium Grid 3 Accent 4"/>
+    <w:lsdException w:unhideWhenUsed="0" w:uiPriority="70" w:semiHidden="0" w:name="Dark List Accent 4"/>
+    <w:lsdException w:unhideWhenUsed="0" w:uiPriority="71" w:semiHidden="0" w:name="Colorful Shading Accent 4"/>
+    <w:lsdException w:unhideWhenUsed="0" w:uiPriority="72" w:semiHidden="0" w:name="Colorful List Accent 4"/>
+    <w:lsdException w:unhideWhenUsed="0" w:uiPriority="73" w:semiHidden="0" w:name="Colorful Grid Accent 4"/>
+    <w:lsdException w:unhideWhenUsed="0" w:uiPriority="60" w:semiHidden="0" w:name="Light Shading Accent 5"/>
+    <w:lsdException w:unhideWhenUsed="0" w:uiPriority="61" w:semiHidden="0" w:name="Light List Accent 5"/>
+    <w:lsdException w:unhideWhenUsed="0" w:uiPriority="62" w:semiHidden="0" w:name="Light Grid Accent 5"/>
+    <w:lsdException w:unhideWhenUsed="0" w:uiPriority="63" w:semiHidden="0" w:name="Medium Shading 1 Accent 5"/>
+    <w:lsdException w:unhideWhenUsed="0" w:uiPriority="64" w:semiHidden="0" w:name="Medium Shading 2 Accent 5"/>
+    <w:lsdException w:unhideWhenUsed="0" w:uiPriority="65" w:semiHidden="0" w:name="Medium List 1 Accent 5"/>
+    <w:lsdException w:unhideWhenUsed="0" w:uiPriority="66" w:semiHidden="0" w:name="Medium List 2 Accent 5"/>
+    <w:lsdException w:unhideWhenUsed="0" w:uiPriority="67" w:semiHidden="0" w:name="Medium Grid 1 Accent 5"/>
+    <w:lsdException w:unhideWhenUsed="0" w:uiPriority="68" w:semiHidden="0" w:name="Medium Grid 2 Accent 5"/>
+    <w:lsdException w:unhideWhenUsed="0" w:uiPriority="69" w:semiHidden="0" w:name="Medium Grid 3 Accent 5"/>
+    <w:lsdException w:unhideWhenUsed="0" w:uiPriority="70" w:semiHidden="0" w:name="Dark List Accent 5"/>
+    <w:lsdException w:unhideWhenUsed="0" w:uiPriority="71" w:semiHidden="0" w:name="Colorful Shading Accent 5"/>
+    <w:lsdException w:unhideWhenUsed="0" w:uiPriority="72" w:semiHidden="0" w:name="Colorful List Accent 5"/>
+    <w:lsdException w:unhideWhenUsed="0" w:uiPriority="73" w:semiHidden="0" w:name="Colorful Grid Accent 5"/>
+    <w:lsdException w:unhideWhenUsed="0" w:uiPriority="60" w:semiHidden="0" w:name="Light Shading Accent 6"/>
+    <w:lsdException w:unhideWhenUsed="0" w:uiPriority="61" w:semiHidden="0" w:name="Light List Accent 6"/>
+    <w:lsdException w:unhideWhenUsed="0" w:uiPriority="62" w:semiHidden="0" w:name="Light Grid Accent 6"/>
+    <w:lsdException w:unhideWhenUsed="0" w:uiPriority="63" w:semiHidden="0" w:name="Medium Shading 1 Accent 6"/>
+    <w:lsdException w:unhideWhenUsed="0" w:uiPriority="64" w:semiHidden="0" w:name="Medium Shading 2 Accent 6"/>
+    <w:lsdException w:unhideWhenUsed="0" w:uiPriority="65" w:semiHidden="0" w:name="Medium List 1 Accent 6"/>
+    <w:lsdException w:unhideWhenUsed="0" w:uiPriority="66" w:semiHidden="0" w:name="Medium List 2 Accent 6"/>
+    <w:lsdException w:unhideWhenUsed="0" w:uiPriority="67" w:semiHidden="0" w:name="Medium Grid 1 Accent 6"/>
+    <w:lsdException w:unhideWhenUsed="0" w:uiPriority="68" w:semiHidden="0" w:name="Medium Grid 2 Accent 6"/>
+    <w:lsdException w:unhideWhenUsed="0" w:uiPriority="69" w:semiHidden="0" w:name="Medium Grid 3 Accent 6"/>
+    <w:lsdException w:unhideWhenUsed="0" w:uiPriority="70" w:semiHidden="0" w:name="Dark List Accent 6"/>
+    <w:lsdException w:unhideWhenUsed="0" w:uiPriority="71" w:semiHidden="0" w:name="Colorful Shading Accent 6"/>
+    <w:lsdException w:unhideWhenUsed="0" w:uiPriority="72" w:semiHidden="0" w:name="Colorful List Accent 6"/>
+    <w:lsdException w:unhideWhenUsed="0" w:uiPriority="73" w:semiHidden="0" w:name="Colorful Grid Accent 6"/>
   </w:latentStyles>
-  <w:style w:type="paragraph" w:default="1" w:styleId="Normal">
+  <w:style w:type="paragraph" w:default="1" w:styleId="1">
     <w:name w:val="Normal"/>
     <w:qFormat/>
+    <w:uiPriority w:val="0"/>
+    <w:pPr>
+      <w:spacing w:after="160" w:line="278" w:lineRule="auto"/>
+    </w:pPr>
+    <w:rPr>
+      <w:rFonts w:asciiTheme="minorHAnsi" w:hAnsiTheme="minorHAnsi" w:eastAsiaTheme="minorHAnsi" w:cstheme="minorBidi"/>
+      <w:kern w:val="2"/>
+      <w:sz w:val="24"/>
+      <w:szCs w:val="24"/>
+      <w:lang w:val="en-IN" w:eastAsia="en-US" w:bidi="ar-SA"/>
+      <w14:ligatures w14:val="standardContextual"/>
+    </w:rPr>
   </w:style>
-  <w:style w:type="paragraph" w:styleId="Heading1">
+  <w:style w:type="paragraph" w:styleId="2">
     <w:name w:val="heading 1"/>
-    <w:basedOn w:val="Normal"/>
-    <w:next w:val="Normal"/>
-    <w:link w:val="Heading1Char"/>
+    <w:basedOn w:val="1"/>
+    <w:next w:val="1"/>
+    <w:link w:val="18"/>
+    <w:qFormat/>
     <w:uiPriority w:val="9"/>
-    <w:qFormat/>
-    <w:rsid w:val="0065368E"/>
     <w:pPr>
       <w:keepNext/>
       <w:keepLines/>
@@ -3545,21 +3172,20 @@
       <w:outlineLvl w:val="0"/>
     </w:pPr>
     <w:rPr>
-      <w:rFonts w:asciiTheme="majorHAnsi" w:eastAsiaTheme="majorEastAsia" w:hAnsiTheme="majorHAnsi" w:cstheme="majorBidi"/>
-      <w:color w:val="2F5496" w:themeColor="accent1" w:themeShade="BF"/>
+      <w:rFonts w:asciiTheme="majorHAnsi" w:hAnsiTheme="majorHAnsi" w:eastAsiaTheme="majorEastAsia" w:cstheme="majorBidi"/>
+      <w:color w:val="2F5597" w:themeColor="accent1" w:themeShade="BF"/>
       <w:sz w:val="40"/>
       <w:szCs w:val="40"/>
     </w:rPr>
   </w:style>
-  <w:style w:type="paragraph" w:styleId="Heading2">
+  <w:style w:type="paragraph" w:styleId="3">
     <w:name w:val="heading 2"/>
-    <w:basedOn w:val="Normal"/>
-    <w:next w:val="Normal"/>
-    <w:link w:val="Heading2Char"/>
-    <w:uiPriority w:val="9"/>
+    <w:basedOn w:val="1"/>
+    <w:next w:val="1"/>
+    <w:link w:val="19"/>
     <w:unhideWhenUsed/>
     <w:qFormat/>
-    <w:rsid w:val="0065368E"/>
+    <w:uiPriority w:val="9"/>
     <w:pPr>
       <w:keepNext/>
       <w:keepLines/>
@@ -3567,22 +3193,21 @@
       <w:outlineLvl w:val="1"/>
     </w:pPr>
     <w:rPr>
-      <w:rFonts w:asciiTheme="majorHAnsi" w:eastAsiaTheme="majorEastAsia" w:hAnsiTheme="majorHAnsi" w:cstheme="majorBidi"/>
-      <w:color w:val="2F5496" w:themeColor="accent1" w:themeShade="BF"/>
+      <w:rFonts w:asciiTheme="majorHAnsi" w:hAnsiTheme="majorHAnsi" w:eastAsiaTheme="majorEastAsia" w:cstheme="majorBidi"/>
+      <w:color w:val="2F5597" w:themeColor="accent1" w:themeShade="BF"/>
       <w:sz w:val="32"/>
       <w:szCs w:val="32"/>
     </w:rPr>
   </w:style>
-  <w:style w:type="paragraph" w:styleId="Heading3">
+  <w:style w:type="paragraph" w:styleId="4">
     <w:name w:val="heading 3"/>
-    <w:basedOn w:val="Normal"/>
-    <w:next w:val="Normal"/>
-    <w:link w:val="Heading3Char"/>
-    <w:uiPriority w:val="9"/>
+    <w:basedOn w:val="1"/>
+    <w:next w:val="1"/>
+    <w:link w:val="20"/>
     <w:semiHidden/>
     <w:unhideWhenUsed/>
     <w:qFormat/>
-    <w:rsid w:val="0065368E"/>
+    <w:uiPriority w:val="9"/>
     <w:pPr>
       <w:keepNext/>
       <w:keepLines/>
@@ -3591,21 +3216,20 @@
     </w:pPr>
     <w:rPr>
       <w:rFonts w:eastAsiaTheme="majorEastAsia" w:cstheme="majorBidi"/>
-      <w:color w:val="2F5496" w:themeColor="accent1" w:themeShade="BF"/>
+      <w:color w:val="2F5597" w:themeColor="accent1" w:themeShade="BF"/>
       <w:sz w:val="28"/>
       <w:szCs w:val="28"/>
     </w:rPr>
   </w:style>
-  <w:style w:type="paragraph" w:styleId="Heading4">
+  <w:style w:type="paragraph" w:styleId="5">
     <w:name w:val="heading 4"/>
-    <w:basedOn w:val="Normal"/>
-    <w:next w:val="Normal"/>
-    <w:link w:val="Heading4Char"/>
-    <w:uiPriority w:val="9"/>
+    <w:basedOn w:val="1"/>
+    <w:next w:val="1"/>
+    <w:link w:val="21"/>
     <w:semiHidden/>
     <w:unhideWhenUsed/>
     <w:qFormat/>
-    <w:rsid w:val="0065368E"/>
+    <w:uiPriority w:val="9"/>
     <w:pPr>
       <w:keepNext/>
       <w:keepLines/>
@@ -3616,19 +3240,18 @@
       <w:rFonts w:eastAsiaTheme="majorEastAsia" w:cstheme="majorBidi"/>
       <w:i/>
       <w:iCs/>
-      <w:color w:val="2F5496" w:themeColor="accent1" w:themeShade="BF"/>
+      <w:color w:val="2F5597" w:themeColor="accent1" w:themeShade="BF"/>
     </w:rPr>
   </w:style>
-  <w:style w:type="paragraph" w:styleId="Heading5">
+  <w:style w:type="paragraph" w:styleId="6">
     <w:name w:val="heading 5"/>
-    <w:basedOn w:val="Normal"/>
-    <w:next w:val="Normal"/>
-    <w:link w:val="Heading5Char"/>
-    <w:uiPriority w:val="9"/>
+    <w:basedOn w:val="1"/>
+    <w:next w:val="1"/>
+    <w:link w:val="22"/>
     <w:semiHidden/>
     <w:unhideWhenUsed/>
     <w:qFormat/>
-    <w:rsid w:val="0065368E"/>
+    <w:uiPriority w:val="9"/>
     <w:pPr>
       <w:keepNext/>
       <w:keepLines/>
@@ -3637,19 +3260,18 @@
     </w:pPr>
     <w:rPr>
       <w:rFonts w:eastAsiaTheme="majorEastAsia" w:cstheme="majorBidi"/>
-      <w:color w:val="2F5496" w:themeColor="accent1" w:themeShade="BF"/>
+      <w:color w:val="2F5597" w:themeColor="accent1" w:themeShade="BF"/>
     </w:rPr>
   </w:style>
-  <w:style w:type="paragraph" w:styleId="Heading6">
+  <w:style w:type="paragraph" w:styleId="7">
     <w:name w:val="heading 6"/>
-    <w:basedOn w:val="Normal"/>
-    <w:next w:val="Normal"/>
-    <w:link w:val="Heading6Char"/>
-    <w:uiPriority w:val="9"/>
+    <w:basedOn w:val="1"/>
+    <w:next w:val="1"/>
+    <w:link w:val="23"/>
     <w:semiHidden/>
     <w:unhideWhenUsed/>
     <w:qFormat/>
-    <w:rsid w:val="0065368E"/>
+    <w:uiPriority w:val="9"/>
     <w:pPr>
       <w:keepNext/>
       <w:keepLines/>
@@ -3661,18 +3283,25 @@
       <w:i/>
       <w:iCs/>
       <w:color w:val="595959" w:themeColor="text1" w:themeTint="A6"/>
+      <w14:textFill>
+        <w14:solidFill>
+          <w14:schemeClr w14:val="tx1">
+            <w14:lumMod w14:val="65000"/>
+            <w14:lumOff w14:val="35000"/>
+          </w14:schemeClr>
+        </w14:solidFill>
+      </w14:textFill>
     </w:rPr>
   </w:style>
-  <w:style w:type="paragraph" w:styleId="Heading7">
+  <w:style w:type="paragraph" w:styleId="8">
     <w:name w:val="heading 7"/>
-    <w:basedOn w:val="Normal"/>
-    <w:next w:val="Normal"/>
-    <w:link w:val="Heading7Char"/>
-    <w:uiPriority w:val="9"/>
+    <w:basedOn w:val="1"/>
+    <w:next w:val="1"/>
+    <w:link w:val="24"/>
     <w:semiHidden/>
     <w:unhideWhenUsed/>
     <w:qFormat/>
-    <w:rsid w:val="0065368E"/>
+    <w:uiPriority w:val="9"/>
     <w:pPr>
       <w:keepNext/>
       <w:keepLines/>
@@ -3682,18 +3311,25 @@
     <w:rPr>
       <w:rFonts w:eastAsiaTheme="majorEastAsia" w:cstheme="majorBidi"/>
       <w:color w:val="595959" w:themeColor="text1" w:themeTint="A6"/>
+      <w14:textFill>
+        <w14:solidFill>
+          <w14:schemeClr w14:val="tx1">
+            <w14:lumMod w14:val="65000"/>
+            <w14:lumOff w14:val="35000"/>
+          </w14:schemeClr>
+        </w14:solidFill>
+      </w14:textFill>
     </w:rPr>
   </w:style>
-  <w:style w:type="paragraph" w:styleId="Heading8">
+  <w:style w:type="paragraph" w:styleId="9">
     <w:name w:val="heading 8"/>
-    <w:basedOn w:val="Normal"/>
-    <w:next w:val="Normal"/>
-    <w:link w:val="Heading8Char"/>
-    <w:uiPriority w:val="9"/>
+    <w:basedOn w:val="1"/>
+    <w:next w:val="1"/>
+    <w:link w:val="25"/>
     <w:semiHidden/>
     <w:unhideWhenUsed/>
     <w:qFormat/>
-    <w:rsid w:val="0065368E"/>
+    <w:uiPriority w:val="9"/>
     <w:pPr>
       <w:keepNext/>
       <w:keepLines/>
@@ -3704,19 +3340,26 @@
       <w:rFonts w:eastAsiaTheme="majorEastAsia" w:cstheme="majorBidi"/>
       <w:i/>
       <w:iCs/>
-      <w:color w:val="272727" w:themeColor="text1" w:themeTint="D8"/>
+      <w:color w:val="262626" w:themeColor="text1" w:themeTint="D9"/>
+      <w14:textFill>
+        <w14:solidFill>
+          <w14:schemeClr w14:val="tx1">
+            <w14:lumMod w14:val="85000"/>
+            <w14:lumOff w14:val="15000"/>
+          </w14:schemeClr>
+        </w14:solidFill>
+      </w14:textFill>
     </w:rPr>
   </w:style>
-  <w:style w:type="paragraph" w:styleId="Heading9">
+  <w:style w:type="paragraph" w:styleId="10">
     <w:name w:val="heading 9"/>
-    <w:basedOn w:val="Normal"/>
-    <w:next w:val="Normal"/>
-    <w:link w:val="Heading9Char"/>
-    <w:uiPriority w:val="9"/>
+    <w:basedOn w:val="1"/>
+    <w:next w:val="1"/>
+    <w:link w:val="26"/>
     <w:semiHidden/>
     <w:unhideWhenUsed/>
     <w:qFormat/>
-    <w:rsid w:val="0065368E"/>
+    <w:uiPriority w:val="9"/>
     <w:pPr>
       <w:keepNext/>
       <w:keepLines/>
@@ -3725,21 +3368,29 @@
     </w:pPr>
     <w:rPr>
       <w:rFonts w:eastAsiaTheme="majorEastAsia" w:cstheme="majorBidi"/>
-      <w:color w:val="272727" w:themeColor="text1" w:themeTint="D8"/>
+      <w:color w:val="262626" w:themeColor="text1" w:themeTint="D9"/>
+      <w14:textFill>
+        <w14:solidFill>
+          <w14:schemeClr w14:val="tx1">
+            <w14:lumMod w14:val="85000"/>
+            <w14:lumOff w14:val="15000"/>
+          </w14:schemeClr>
+        </w14:solidFill>
+      </w14:textFill>
     </w:rPr>
   </w:style>
-  <w:style w:type="character" w:default="1" w:styleId="DefaultParagraphFont">
+  <w:style w:type="character" w:default="1" w:styleId="11">
     <w:name w:val="Default Paragraph Font"/>
+    <w:unhideWhenUsed/>
+    <w:qFormat/>
     <w:uiPriority w:val="1"/>
-    <w:unhideWhenUsed/>
   </w:style>
-  <w:style w:type="table" w:default="1" w:styleId="TableNormal">
+  <w:style w:type="table" w:default="1" w:styleId="12">
     <w:name w:val="Normal Table"/>
-    <w:uiPriority w:val="99"/>
     <w:semiHidden/>
     <w:unhideWhenUsed/>
+    <w:uiPriority w:val="99"/>
     <w:tblPr>
-      <w:tblInd w:w="0" w:type="dxa"/>
       <w:tblCellMar>
         <w:top w:w="0" w:type="dxa"/>
         <w:left w:w="108" w:type="dxa"/>
@@ -3748,207 +3399,285 @@
       </w:tblCellMar>
     </w:tblPr>
   </w:style>
-  <w:style w:type="numbering" w:default="1" w:styleId="NoList">
-    <w:name w:val="No List"/>
+  <w:style w:type="paragraph" w:styleId="13">
+    <w:name w:val="footer"/>
+    <w:basedOn w:val="1"/>
+    <w:link w:val="37"/>
+    <w:unhideWhenUsed/>
     <w:uiPriority w:val="99"/>
-    <w:semiHidden/>
+    <w:pPr>
+      <w:tabs>
+        <w:tab w:val="center" w:pos="4513"/>
+        <w:tab w:val="right" w:pos="9026"/>
+      </w:tabs>
+      <w:spacing w:after="0" w:line="240" w:lineRule="auto"/>
+    </w:pPr>
+  </w:style>
+  <w:style w:type="paragraph" w:styleId="14">
+    <w:name w:val="header"/>
+    <w:basedOn w:val="1"/>
+    <w:link w:val="36"/>
     <w:unhideWhenUsed/>
+    <w:qFormat/>
+    <w:uiPriority w:val="99"/>
+    <w:pPr>
+      <w:tabs>
+        <w:tab w:val="center" w:pos="4513"/>
+        <w:tab w:val="right" w:pos="9026"/>
+      </w:tabs>
+      <w:spacing w:after="0" w:line="240" w:lineRule="auto"/>
+    </w:pPr>
   </w:style>
-  <w:style w:type="character" w:customStyle="1" w:styleId="Heading1Char">
-    <w:name w:val="Heading 1 Char"/>
-    <w:basedOn w:val="DefaultParagraphFont"/>
-    <w:link w:val="Heading1"/>
-    <w:uiPriority w:val="9"/>
-    <w:rsid w:val="0065368E"/>
-    <w:rPr>
-      <w:rFonts w:asciiTheme="majorHAnsi" w:eastAsiaTheme="majorEastAsia" w:hAnsiTheme="majorHAnsi" w:cstheme="majorBidi"/>
-      <w:color w:val="2F5496" w:themeColor="accent1" w:themeShade="BF"/>
-      <w:sz w:val="40"/>
-      <w:szCs w:val="40"/>
-    </w:rPr>
-  </w:style>
-  <w:style w:type="character" w:customStyle="1" w:styleId="Heading2Char">
-    <w:name w:val="Heading 2 Char"/>
-    <w:basedOn w:val="DefaultParagraphFont"/>
-    <w:link w:val="Heading2"/>
-    <w:uiPriority w:val="9"/>
-    <w:rsid w:val="0065368E"/>
-    <w:rPr>
-      <w:rFonts w:asciiTheme="majorHAnsi" w:eastAsiaTheme="majorEastAsia" w:hAnsiTheme="majorHAnsi" w:cstheme="majorBidi"/>
-      <w:color w:val="2F5496" w:themeColor="accent1" w:themeShade="BF"/>
-      <w:sz w:val="32"/>
-      <w:szCs w:val="32"/>
-    </w:rPr>
-  </w:style>
-  <w:style w:type="character" w:customStyle="1" w:styleId="Heading3Char">
-    <w:name w:val="Heading 3 Char"/>
-    <w:basedOn w:val="DefaultParagraphFont"/>
-    <w:link w:val="Heading3"/>
-    <w:uiPriority w:val="9"/>
-    <w:semiHidden/>
-    <w:rsid w:val="0065368E"/>
-    <w:rPr>
-      <w:rFonts w:eastAsiaTheme="majorEastAsia" w:cstheme="majorBidi"/>
-      <w:color w:val="2F5496" w:themeColor="accent1" w:themeShade="BF"/>
-      <w:sz w:val="28"/>
-      <w:szCs w:val="28"/>
-    </w:rPr>
-  </w:style>
-  <w:style w:type="character" w:customStyle="1" w:styleId="Heading4Char">
-    <w:name w:val="Heading 4 Char"/>
-    <w:basedOn w:val="DefaultParagraphFont"/>
-    <w:link w:val="Heading4"/>
-    <w:uiPriority w:val="9"/>
-    <w:semiHidden/>
-    <w:rsid w:val="0065368E"/>
-    <w:rPr>
-      <w:rFonts w:eastAsiaTheme="majorEastAsia" w:cstheme="majorBidi"/>
-      <w:i/>
-      <w:iCs/>
-      <w:color w:val="2F5496" w:themeColor="accent1" w:themeShade="BF"/>
-    </w:rPr>
-  </w:style>
-  <w:style w:type="character" w:customStyle="1" w:styleId="Heading5Char">
-    <w:name w:val="Heading 5 Char"/>
-    <w:basedOn w:val="DefaultParagraphFont"/>
-    <w:link w:val="Heading5"/>
-    <w:uiPriority w:val="9"/>
-    <w:semiHidden/>
-    <w:rsid w:val="0065368E"/>
-    <w:rPr>
-      <w:rFonts w:eastAsiaTheme="majorEastAsia" w:cstheme="majorBidi"/>
-      <w:color w:val="2F5496" w:themeColor="accent1" w:themeShade="BF"/>
-    </w:rPr>
-  </w:style>
-  <w:style w:type="character" w:customStyle="1" w:styleId="Heading6Char">
-    <w:name w:val="Heading 6 Char"/>
-    <w:basedOn w:val="DefaultParagraphFont"/>
-    <w:link w:val="Heading6"/>
-    <w:uiPriority w:val="9"/>
-    <w:semiHidden/>
-    <w:rsid w:val="0065368E"/>
-    <w:rPr>
-      <w:rFonts w:eastAsiaTheme="majorEastAsia" w:cstheme="majorBidi"/>
-      <w:i/>
-      <w:iCs/>
-      <w:color w:val="595959" w:themeColor="text1" w:themeTint="A6"/>
-    </w:rPr>
-  </w:style>
-  <w:style w:type="character" w:customStyle="1" w:styleId="Heading7Char">
-    <w:name w:val="Heading 7 Char"/>
-    <w:basedOn w:val="DefaultParagraphFont"/>
-    <w:link w:val="Heading7"/>
-    <w:uiPriority w:val="9"/>
-    <w:semiHidden/>
-    <w:rsid w:val="0065368E"/>
+  <w:style w:type="paragraph" w:styleId="15">
+    <w:name w:val="Subtitle"/>
+    <w:basedOn w:val="1"/>
+    <w:next w:val="1"/>
+    <w:link w:val="28"/>
+    <w:qFormat/>
+    <w:uiPriority w:val="11"/>
     <w:rPr>
       <w:rFonts w:eastAsiaTheme="majorEastAsia" w:cstheme="majorBidi"/>
       <w:color w:val="595959" w:themeColor="text1" w:themeTint="A6"/>
+      <w:spacing w:val="15"/>
+      <w:sz w:val="28"/>
+      <w:szCs w:val="28"/>
+      <w14:textFill>
+        <w14:solidFill>
+          <w14:schemeClr w14:val="tx1">
+            <w14:lumMod w14:val="65000"/>
+            <w14:lumOff w14:val="35000"/>
+          </w14:schemeClr>
+        </w14:solidFill>
+      </w14:textFill>
     </w:rPr>
   </w:style>
-  <w:style w:type="character" w:customStyle="1" w:styleId="Heading8Char">
-    <w:name w:val="Heading 8 Char"/>
-    <w:basedOn w:val="DefaultParagraphFont"/>
-    <w:link w:val="Heading8"/>
-    <w:uiPriority w:val="9"/>
-    <w:semiHidden/>
-    <w:rsid w:val="0065368E"/>
-    <w:rPr>
-      <w:rFonts w:eastAsiaTheme="majorEastAsia" w:cstheme="majorBidi"/>
-      <w:i/>
-      <w:iCs/>
-      <w:color w:val="272727" w:themeColor="text1" w:themeTint="D8"/>
-    </w:rPr>
+  <w:style w:type="table" w:styleId="16">
+    <w:name w:val="Table Grid"/>
+    <w:basedOn w:val="12"/>
+    <w:uiPriority w:val="39"/>
+    <w:pPr>
+      <w:spacing w:after="0" w:line="240" w:lineRule="auto"/>
+    </w:pPr>
+    <w:tblPr>
+      <w:tblBorders>
+        <w:top w:val="single" w:color="auto" w:sz="4" w:space="0"/>
+        <w:left w:val="single" w:color="auto" w:sz="4" w:space="0"/>
+        <w:bottom w:val="single" w:color="auto" w:sz="4" w:space="0"/>
+        <w:right w:val="single" w:color="auto" w:sz="4" w:space="0"/>
+        <w:insideH w:val="single" w:color="auto" w:sz="4" w:space="0"/>
+        <w:insideV w:val="single" w:color="auto" w:sz="4" w:space="0"/>
+      </w:tblBorders>
+    </w:tblPr>
   </w:style>
-  <w:style w:type="character" w:customStyle="1" w:styleId="Heading9Char">
-    <w:name w:val="Heading 9 Char"/>
-    <w:basedOn w:val="DefaultParagraphFont"/>
-    <w:link w:val="Heading9"/>
-    <w:uiPriority w:val="9"/>
-    <w:semiHidden/>
-    <w:rsid w:val="0065368E"/>
-    <w:rPr>
-      <w:rFonts w:eastAsiaTheme="majorEastAsia" w:cstheme="majorBidi"/>
-      <w:color w:val="272727" w:themeColor="text1" w:themeTint="D8"/>
-    </w:rPr>
-  </w:style>
-  <w:style w:type="paragraph" w:styleId="Title">
+  <w:style w:type="paragraph" w:styleId="17">
     <w:name w:val="Title"/>
-    <w:basedOn w:val="Normal"/>
-    <w:next w:val="Normal"/>
-    <w:link w:val="TitleChar"/>
+    <w:basedOn w:val="1"/>
+    <w:next w:val="1"/>
+    <w:link w:val="27"/>
+    <w:qFormat/>
     <w:uiPriority w:val="10"/>
-    <w:qFormat/>
-    <w:rsid w:val="0065368E"/>
     <w:pPr>
       <w:spacing w:after="80" w:line="240" w:lineRule="auto"/>
       <w:contextualSpacing/>
     </w:pPr>
     <w:rPr>
-      <w:rFonts w:asciiTheme="majorHAnsi" w:eastAsiaTheme="majorEastAsia" w:hAnsiTheme="majorHAnsi" w:cstheme="majorBidi"/>
+      <w:rFonts w:asciiTheme="majorHAnsi" w:hAnsiTheme="majorHAnsi" w:eastAsiaTheme="majorEastAsia" w:cstheme="majorBidi"/>
       <w:spacing w:val="-10"/>
       <w:kern w:val="28"/>
       <w:sz w:val="56"/>
       <w:szCs w:val="56"/>
     </w:rPr>
   </w:style>
-  <w:style w:type="character" w:customStyle="1" w:styleId="TitleChar">
+  <w:style w:type="character" w:customStyle="1" w:styleId="18">
+    <w:name w:val="Heading 1 Char"/>
+    <w:basedOn w:val="11"/>
+    <w:link w:val="2"/>
+    <w:qFormat/>
+    <w:uiPriority w:val="9"/>
+    <w:rPr>
+      <w:rFonts w:asciiTheme="majorHAnsi" w:hAnsiTheme="majorHAnsi" w:eastAsiaTheme="majorEastAsia" w:cstheme="majorBidi"/>
+      <w:color w:val="2F5597" w:themeColor="accent1" w:themeShade="BF"/>
+      <w:sz w:val="40"/>
+      <w:szCs w:val="40"/>
+    </w:rPr>
+  </w:style>
+  <w:style w:type="character" w:customStyle="1" w:styleId="19">
+    <w:name w:val="Heading 2 Char"/>
+    <w:basedOn w:val="11"/>
+    <w:link w:val="3"/>
+    <w:uiPriority w:val="9"/>
+    <w:rPr>
+      <w:rFonts w:asciiTheme="majorHAnsi" w:hAnsiTheme="majorHAnsi" w:eastAsiaTheme="majorEastAsia" w:cstheme="majorBidi"/>
+      <w:color w:val="2F5597" w:themeColor="accent1" w:themeShade="BF"/>
+      <w:sz w:val="32"/>
+      <w:szCs w:val="32"/>
+    </w:rPr>
+  </w:style>
+  <w:style w:type="character" w:customStyle="1" w:styleId="20">
+    <w:name w:val="Heading 3 Char"/>
+    <w:basedOn w:val="11"/>
+    <w:link w:val="4"/>
+    <w:semiHidden/>
+    <w:qFormat/>
+    <w:uiPriority w:val="9"/>
+    <w:rPr>
+      <w:rFonts w:eastAsiaTheme="majorEastAsia" w:cstheme="majorBidi"/>
+      <w:color w:val="2F5597" w:themeColor="accent1" w:themeShade="BF"/>
+      <w:sz w:val="28"/>
+      <w:szCs w:val="28"/>
+    </w:rPr>
+  </w:style>
+  <w:style w:type="character" w:customStyle="1" w:styleId="21">
+    <w:name w:val="Heading 4 Char"/>
+    <w:basedOn w:val="11"/>
+    <w:link w:val="5"/>
+    <w:semiHidden/>
+    <w:qFormat/>
+    <w:uiPriority w:val="9"/>
+    <w:rPr>
+      <w:rFonts w:eastAsiaTheme="majorEastAsia" w:cstheme="majorBidi"/>
+      <w:i/>
+      <w:iCs/>
+      <w:color w:val="2F5597" w:themeColor="accent1" w:themeShade="BF"/>
+    </w:rPr>
+  </w:style>
+  <w:style w:type="character" w:customStyle="1" w:styleId="22">
+    <w:name w:val="Heading 5 Char"/>
+    <w:basedOn w:val="11"/>
+    <w:link w:val="6"/>
+    <w:semiHidden/>
+    <w:uiPriority w:val="9"/>
+    <w:rPr>
+      <w:rFonts w:eastAsiaTheme="majorEastAsia" w:cstheme="majorBidi"/>
+      <w:color w:val="2F5597" w:themeColor="accent1" w:themeShade="BF"/>
+    </w:rPr>
+  </w:style>
+  <w:style w:type="character" w:customStyle="1" w:styleId="23">
+    <w:name w:val="Heading 6 Char"/>
+    <w:basedOn w:val="11"/>
+    <w:link w:val="7"/>
+    <w:semiHidden/>
+    <w:qFormat/>
+    <w:uiPriority w:val="9"/>
+    <w:rPr>
+      <w:rFonts w:eastAsiaTheme="majorEastAsia" w:cstheme="majorBidi"/>
+      <w:i/>
+      <w:iCs/>
+      <w:color w:val="595959" w:themeColor="text1" w:themeTint="A6"/>
+      <w14:textFill>
+        <w14:solidFill>
+          <w14:schemeClr w14:val="tx1">
+            <w14:lumMod w14:val="65000"/>
+            <w14:lumOff w14:val="35000"/>
+          </w14:schemeClr>
+        </w14:solidFill>
+      </w14:textFill>
+    </w:rPr>
+  </w:style>
+  <w:style w:type="character" w:customStyle="1" w:styleId="24">
+    <w:name w:val="Heading 7 Char"/>
+    <w:basedOn w:val="11"/>
+    <w:link w:val="8"/>
+    <w:semiHidden/>
+    <w:qFormat/>
+    <w:uiPriority w:val="9"/>
+    <w:rPr>
+      <w:rFonts w:eastAsiaTheme="majorEastAsia" w:cstheme="majorBidi"/>
+      <w:color w:val="595959" w:themeColor="text1" w:themeTint="A6"/>
+      <w14:textFill>
+        <w14:solidFill>
+          <w14:schemeClr w14:val="tx1">
+            <w14:lumMod w14:val="65000"/>
+            <w14:lumOff w14:val="35000"/>
+          </w14:schemeClr>
+        </w14:solidFill>
+      </w14:textFill>
+    </w:rPr>
+  </w:style>
+  <w:style w:type="character" w:customStyle="1" w:styleId="25">
+    <w:name w:val="Heading 8 Char"/>
+    <w:basedOn w:val="11"/>
+    <w:link w:val="9"/>
+    <w:semiHidden/>
+    <w:qFormat/>
+    <w:uiPriority w:val="9"/>
+    <w:rPr>
+      <w:rFonts w:eastAsiaTheme="majorEastAsia" w:cstheme="majorBidi"/>
+      <w:i/>
+      <w:iCs/>
+      <w:color w:val="262626" w:themeColor="text1" w:themeTint="D9"/>
+      <w14:textFill>
+        <w14:solidFill>
+          <w14:schemeClr w14:val="tx1">
+            <w14:lumMod w14:val="85000"/>
+            <w14:lumOff w14:val="15000"/>
+          </w14:schemeClr>
+        </w14:solidFill>
+      </w14:textFill>
+    </w:rPr>
+  </w:style>
+  <w:style w:type="character" w:customStyle="1" w:styleId="26">
+    <w:name w:val="Heading 9 Char"/>
+    <w:basedOn w:val="11"/>
+    <w:link w:val="10"/>
+    <w:semiHidden/>
+    <w:qFormat/>
+    <w:uiPriority w:val="9"/>
+    <w:rPr>
+      <w:rFonts w:eastAsiaTheme="majorEastAsia" w:cstheme="majorBidi"/>
+      <w:color w:val="262626" w:themeColor="text1" w:themeTint="D9"/>
+      <w14:textFill>
+        <w14:solidFill>
+          <w14:schemeClr w14:val="tx1">
+            <w14:lumMod w14:val="85000"/>
+            <w14:lumOff w14:val="15000"/>
+          </w14:schemeClr>
+        </w14:solidFill>
+      </w14:textFill>
+    </w:rPr>
+  </w:style>
+  <w:style w:type="character" w:customStyle="1" w:styleId="27">
     <w:name w:val="Title Char"/>
-    <w:basedOn w:val="DefaultParagraphFont"/>
-    <w:link w:val="Title"/>
+    <w:basedOn w:val="11"/>
+    <w:link w:val="17"/>
     <w:uiPriority w:val="10"/>
-    <w:rsid w:val="0065368E"/>
     <w:rPr>
-      <w:rFonts w:asciiTheme="majorHAnsi" w:eastAsiaTheme="majorEastAsia" w:hAnsiTheme="majorHAnsi" w:cstheme="majorBidi"/>
+      <w:rFonts w:asciiTheme="majorHAnsi" w:hAnsiTheme="majorHAnsi" w:eastAsiaTheme="majorEastAsia" w:cstheme="majorBidi"/>
       <w:spacing w:val="-10"/>
       <w:kern w:val="28"/>
       <w:sz w:val="56"/>
       <w:szCs w:val="56"/>
     </w:rPr>
   </w:style>
-  <w:style w:type="paragraph" w:styleId="Subtitle">
-    <w:name w:val="Subtitle"/>
-    <w:basedOn w:val="Normal"/>
-    <w:next w:val="Normal"/>
-    <w:link w:val="SubtitleChar"/>
+  <w:style w:type="character" w:customStyle="1" w:styleId="28">
+    <w:name w:val="Subtitle Char"/>
+    <w:basedOn w:val="11"/>
+    <w:link w:val="15"/>
+    <w:qFormat/>
     <w:uiPriority w:val="11"/>
-    <w:qFormat/>
-    <w:rsid w:val="0065368E"/>
-    <w:pPr>
-      <w:numPr>
-        <w:ilvl w:val="1"/>
-      </w:numPr>
-    </w:pPr>
     <w:rPr>
       <w:rFonts w:eastAsiaTheme="majorEastAsia" w:cstheme="majorBidi"/>
       <w:color w:val="595959" w:themeColor="text1" w:themeTint="A6"/>
       <w:spacing w:val="15"/>
       <w:sz w:val="28"/>
       <w:szCs w:val="28"/>
+      <w14:textFill>
+        <w14:solidFill>
+          <w14:schemeClr w14:val="tx1">
+            <w14:lumMod w14:val="65000"/>
+            <w14:lumOff w14:val="35000"/>
+          </w14:schemeClr>
+        </w14:solidFill>
+      </w14:textFill>
     </w:rPr>
   </w:style>
-  <w:style w:type="character" w:customStyle="1" w:styleId="SubtitleChar">
-    <w:name w:val="Subtitle Char"/>
-    <w:basedOn w:val="DefaultParagraphFont"/>
-    <w:link w:val="Subtitle"/>
-    <w:uiPriority w:val="11"/>
-    <w:rsid w:val="0065368E"/>
-    <w:rPr>
-      <w:rFonts w:eastAsiaTheme="majorEastAsia" w:cstheme="majorBidi"/>
-      <w:color w:val="595959" w:themeColor="text1" w:themeTint="A6"/>
-      <w:spacing w:val="15"/>
-      <w:sz w:val="28"/>
-      <w:szCs w:val="28"/>
-    </w:rPr>
-  </w:style>
-  <w:style w:type="paragraph" w:styleId="Quote">
+  <w:style w:type="paragraph" w:styleId="29">
     <w:name w:val="Quote"/>
-    <w:basedOn w:val="Normal"/>
-    <w:next w:val="Normal"/>
-    <w:link w:val="QuoteChar"/>
+    <w:basedOn w:val="1"/>
+    <w:next w:val="1"/>
+    <w:link w:val="30"/>
+    <w:qFormat/>
     <w:uiPriority w:val="29"/>
-    <w:qFormat/>
-    <w:rsid w:val="0065368E"/>
     <w:pPr>
       <w:spacing w:before="160"/>
       <w:jc w:val="center"/>
@@ -3957,55 +3686,67 @@
       <w:i/>
       <w:iCs/>
       <w:color w:val="404040" w:themeColor="text1" w:themeTint="BF"/>
+      <w14:textFill>
+        <w14:solidFill>
+          <w14:schemeClr w14:val="tx1">
+            <w14:lumMod w14:val="75000"/>
+            <w14:lumOff w14:val="25000"/>
+          </w14:schemeClr>
+        </w14:solidFill>
+      </w14:textFill>
     </w:rPr>
   </w:style>
-  <w:style w:type="character" w:customStyle="1" w:styleId="QuoteChar">
+  <w:style w:type="character" w:customStyle="1" w:styleId="30">
     <w:name w:val="Quote Char"/>
-    <w:basedOn w:val="DefaultParagraphFont"/>
-    <w:link w:val="Quote"/>
+    <w:basedOn w:val="11"/>
+    <w:link w:val="29"/>
     <w:uiPriority w:val="29"/>
-    <w:rsid w:val="0065368E"/>
     <w:rPr>
       <w:i/>
       <w:iCs/>
       <w:color w:val="404040" w:themeColor="text1" w:themeTint="BF"/>
+      <w14:textFill>
+        <w14:solidFill>
+          <w14:schemeClr w14:val="tx1">
+            <w14:lumMod w14:val="75000"/>
+            <w14:lumOff w14:val="25000"/>
+          </w14:schemeClr>
+        </w14:solidFill>
+      </w14:textFill>
     </w:rPr>
   </w:style>
-  <w:style w:type="paragraph" w:styleId="ListParagraph">
+  <w:style w:type="paragraph" w:styleId="31">
     <w:name w:val="List Paragraph"/>
-    <w:basedOn w:val="Normal"/>
+    <w:basedOn w:val="1"/>
+    <w:qFormat/>
     <w:uiPriority w:val="34"/>
-    <w:qFormat/>
-    <w:rsid w:val="0065368E"/>
     <w:pPr>
       <w:ind w:left="720"/>
       <w:contextualSpacing/>
     </w:pPr>
   </w:style>
-  <w:style w:type="character" w:styleId="IntenseEmphasis">
+  <w:style w:type="character" w:customStyle="1" w:styleId="32">
     <w:name w:val="Intense Emphasis"/>
-    <w:basedOn w:val="DefaultParagraphFont"/>
+    <w:basedOn w:val="11"/>
+    <w:qFormat/>
     <w:uiPriority w:val="21"/>
-    <w:qFormat/>
-    <w:rsid w:val="0065368E"/>
     <w:rPr>
       <w:i/>
       <w:iCs/>
-      <w:color w:val="2F5496" w:themeColor="accent1" w:themeShade="BF"/>
+      <w:color w:val="2F5597" w:themeColor="accent1" w:themeShade="BF"/>
     </w:rPr>
   </w:style>
-  <w:style w:type="paragraph" w:styleId="IntenseQuote">
+  <w:style w:type="paragraph" w:styleId="33">
     <w:name w:val="Intense Quote"/>
-    <w:basedOn w:val="Normal"/>
-    <w:next w:val="Normal"/>
-    <w:link w:val="IntenseQuoteChar"/>
+    <w:basedOn w:val="1"/>
+    <w:next w:val="1"/>
+    <w:link w:val="34"/>
+    <w:qFormat/>
     <w:uiPriority w:val="30"/>
-    <w:qFormat/>
-    <w:rsid w:val="0065368E"/>
     <w:pPr>
       <w:pBdr>
-        <w:top w:val="single" w:sz="4" w:space="10" w:color="2F5496" w:themeColor="accent1" w:themeShade="BF"/>
-        <w:bottom w:val="single" w:sz="4" w:space="10" w:color="2F5496" w:themeColor="accent1" w:themeShade="BF"/>
+        <w:top w:val="single" w:color="2F5496" w:themeColor="accent1" w:themeShade="BF" w:sz="4" w:space="10"/>
+        <w:bottom w:val="single" w:color="2F5496" w:themeColor="accent1" w:themeShade="BF" w:sz="4" w:space="10"/>
       </w:pBdr>
       <w:spacing w:before="360" w:after="360"/>
       <w:ind w:left="864" w:right="864"/>
@@ -4014,97 +3755,45 @@
     <w:rPr>
       <w:i/>
       <w:iCs/>
-      <w:color w:val="2F5496" w:themeColor="accent1" w:themeShade="BF"/>
+      <w:color w:val="2F5597" w:themeColor="accent1" w:themeShade="BF"/>
     </w:rPr>
   </w:style>
-  <w:style w:type="character" w:customStyle="1" w:styleId="IntenseQuoteChar">
+  <w:style w:type="character" w:customStyle="1" w:styleId="34">
     <w:name w:val="Intense Quote Char"/>
-    <w:basedOn w:val="DefaultParagraphFont"/>
-    <w:link w:val="IntenseQuote"/>
+    <w:basedOn w:val="11"/>
+    <w:link w:val="33"/>
     <w:uiPriority w:val="30"/>
-    <w:rsid w:val="0065368E"/>
     <w:rPr>
       <w:i/>
       <w:iCs/>
-      <w:color w:val="2F5496" w:themeColor="accent1" w:themeShade="BF"/>
+      <w:color w:val="2F5597" w:themeColor="accent1" w:themeShade="BF"/>
     </w:rPr>
   </w:style>
-  <w:style w:type="character" w:styleId="IntenseReference">
+  <w:style w:type="character" w:customStyle="1" w:styleId="35">
     <w:name w:val="Intense Reference"/>
-    <w:basedOn w:val="DefaultParagraphFont"/>
+    <w:basedOn w:val="11"/>
+    <w:qFormat/>
     <w:uiPriority w:val="32"/>
-    <w:qFormat/>
-    <w:rsid w:val="0065368E"/>
     <w:rPr>
       <w:b/>
       <w:bCs/>
       <w:smallCaps/>
-      <w:color w:val="2F5496" w:themeColor="accent1" w:themeShade="BF"/>
+      <w:color w:val="2F5597" w:themeColor="accent1" w:themeShade="BF"/>
       <w:spacing w:val="5"/>
     </w:rPr>
   </w:style>
-  <w:style w:type="table" w:styleId="TableGrid">
-    <w:name w:val="Table Grid"/>
-    <w:basedOn w:val="TableNormal"/>
-    <w:uiPriority w:val="39"/>
-    <w:rsid w:val="002641E4"/>
-    <w:pPr>
-      <w:spacing w:after="0" w:line="240" w:lineRule="auto"/>
-    </w:pPr>
-    <w:tblPr>
-      <w:tblBorders>
-        <w:top w:val="single" w:sz="4" w:space="0" w:color="auto"/>
-        <w:left w:val="single" w:sz="4" w:space="0" w:color="auto"/>
-        <w:bottom w:val="single" w:sz="4" w:space="0" w:color="auto"/>
-        <w:right w:val="single" w:sz="4" w:space="0" w:color="auto"/>
-        <w:insideH w:val="single" w:sz="4" w:space="0" w:color="auto"/>
-        <w:insideV w:val="single" w:sz="4" w:space="0" w:color="auto"/>
-      </w:tblBorders>
-    </w:tblPr>
+  <w:style w:type="character" w:customStyle="1" w:styleId="36">
+    <w:name w:val="Header Char"/>
+    <w:basedOn w:val="11"/>
+    <w:link w:val="14"/>
+    <w:qFormat/>
+    <w:uiPriority w:val="99"/>
   </w:style>
-  <w:style w:type="paragraph" w:styleId="Header">
-    <w:name w:val="header"/>
-    <w:basedOn w:val="Normal"/>
-    <w:link w:val="HeaderChar"/>
+  <w:style w:type="character" w:customStyle="1" w:styleId="37">
+    <w:name w:val="Footer Char"/>
+    <w:basedOn w:val="11"/>
+    <w:link w:val="13"/>
     <w:uiPriority w:val="99"/>
-    <w:unhideWhenUsed/>
-    <w:rsid w:val="00916540"/>
-    <w:pPr>
-      <w:tabs>
-        <w:tab w:val="center" w:pos="4513"/>
-        <w:tab w:val="right" w:pos="9026"/>
-      </w:tabs>
-      <w:spacing w:after="0" w:line="240" w:lineRule="auto"/>
-    </w:pPr>
-  </w:style>
-  <w:style w:type="character" w:customStyle="1" w:styleId="HeaderChar">
-    <w:name w:val="Header Char"/>
-    <w:basedOn w:val="DefaultParagraphFont"/>
-    <w:link w:val="Header"/>
-    <w:uiPriority w:val="99"/>
-    <w:rsid w:val="00916540"/>
-  </w:style>
-  <w:style w:type="paragraph" w:styleId="Footer">
-    <w:name w:val="footer"/>
-    <w:basedOn w:val="Normal"/>
-    <w:link w:val="FooterChar"/>
-    <w:uiPriority w:val="99"/>
-    <w:unhideWhenUsed/>
-    <w:rsid w:val="00916540"/>
-    <w:pPr>
-      <w:tabs>
-        <w:tab w:val="center" w:pos="4513"/>
-        <w:tab w:val="right" w:pos="9026"/>
-      </w:tabs>
-      <w:spacing w:after="0" w:line="240" w:lineRule="auto"/>
-    </w:pPr>
-  </w:style>
-  <w:style w:type="character" w:customStyle="1" w:styleId="FooterChar">
-    <w:name w:val="Footer Char"/>
-    <w:basedOn w:val="DefaultParagraphFont"/>
-    <w:link w:val="Footer"/>
-    <w:uiPriority w:val="99"/>
-    <w:rsid w:val="00916540"/>
   </w:style>
 </w:styles>
 </file>
@@ -4152,7 +3841,7 @@
     </a:clrScheme>
     <a:fontScheme name="Office">
       <a:majorFont>
-        <a:latin typeface="Calibri Light" panose="020F0302020204030204"/>
+        <a:latin typeface="Calibri Light"/>
         <a:ea typeface=""/>
         <a:cs typeface=""/>
         <a:font script="Jpan" typeface="游ゴシック Light"/>
@@ -4185,26 +3874,9 @@
         <a:font script="Viet" typeface="Times New Roman"/>
         <a:font script="Uigh" typeface="Microsoft Uighur"/>
         <a:font script="Geor" typeface="Sylfaen"/>
-        <a:font script="Armn" typeface="Arial"/>
-        <a:font script="Bugi" typeface="Leelawadee UI"/>
-        <a:font script="Bopo" typeface="Microsoft JhengHei"/>
-        <a:font script="Java" typeface="Javanese Text"/>
-        <a:font script="Lisu" typeface="Segoe UI"/>
-        <a:font script="Mymr" typeface="Myanmar Text"/>
-        <a:font script="Nkoo" typeface="Ebrima"/>
-        <a:font script="Olck" typeface="Nirmala UI"/>
-        <a:font script="Osma" typeface="Ebrima"/>
-        <a:font script="Phag" typeface="Phagspa"/>
-        <a:font script="Syrn" typeface="Estrangelo Edessa"/>
-        <a:font script="Syrj" typeface="Estrangelo Edessa"/>
-        <a:font script="Syre" typeface="Estrangelo Edessa"/>
-        <a:font script="Sora" typeface="Nirmala UI"/>
-        <a:font script="Tale" typeface="Microsoft Tai Le"/>
-        <a:font script="Talu" typeface="Microsoft New Tai Lue"/>
-        <a:font script="Tfng" typeface="Ebrima"/>
       </a:majorFont>
       <a:minorFont>
-        <a:latin typeface="Calibri" panose="020F0502020204030204"/>
+        <a:latin typeface="Calibri"/>
         <a:ea typeface=""/>
         <a:cs typeface=""/>
         <a:font script="Jpan" typeface="游明朝"/>
@@ -4237,23 +3909,6 @@
         <a:font script="Viet" typeface="Arial"/>
         <a:font script="Uigh" typeface="Microsoft Uighur"/>
         <a:font script="Geor" typeface="Sylfaen"/>
-        <a:font script="Armn" typeface="Arial"/>
-        <a:font script="Bugi" typeface="Leelawadee UI"/>
-        <a:font script="Bopo" typeface="Microsoft JhengHei"/>
-        <a:font script="Java" typeface="Javanese Text"/>
-        <a:font script="Lisu" typeface="Segoe UI"/>
-        <a:font script="Mymr" typeface="Myanmar Text"/>
-        <a:font script="Nkoo" typeface="Ebrima"/>
-        <a:font script="Olck" typeface="Nirmala UI"/>
-        <a:font script="Osma" typeface="Ebrima"/>
-        <a:font script="Phag" typeface="Phagspa"/>
-        <a:font script="Syrn" typeface="Estrangelo Edessa"/>
-        <a:font script="Syrj" typeface="Estrangelo Edessa"/>
-        <a:font script="Syre" typeface="Estrangelo Edessa"/>
-        <a:font script="Sora" typeface="Nirmala UI"/>
-        <a:font script="Tale" typeface="Microsoft Tai Le"/>
-        <a:font script="Talu" typeface="Microsoft New Tai Lue"/>
-        <a:font script="Tfng" typeface="Ebrima"/>
       </a:minorFont>
     </a:fontScheme>
     <a:fmtScheme name="Office">
@@ -4395,12 +4050,6 @@
     </a:fmtScheme>
   </a:themeElements>
   <a:objectDefaults/>
-  <a:extraClrSchemeLst/>
-  <a:extLst>
-    <a:ext uri="{05A4C25C-085E-4340-85A3-A5531E510DB2}">
-      <thm15:themeFamily xmlns:thm15="http://schemas.microsoft.com/office/thememl/2012/main" name="Office Theme" id="{62F939B6-93AF-4DB8-9C6B-D6C7DFDC589F}" vid="{4A3C46E8-61CC-4603-A589-7422A47A8E4A}"/>
-    </a:ext>
-  </a:extLst>
 </a:theme>
 </file>
 
@@ -4410,8 +4059,6 @@
 
 <file path=customXml/itemProps1.xml><?xml version="1.0" encoding="utf-8"?>
 <ds:datastoreItem xmlns:ds="http://schemas.openxmlformats.org/officeDocument/2006/customXml" ds:itemID="{DF511074-82AC-4C75-A681-F88EC5A61BF1}">
-  <ds:schemaRefs>
-    <ds:schemaRef ds:uri="http://schemas.openxmlformats.org/officeDocument/2006/bibliography"/>
-  </ds:schemaRefs>
+  <ds:schemaRefs/>
 </ds:datastoreItem>
 </file>